--- a/media/F2111/output_dir/测试项及方法.docx
+++ b/media/F2111/output_dir/测试项及方法.docx
@@ -1,6 +1,6 @@
 
 <file path=word/document.xml><?xml version="1.0" encoding="utf-8"?>
-<w:document xmlns:wpc="http://schemas.microsoft.com/office/word/2010/wordprocessingCanvas" xmlns:cx="http://schemas.microsoft.com/office/drawing/2014/chartex" xmlns:cx1="http://schemas.microsoft.com/office/drawing/2015/9/8/chartex" xmlns:cx2="http://schemas.microsoft.com/office/drawing/2015/10/21/chartex" xmlns:cx3="http://schemas.microsoft.com/office/drawing/2016/5/9/chartex" xmlns:cx4="http://schemas.microsoft.com/office/drawing/2016/5/10/chartex" xmlns:cx5="http://schemas.microsoft.com/office/drawing/2016/5/11/chartex" xmlns:cx6="http://schemas.microsoft.com/office/drawing/2016/5/12/chartex" xmlns:cx7="http://schemas.microsoft.com/office/drawing/2016/5/13/chartex" xmlns:cx8="http://schemas.microsoft.com/office/drawing/2016/5/14/chartex" xmlns:mc="http://schemas.openxmlformats.org/markup-compatibility/2006" xmlns:aink="http://schemas.microsoft.com/office/drawing/2016/ink" xmlns:am3d="http://schemas.microsoft.com/office/drawing/2017/model3d" xmlns:o="urn:schemas-microsoft-com:office:office" xmlns:oel="http://schemas.microsoft.com/office/2019/extlst" xmlns:r="http://schemas.openxmlformats.org/officeDocument/2006/relationships" xmlns:m="http://schemas.openxmlformats.org/officeDocument/2006/math" xmlns:v="urn:schemas-microsoft-com:vml" xmlns:wp14="http://schemas.microsoft.com/office/word/2010/wordprocessingDrawing" xmlns:wp="http://schemas.openxmlformats.org/drawingml/2006/wordprocessingDrawing" xmlns:w10="urn:schemas-microsoft-com:office:word" xmlns:w="http://schemas.openxmlformats.org/wordprocessingml/2006/main" xmlns:w14="http://schemas.microsoft.com/office/word/2010/wordml" xmlns:w15="http://schemas.microsoft.com/office/word/2012/wordml" xmlns:w16cex="http://schemas.microsoft.com/office/word/2018/wordml/cex" xmlns:w16cid="http://schemas.microsoft.com/office/word/2016/wordml/cid" xmlns:w16="http://schemas.microsoft.com/office/word/2018/wordml" xmlns:w16du="http://schemas.microsoft.com/office/word/2023/wordml/word16du" xmlns:w16sdtdh="http://schemas.microsoft.com/office/word/2020/wordml/sdtdatahash" xmlns:w16se="http://schemas.microsoft.com/office/word/2015/wordml/symex" xmlns:wpg="http://schemas.microsoft.com/office/word/2010/wordprocessingGroup" xmlns:wpi="http://schemas.microsoft.com/office/word/2010/wordprocessingInk" xmlns:wne="http://schemas.microsoft.com/office/word/2006/wordml" xmlns:wps="http://schemas.microsoft.com/office/word/2010/wordprocessingShape" mc:Ignorable="w14 w15 w16se w16cid w16 w16cex w16sdtdh w16du wp14">
+<w:document xmlns:wpc="http://schemas.microsoft.com/office/word/2010/wordprocessingCanvas" xmlns:cx="http://schemas.microsoft.com/office/drawing/2014/chartex" xmlns:cx1="http://schemas.microsoft.com/office/drawing/2015/9/8/chartex" xmlns:cx2="http://schemas.microsoft.com/office/drawing/2015/10/21/chartex" xmlns:cx3="http://schemas.microsoft.com/office/drawing/2016/5/9/chartex" xmlns:cx4="http://schemas.microsoft.com/office/drawing/2016/5/10/chartex" xmlns:cx5="http://schemas.microsoft.com/office/drawing/2016/5/11/chartex" xmlns:cx6="http://schemas.microsoft.com/office/drawing/2016/5/12/chartex" xmlns:cx7="http://schemas.microsoft.com/office/drawing/2016/5/13/chartex" xmlns:cx8="http://schemas.microsoft.com/office/drawing/2016/5/14/chartex" xmlns:mc="http://schemas.openxmlformats.org/markup-compatibility/2006" xmlns:aink="http://schemas.microsoft.com/office/drawing/2016/ink" xmlns:am3d="http://schemas.microsoft.com/office/drawing/2017/model3d" xmlns:o="urn:schemas-microsoft-com:office:office" xmlns:oel="http://schemas.microsoft.com/office/2019/extlst" xmlns:r="http://schemas.openxmlformats.org/officeDocument/2006/relationships" xmlns:m="http://schemas.openxmlformats.org/officeDocument/2006/math" xmlns:v="urn:schemas-microsoft-com:vml" xmlns:wp14="http://schemas.microsoft.com/office/word/2010/wordprocessingDrawing" xmlns:wp="http://schemas.openxmlformats.org/drawingml/2006/wordprocessingDrawing" xmlns:w10="urn:schemas-microsoft-com:office:word" xmlns:w="http://schemas.openxmlformats.org/wordprocessingml/2006/main" xmlns:w14="http://schemas.microsoft.com/office/word/2010/wordml" xmlns:w15="http://schemas.microsoft.com/office/word/2012/wordml" xmlns:w16cex="http://schemas.microsoft.com/office/word/2018/wordml/cex" xmlns:w16cid="http://schemas.microsoft.com/office/word/2016/wordml/cid" xmlns:w16="http://schemas.microsoft.com/office/word/2018/wordml" xmlns:w16du="http://schemas.microsoft.com/office/word/2023/wordml/word16du" xmlns:w16sdtdh="http://schemas.microsoft.com/office/word/2020/wordml/sdtdatahash" xmlns:w16sdtfl="http://schemas.microsoft.com/office/word/2024/wordml/sdtformatlock" xmlns:w16se="http://schemas.microsoft.com/office/word/2015/wordml/symex" xmlns:wpg="http://schemas.microsoft.com/office/word/2010/wordprocessingGroup" xmlns:wpi="http://schemas.microsoft.com/office/word/2010/wordprocessingInk" xmlns:wne="http://schemas.microsoft.com/office/word/2006/wordml" xmlns:wps="http://schemas.microsoft.com/office/word/2010/wordprocessingShape" mc:Ignorable="w14 w15 w16se w16cid w16 w16cex w16sdtdh w16sdtfl w16du wp14">
   <w:body>
     <w:p>
       <w:pPr>
@@ -194,7 +194,7 @@
               <w:spacing w:before="100" w:beforeAutospacing="1" w:after="100" w:afterAutospacing="1"/>
               <w:jc w:val="center"/>
               <w:rPr>
-                <w:rFonts w:ascii="黑体" w:eastAsia="黑体" w:hAnsi="黑体"/>
+                <w:rFonts w:ascii="黑体" w:eastAsia="黑体" w:hAnsi="黑体" w:hint="eastAsia"/>
                 <w:snapToGrid w:val="0"/>
                 <w:spacing w:val="2"/>
                 <w:szCs w:val="21"/>
@@ -241,7 +241,7 @@
             <w:pPr>
               <w:jc w:val="center"/>
               <w:rPr>
-                <w:rFonts w:ascii="黑体" w:eastAsia="黑体" w:hAnsi="黑体"/>
+                <w:rFonts w:ascii="黑体" w:eastAsia="黑体" w:hAnsi="黑体" w:hint="eastAsia"/>
                 <w:snapToGrid w:val="0"/>
                 <w:szCs w:val="21"/>
               </w:rPr>
@@ -286,7 +286,7 @@
             <w:pPr>
               <w:jc w:val="center"/>
               <w:rPr>
-                <w:rFonts w:ascii="黑体" w:eastAsia="黑体" w:hAnsi="黑体"/>
+                <w:rFonts w:ascii="黑体" w:eastAsia="黑体" w:hAnsi="黑体" w:hint="eastAsia"/>
                 <w:snapToGrid w:val="0"/>
                 <w:szCs w:val="21"/>
               </w:rPr>
@@ -334,7 +334,7 @@
               <w:spacing w:before="100" w:beforeAutospacing="1" w:after="100" w:afterAutospacing="1"/>
               <w:jc w:val="center"/>
               <w:rPr>
-                <w:rFonts w:ascii="黑体" w:eastAsia="黑体" w:hAnsi="黑体"/>
+                <w:rFonts w:ascii="黑体" w:eastAsia="黑体" w:hAnsi="黑体" w:hint="eastAsia"/>
                 <w:snapToGrid w:val="0"/>
                 <w:spacing w:val="2"/>
                 <w:szCs w:val="21"/>
@@ -386,7 +386,7 @@
               <w:spacing w:before="100" w:beforeAutospacing="1" w:after="100" w:afterAutospacing="1"/>
               <w:jc w:val="center"/>
               <w:rPr>
-                <w:rFonts w:ascii="黑体" w:eastAsia="黑体" w:hAnsi="黑体"/>
+                <w:rFonts w:ascii="黑体" w:eastAsia="黑体" w:hAnsi="黑体" w:hint="eastAsia"/>
                 <w:snapToGrid w:val="0"/>
                 <w:spacing w:val="2"/>
                 <w:szCs w:val="21"/>
@@ -451,7 +451,7 @@
               <w:spacing w:before="100" w:beforeAutospacing="1" w:after="100" w:afterAutospacing="1"/>
               <w:jc w:val="center"/>
               <w:rPr>
-                <w:rFonts w:ascii="黑体" w:eastAsia="黑体" w:hAnsi="黑体"/>
+                <w:rFonts w:ascii="黑体" w:eastAsia="黑体" w:hAnsi="黑体" w:hint="eastAsia"/>
                 <w:snapToGrid w:val="0"/>
                 <w:spacing w:val="2"/>
                 <w:szCs w:val="21"/>
@@ -502,7 +502,7 @@
               <w:spacing w:before="100" w:beforeAutospacing="1" w:after="100" w:afterAutospacing="1"/>
               <w:jc w:val="center"/>
               <w:rPr>
-                <w:rFonts w:ascii="黑体" w:eastAsia="黑体" w:hAnsi="黑体"/>
+                <w:rFonts w:ascii="黑体" w:eastAsia="黑体" w:hAnsi="黑体" w:hint="eastAsia"/>
                 <w:snapToGrid w:val="0"/>
                 <w:spacing w:val="2"/>
                 <w:szCs w:val="21"/>
@@ -527,151 +527,22 @@
           </w:tcPr>
           <w:p>
             <w:pPr>
-              <w:wordWrap w:val="0"/>
-              <w:adjustRightInd w:val="0"/>
-              <w:spacing w:line="360" w:lineRule="auto"/>
+              <w:tabs>
+                <w:tab w:val="left" w:pos="425"/>
+              </w:tabs>
+              <w:jc w:val="left"/>
               <w:rPr>
                 <w:b/>
-                <w:bCs/>
+                <w:snapToGrid w:val="0"/>
                 <w:szCs w:val="21"/>
               </w:rPr>
             </w:pPr>
             <w:r>
               <w:rPr>
-                <w:b/>
-                <w:bCs/>
-                <w:szCs w:val="21"/>
-              </w:rPr>
-              <w:t xml:space="preserve">1.文档审查</w:t>
-            </w:r>
-            <w:r>
-              <w:rPr>
                 <w:rFonts w:hint="eastAsia"/>
-                <w:b/>
-                <w:bCs/>
-                <w:szCs w:val="21"/>
-              </w:rPr>
-              <w:t>（</w:t>
-            </w:r>
-            <w:r>
-              <w:rPr>
-                <w:rFonts w:hint="eastAsia"/>
-                <w:b/>
-                <w:bCs/>
-                <w:szCs w:val="21"/>
-              </w:rPr>
-              <w:t xml:space="preserve">XQ_DC_WDSC_SU01</w:t>
-            </w:r>
-            <w:r>
-              <w:rPr>
-                <w:rFonts w:hint="eastAsia"/>
-                <w:b/>
-                <w:bCs/>
-                <w:szCs w:val="21"/>
-              </w:rPr>
-              <w:t>）</w:t>
-            </w:r>
-          </w:p>
-          <w:p>
-            <w:pPr>
-              <w:wordWrap w:val="0"/>
-              <w:adjustRightInd w:val="0"/>
-              <w:spacing w:afterLines="50" w:after="156"/>
-              <w:rPr>
-                <w:szCs w:val="21"/>
-              </w:rPr>
-            </w:pPr>
-            <w:r>
-              <w:rPr>
-                <w:rFonts w:hint="eastAsia"/>
-                <w:szCs w:val="21"/>
-              </w:rPr>
-              <w:t xml:space="preserve">本软件文档审查包括内容如下：</w:t>
-            </w:r>
-          </w:p>
-          <w:p>
-            <w:pPr>
-              <w:wordWrap w:val="0"/>
-              <w:adjustRightInd w:val="0"/>
-              <w:spacing w:afterLines="50" w:after="156"/>
-              <w:rPr>
-                <w:szCs w:val="21"/>
-              </w:rPr>
-            </w:pPr>
-            <w:r>
-              <w:rPr>
-                <w:rFonts w:hint="eastAsia"/>
-                <w:szCs w:val="21"/>
-              </w:rPr>
-              <w:t xml:space="preserve">1）软件需求规格说明</w:t>
-            </w:r>
-          </w:p>
-          <w:p>
-            <w:pPr>
-              <w:wordWrap w:val="0"/>
-              <w:adjustRightInd w:val="0"/>
-              <w:spacing w:afterLines="50" w:after="156"/>
-              <w:rPr>
-                <w:szCs w:val="21"/>
-              </w:rPr>
-            </w:pPr>
-            <w:r>
-              <w:rPr>
-                <w:rFonts w:hint="eastAsia"/>
-                <w:szCs w:val="21"/>
-              </w:rPr>
-              <w:t xml:space="preserve">2）软件设计文档</w:t>
-            </w:r>
-          </w:p>
-          <w:p>
-            <w:pPr>
-              <w:wordWrap w:val="0"/>
-              <w:adjustRightInd w:val="0"/>
-              <w:spacing w:afterLines="50" w:after="156"/>
-              <w:rPr>
-                <w:szCs w:val="21"/>
-              </w:rPr>
-            </w:pPr>
-            <w:r>
-              <w:rPr>
-                <w:rFonts w:hint="eastAsia"/>
-                <w:szCs w:val="21"/>
-              </w:rPr>
-              <w:t xml:space="preserve">3）软件接口需求规格说明</w:t>
-            </w:r>
-          </w:p>
-          <w:p>
-            <w:pPr>
-              <w:wordWrap w:val="0"/>
-              <w:adjustRightInd w:val="0"/>
-              <w:spacing w:afterLines="50" w:after="156"/>
-              <w:rPr>
-                <w:szCs w:val="21"/>
-              </w:rPr>
-            </w:pPr>
-            <w:r>
-              <w:rPr>
-                <w:rFonts w:hint="eastAsia"/>
-                <w:szCs w:val="21"/>
-              </w:rPr>
-              <w:t xml:space="preserve">4）软件接口设计说明</w:t>
-            </w:r>
-          </w:p>
-          <w:p>
-            <w:pPr>
-              <w:wordWrap w:val="0"/>
-              <w:adjustRightInd w:val="0"/>
-              <w:spacing w:afterLines="50" w:after="156"/>
-              <w:rPr>
-                <w:szCs w:val="21"/>
-              </w:rPr>
-            </w:pPr>
-            <w:r>
-              <w:rPr>
-                <w:rFonts w:hint="eastAsia"/>
-                <w:szCs w:val="21"/>
-              </w:rPr>
-              <w:t xml:space="preserve">5）软件用户手册</w:t>
+                <w:szCs w:val="21"/>
+              </w:rPr>
+              <w:t xml:space="preserve"/>
             </w:r>
           </w:p>
         </w:tc>
@@ -687,7 +558,7 @@
               <w:spacing w:before="100" w:beforeAutospacing="1" w:after="100" w:afterAutospacing="1"/>
               <w:jc w:val="center"/>
               <w:rPr>
-                <w:rFonts w:ascii="黑体" w:eastAsia="黑体" w:hAnsi="黑体"/>
+                <w:rFonts w:ascii="黑体" w:eastAsia="黑体" w:hAnsi="黑体" w:hint="eastAsia"/>
                 <w:snapToGrid w:val="0"/>
                 <w:spacing w:val="2"/>
                 <w:szCs w:val="21"/>
@@ -925,9 +796,6 @@
             <w:r>
               <w:t xml:space="preserve"/>
             </w:r>
-            <w:r>
-              <w:t xml:space="preserve"/>
-            </w:r>
           </w:p>
         </w:tc>
       </w:tr>
@@ -942,7 +810,7 @@
               <w:spacing w:before="100" w:beforeAutospacing="1" w:after="100" w:afterAutospacing="1"/>
               <w:jc w:val="center"/>
               <w:rPr>
-                <w:rFonts w:ascii="黑体" w:eastAsia="黑体" w:hAnsi="黑体"/>
+                <w:rFonts w:ascii="黑体" w:eastAsia="黑体" w:hAnsi="黑体" w:hint="eastAsia"/>
                 <w:snapToGrid w:val="0"/>
                 <w:spacing w:val="2"/>
                 <w:szCs w:val="21"/>
@@ -996,20 +864,19 @@
               <w:spacing w:before="100" w:beforeAutospacing="1" w:after="100" w:afterAutospacing="1"/>
               <w:jc w:val="center"/>
               <w:rPr>
+                <w:rFonts w:ascii="黑体" w:eastAsia="黑体" w:hAnsi="黑体" w:hint="eastAsia"/>
+                <w:snapToGrid w:val="0"/>
+                <w:spacing w:val="2"/>
+                <w:szCs w:val="21"/>
+              </w:rPr>
+            </w:pPr>
+            <w:r>
+              <w:rPr>
                 <w:rFonts w:ascii="黑体" w:eastAsia="黑体" w:hAnsi="黑体"/>
                 <w:snapToGrid w:val="0"/>
                 <w:spacing w:val="2"/>
                 <w:szCs w:val="21"/>
               </w:rPr>
-            </w:pPr>
-            <w:r>
-              <w:rPr>
-                <w:rFonts w:ascii="黑体" w:eastAsia="黑体" w:hAnsi="黑体"/>
-                <w:snapToGrid w:val="0"/>
-                <w:spacing w:val="2"/>
-                <w:szCs w:val="21"/>
-              </w:rPr>
-              <w:lastRenderedPageBreak/>
               <w:t xml:space="preserve">通过准则</w:t>
             </w:r>
           </w:p>
@@ -1235,7 +1102,7 @@
               <w:spacing w:before="100" w:beforeAutospacing="1" w:after="100" w:afterAutospacing="1"/>
               <w:jc w:val="center"/>
               <w:rPr>
-                <w:rFonts w:ascii="黑体" w:eastAsia="黑体" w:hAnsi="黑体"/>
+                <w:rFonts w:ascii="黑体" w:eastAsia="黑体" w:hAnsi="黑体" w:hint="eastAsia"/>
                 <w:snapToGrid w:val="0"/>
                 <w:spacing w:val="2"/>
                 <w:szCs w:val="21"/>
@@ -1282,7 +1149,7 @@
             <w:pPr>
               <w:jc w:val="center"/>
               <w:rPr>
-                <w:rFonts w:ascii="黑体" w:eastAsia="黑体" w:hAnsi="黑体"/>
+                <w:rFonts w:ascii="黑体" w:eastAsia="黑体" w:hAnsi="黑体" w:hint="eastAsia"/>
                 <w:snapToGrid w:val="0"/>
                 <w:szCs w:val="21"/>
               </w:rPr>
@@ -1327,7 +1194,7 @@
             <w:pPr>
               <w:jc w:val="center"/>
               <w:rPr>
-                <w:rFonts w:ascii="黑体" w:eastAsia="黑体" w:hAnsi="黑体"/>
+                <w:rFonts w:ascii="黑体" w:eastAsia="黑体" w:hAnsi="黑体" w:hint="eastAsia"/>
                 <w:snapToGrid w:val="0"/>
                 <w:szCs w:val="21"/>
               </w:rPr>
@@ -1375,7 +1242,7 @@
               <w:spacing w:before="100" w:beforeAutospacing="1" w:after="100" w:afterAutospacing="1"/>
               <w:jc w:val="center"/>
               <w:rPr>
-                <w:rFonts w:ascii="黑体" w:eastAsia="黑体" w:hAnsi="黑体"/>
+                <w:rFonts w:ascii="黑体" w:eastAsia="黑体" w:hAnsi="黑体" w:hint="eastAsia"/>
                 <w:snapToGrid w:val="0"/>
                 <w:spacing w:val="2"/>
                 <w:szCs w:val="21"/>
@@ -1427,7 +1294,7 @@
               <w:spacing w:before="100" w:beforeAutospacing="1" w:after="100" w:afterAutospacing="1"/>
               <w:jc w:val="center"/>
               <w:rPr>
-                <w:rFonts w:ascii="黑体" w:eastAsia="黑体" w:hAnsi="黑体"/>
+                <w:rFonts w:ascii="黑体" w:eastAsia="黑体" w:hAnsi="黑体" w:hint="eastAsia"/>
                 <w:snapToGrid w:val="0"/>
                 <w:spacing w:val="2"/>
                 <w:szCs w:val="21"/>
@@ -1492,7 +1359,7 @@
               <w:spacing w:before="100" w:beforeAutospacing="1" w:after="100" w:afterAutospacing="1"/>
               <w:jc w:val="center"/>
               <w:rPr>
-                <w:rFonts w:ascii="黑体" w:eastAsia="黑体" w:hAnsi="黑体"/>
+                <w:rFonts w:ascii="黑体" w:eastAsia="黑体" w:hAnsi="黑体" w:hint="eastAsia"/>
                 <w:snapToGrid w:val="0"/>
                 <w:spacing w:val="2"/>
                 <w:szCs w:val="21"/>
@@ -1543,7 +1410,7 @@
               <w:spacing w:before="100" w:beforeAutospacing="1" w:after="100" w:afterAutospacing="1"/>
               <w:jc w:val="center"/>
               <w:rPr>
-                <w:rFonts w:ascii="黑体" w:eastAsia="黑体" w:hAnsi="黑体"/>
+                <w:rFonts w:ascii="黑体" w:eastAsia="黑体" w:hAnsi="黑体" w:hint="eastAsia"/>
                 <w:snapToGrid w:val="0"/>
                 <w:spacing w:val="2"/>
                 <w:szCs w:val="21"/>
@@ -1568,66 +1435,22 @@
           </w:tcPr>
           <w:p>
             <w:pPr>
-              <w:wordWrap w:val="0"/>
-              <w:adjustRightInd w:val="0"/>
-              <w:spacing w:line="360" w:lineRule="auto"/>
+              <w:tabs>
+                <w:tab w:val="left" w:pos="425"/>
+              </w:tabs>
+              <w:jc w:val="left"/>
               <w:rPr>
                 <w:b/>
-                <w:bCs/>
+                <w:snapToGrid w:val="0"/>
                 <w:szCs w:val="21"/>
               </w:rPr>
             </w:pPr>
             <w:r>
               <w:rPr>
-                <w:b/>
-                <w:bCs/>
-                <w:szCs w:val="21"/>
-              </w:rPr>
-              <w:t xml:space="preserve">1.静态分析</w:t>
-            </w:r>
-            <w:r>
-              <w:rPr>
                 <w:rFonts w:hint="eastAsia"/>
-                <w:b/>
-                <w:bCs/>
-                <w:szCs w:val="21"/>
-              </w:rPr>
-              <w:t>（</w:t>
-            </w:r>
-            <w:r>
-              <w:rPr>
-                <w:rFonts w:hint="eastAsia"/>
-                <w:b/>
-                <w:bCs/>
-                <w:szCs w:val="21"/>
-              </w:rPr>
-              <w:t xml:space="preserve">XQ_SA_JTFX_SU01</w:t>
-            </w:r>
-            <w:r>
-              <w:rPr>
-                <w:rFonts w:hint="eastAsia"/>
-                <w:b/>
-                <w:bCs/>
-                <w:szCs w:val="21"/>
-              </w:rPr>
-              <w:t>）</w:t>
-            </w:r>
-          </w:p>
-          <w:p>
-            <w:pPr>
-              <w:wordWrap w:val="0"/>
-              <w:adjustRightInd w:val="0"/>
-              <w:spacing w:afterLines="50" w:after="156"/>
-              <w:rPr>
-                <w:szCs w:val="21"/>
-              </w:rPr>
-            </w:pPr>
-            <w:r>
-              <w:rPr>
-                <w:rFonts w:hint="eastAsia"/>
-                <w:szCs w:val="21"/>
-              </w:rPr>
-              <w:t xml:space="preserve">对被测软件全部源程序进行静态分析，对控制流、数据流进行分析，验证软件是否满足控制流和数据流要求，并依据质量特性需求统计质量度量信息</w:t>
+                <w:szCs w:val="21"/>
+              </w:rPr>
+              <w:t xml:space="preserve"/>
             </w:r>
           </w:p>
         </w:tc>
@@ -1643,7 +1466,7 @@
               <w:spacing w:before="100" w:beforeAutospacing="1" w:after="100" w:afterAutospacing="1"/>
               <w:jc w:val="center"/>
               <w:rPr>
-                <w:rFonts w:ascii="黑体" w:eastAsia="黑体" w:hAnsi="黑体"/>
+                <w:rFonts w:ascii="黑体" w:eastAsia="黑体" w:hAnsi="黑体" w:hint="eastAsia"/>
                 <w:snapToGrid w:val="0"/>
                 <w:spacing w:val="2"/>
                 <w:szCs w:val="21"/>
@@ -1878,9 +1701,6 @@
             <w:r>
               <w:t xml:space="preserve"/>
             </w:r>
-            <w:r>
-              <w:t xml:space="preserve"/>
-            </w:r>
           </w:p>
         </w:tc>
       </w:tr>
@@ -1895,7 +1715,7 @@
               <w:spacing w:before="100" w:beforeAutospacing="1" w:after="100" w:afterAutospacing="1"/>
               <w:jc w:val="center"/>
               <w:rPr>
-                <w:rFonts w:ascii="黑体" w:eastAsia="黑体" w:hAnsi="黑体"/>
+                <w:rFonts w:ascii="黑体" w:eastAsia="黑体" w:hAnsi="黑体" w:hint="eastAsia"/>
                 <w:snapToGrid w:val="0"/>
                 <w:spacing w:val="2"/>
                 <w:szCs w:val="21"/>
@@ -1949,20 +1769,19 @@
               <w:spacing w:before="100" w:beforeAutospacing="1" w:after="100" w:afterAutospacing="1"/>
               <w:jc w:val="center"/>
               <w:rPr>
+                <w:rFonts w:ascii="黑体" w:eastAsia="黑体" w:hAnsi="黑体" w:hint="eastAsia"/>
+                <w:snapToGrid w:val="0"/>
+                <w:spacing w:val="2"/>
+                <w:szCs w:val="21"/>
+              </w:rPr>
+            </w:pPr>
+            <w:r>
+              <w:rPr>
                 <w:rFonts w:ascii="黑体" w:eastAsia="黑体" w:hAnsi="黑体"/>
                 <w:snapToGrid w:val="0"/>
                 <w:spacing w:val="2"/>
                 <w:szCs w:val="21"/>
               </w:rPr>
-            </w:pPr>
-            <w:r>
-              <w:rPr>
-                <w:rFonts w:ascii="黑体" w:eastAsia="黑体" w:hAnsi="黑体"/>
-                <w:snapToGrid w:val="0"/>
-                <w:spacing w:val="2"/>
-                <w:szCs w:val="21"/>
-              </w:rPr>
-              <w:lastRenderedPageBreak/>
               <w:t xml:space="preserve">通过准则</w:t>
             </w:r>
           </w:p>
@@ -1989,7 +1808,16 @@
                 <w:snapToGrid w:val="0"/>
                 <w:szCs w:val="21"/>
               </w:rPr>
-              <w:t xml:space="preserve">完成要求的源代码分析，得到软件质量度量信息，软件无违反控制流和数据流检查要求的情况</w:t>
+              <w:t>完成要求的源代码分析，得到软件质量度量信息，软件无违反控制流和数据流检</w:t>
+            </w:r>
+            <w:r>
+              <w:rPr>
+                <w:rFonts w:hint="eastAsia"/>
+                <w:snapToGrid w:val="0"/>
+                <w:szCs w:val="21"/>
+              </w:rPr>
+              <w:lastRenderedPageBreak/>
+              <w:t xml:space="preserve">查要求的情况</w:t>
             </w:r>
           </w:p>
         </w:tc>
@@ -2188,7 +2016,7 @@
               <w:spacing w:before="100" w:beforeAutospacing="1" w:after="100" w:afterAutospacing="1"/>
               <w:jc w:val="center"/>
               <w:rPr>
-                <w:rFonts w:ascii="黑体" w:eastAsia="黑体" w:hAnsi="黑体"/>
+                <w:rFonts w:ascii="黑体" w:eastAsia="黑体" w:hAnsi="黑体" w:hint="eastAsia"/>
                 <w:snapToGrid w:val="0"/>
                 <w:spacing w:val="2"/>
                 <w:szCs w:val="21"/>
@@ -2235,7 +2063,7 @@
             <w:pPr>
               <w:jc w:val="center"/>
               <w:rPr>
-                <w:rFonts w:ascii="黑体" w:eastAsia="黑体" w:hAnsi="黑体"/>
+                <w:rFonts w:ascii="黑体" w:eastAsia="黑体" w:hAnsi="黑体" w:hint="eastAsia"/>
                 <w:snapToGrid w:val="0"/>
                 <w:szCs w:val="21"/>
               </w:rPr>
@@ -2280,7 +2108,7 @@
             <w:pPr>
               <w:jc w:val="center"/>
               <w:rPr>
-                <w:rFonts w:ascii="黑体" w:eastAsia="黑体" w:hAnsi="黑体"/>
+                <w:rFonts w:ascii="黑体" w:eastAsia="黑体" w:hAnsi="黑体" w:hint="eastAsia"/>
                 <w:snapToGrid w:val="0"/>
                 <w:szCs w:val="21"/>
               </w:rPr>
@@ -2328,7 +2156,7 @@
               <w:spacing w:before="100" w:beforeAutospacing="1" w:after="100" w:afterAutospacing="1"/>
               <w:jc w:val="center"/>
               <w:rPr>
-                <w:rFonts w:ascii="黑体" w:eastAsia="黑体" w:hAnsi="黑体"/>
+                <w:rFonts w:ascii="黑体" w:eastAsia="黑体" w:hAnsi="黑体" w:hint="eastAsia"/>
                 <w:snapToGrid w:val="0"/>
                 <w:spacing w:val="2"/>
                 <w:szCs w:val="21"/>
@@ -2380,7 +2208,7 @@
               <w:spacing w:before="100" w:beforeAutospacing="1" w:after="100" w:afterAutospacing="1"/>
               <w:jc w:val="center"/>
               <w:rPr>
-                <w:rFonts w:ascii="黑体" w:eastAsia="黑体" w:hAnsi="黑体"/>
+                <w:rFonts w:ascii="黑体" w:eastAsia="黑体" w:hAnsi="黑体" w:hint="eastAsia"/>
                 <w:snapToGrid w:val="0"/>
                 <w:spacing w:val="2"/>
                 <w:szCs w:val="21"/>
@@ -2445,7 +2273,7 @@
               <w:spacing w:before="100" w:beforeAutospacing="1" w:after="100" w:afterAutospacing="1"/>
               <w:jc w:val="center"/>
               <w:rPr>
-                <w:rFonts w:ascii="黑体" w:eastAsia="黑体" w:hAnsi="黑体"/>
+                <w:rFonts w:ascii="黑体" w:eastAsia="黑体" w:hAnsi="黑体" w:hint="eastAsia"/>
                 <w:snapToGrid w:val="0"/>
                 <w:spacing w:val="2"/>
                 <w:szCs w:val="21"/>
@@ -2496,7 +2324,7 @@
               <w:spacing w:before="100" w:beforeAutospacing="1" w:after="100" w:afterAutospacing="1"/>
               <w:jc w:val="center"/>
               <w:rPr>
-                <w:rFonts w:ascii="黑体" w:eastAsia="黑体" w:hAnsi="黑体"/>
+                <w:rFonts w:ascii="黑体" w:eastAsia="黑体" w:hAnsi="黑体" w:hint="eastAsia"/>
                 <w:snapToGrid w:val="0"/>
                 <w:spacing w:val="2"/>
                 <w:szCs w:val="21"/>
@@ -2521,66 +2349,22 @@
           </w:tcPr>
           <w:p>
             <w:pPr>
-              <w:wordWrap w:val="0"/>
-              <w:adjustRightInd w:val="0"/>
-              <w:spacing w:line="360" w:lineRule="auto"/>
+              <w:tabs>
+                <w:tab w:val="left" w:pos="425"/>
+              </w:tabs>
+              <w:jc w:val="left"/>
               <w:rPr>
                 <w:b/>
-                <w:bCs/>
+                <w:snapToGrid w:val="0"/>
                 <w:szCs w:val="21"/>
               </w:rPr>
             </w:pPr>
             <w:r>
               <w:rPr>
-                <w:b/>
-                <w:bCs/>
-                <w:szCs w:val="21"/>
-              </w:rPr>
-              <w:t xml:space="preserve">1.代码审查</w:t>
-            </w:r>
-            <w:r>
-              <w:rPr>
                 <w:rFonts w:hint="eastAsia"/>
-                <w:b/>
-                <w:bCs/>
-                <w:szCs w:val="21"/>
-              </w:rPr>
-              <w:t>（</w:t>
-            </w:r>
-            <w:r>
-              <w:rPr>
-                <w:rFonts w:hint="eastAsia"/>
-                <w:b/>
-                <w:bCs/>
-                <w:szCs w:val="21"/>
-              </w:rPr>
-              <w:t xml:space="preserve">XQ_CR_DMSC_SU01</w:t>
-            </w:r>
-            <w:r>
-              <w:rPr>
-                <w:rFonts w:hint="eastAsia"/>
-                <w:b/>
-                <w:bCs/>
-                <w:szCs w:val="21"/>
-              </w:rPr>
-              <w:t>）</w:t>
-            </w:r>
-          </w:p>
-          <w:p>
-            <w:pPr>
-              <w:wordWrap w:val="0"/>
-              <w:adjustRightInd w:val="0"/>
-              <w:spacing w:afterLines="50" w:after="156"/>
-              <w:rPr>
-                <w:szCs w:val="21"/>
-              </w:rPr>
-            </w:pPr>
-            <w:r>
-              <w:rPr>
-                <w:rFonts w:hint="eastAsia"/>
-                <w:szCs w:val="21"/>
-              </w:rPr>
-              <w:t xml:space="preserve">通过人工审查及借助工具辅助分析的方式开展代码审查，审查代码编程准则的符合性、代码流程实现的正确性、代码结构的合理性以及代码实现需求的正确性；人工审查中发现的问题，审查人员应及时记录</w:t>
+                <w:szCs w:val="21"/>
+              </w:rPr>
+              <w:t xml:space="preserve"/>
             </w:r>
           </w:p>
         </w:tc>
@@ -2596,7 +2380,7 @@
               <w:spacing w:before="100" w:beforeAutospacing="1" w:after="100" w:afterAutospacing="1"/>
               <w:jc w:val="center"/>
               <w:rPr>
-                <w:rFonts w:ascii="黑体" w:eastAsia="黑体" w:hAnsi="黑体"/>
+                <w:rFonts w:ascii="黑体" w:eastAsia="黑体" w:hAnsi="黑体" w:hint="eastAsia"/>
                 <w:snapToGrid w:val="0"/>
                 <w:spacing w:val="2"/>
                 <w:szCs w:val="21"/>
@@ -2807,9 +2591,6 @@
             <w:r>
               <w:t xml:space="preserve"/>
             </w:r>
-            <w:r>
-              <w:t xml:space="preserve"/>
-            </w:r>
           </w:p>
         </w:tc>
       </w:tr>
@@ -2824,7 +2605,7 @@
               <w:spacing w:before="100" w:beforeAutospacing="1" w:after="100" w:afterAutospacing="1"/>
               <w:jc w:val="center"/>
               <w:rPr>
-                <w:rFonts w:ascii="黑体" w:eastAsia="黑体" w:hAnsi="黑体"/>
+                <w:rFonts w:ascii="黑体" w:eastAsia="黑体" w:hAnsi="黑体" w:hint="eastAsia"/>
                 <w:snapToGrid w:val="0"/>
                 <w:spacing w:val="2"/>
                 <w:szCs w:val="21"/>
@@ -2878,20 +2659,19 @@
               <w:spacing w:before="100" w:beforeAutospacing="1" w:after="100" w:afterAutospacing="1"/>
               <w:jc w:val="center"/>
               <w:rPr>
+                <w:rFonts w:ascii="黑体" w:eastAsia="黑体" w:hAnsi="黑体" w:hint="eastAsia"/>
+                <w:snapToGrid w:val="0"/>
+                <w:spacing w:val="2"/>
+                <w:szCs w:val="21"/>
+              </w:rPr>
+            </w:pPr>
+            <w:r>
+              <w:rPr>
                 <w:rFonts w:ascii="黑体" w:eastAsia="黑体" w:hAnsi="黑体"/>
                 <w:snapToGrid w:val="0"/>
                 <w:spacing w:val="2"/>
                 <w:szCs w:val="21"/>
               </w:rPr>
-            </w:pPr>
-            <w:r>
-              <w:rPr>
-                <w:rFonts w:ascii="黑体" w:eastAsia="黑体" w:hAnsi="黑体"/>
-                <w:snapToGrid w:val="0"/>
-                <w:spacing w:val="2"/>
-                <w:szCs w:val="21"/>
-              </w:rPr>
-              <w:lastRenderedPageBreak/>
               <w:t xml:space="preserve">通过准则</w:t>
             </w:r>
           </w:p>
@@ -3117,7 +2897,7 @@
               <w:spacing w:before="100" w:beforeAutospacing="1" w:after="100" w:afterAutospacing="1"/>
               <w:jc w:val="center"/>
               <w:rPr>
-                <w:rFonts w:ascii="黑体" w:eastAsia="黑体" w:hAnsi="黑体"/>
+                <w:rFonts w:ascii="黑体" w:eastAsia="黑体" w:hAnsi="黑体" w:hint="eastAsia"/>
                 <w:snapToGrid w:val="0"/>
                 <w:spacing w:val="2"/>
                 <w:szCs w:val="21"/>
@@ -3164,7 +2944,7 @@
             <w:pPr>
               <w:jc w:val="center"/>
               <w:rPr>
-                <w:rFonts w:ascii="黑体" w:eastAsia="黑体" w:hAnsi="黑体"/>
+                <w:rFonts w:ascii="黑体" w:eastAsia="黑体" w:hAnsi="黑体" w:hint="eastAsia"/>
                 <w:snapToGrid w:val="0"/>
                 <w:szCs w:val="21"/>
               </w:rPr>
@@ -3209,7 +2989,7 @@
             <w:pPr>
               <w:jc w:val="center"/>
               <w:rPr>
-                <w:rFonts w:ascii="黑体" w:eastAsia="黑体" w:hAnsi="黑体"/>
+                <w:rFonts w:ascii="黑体" w:eastAsia="黑体" w:hAnsi="黑体" w:hint="eastAsia"/>
                 <w:snapToGrid w:val="0"/>
                 <w:szCs w:val="21"/>
               </w:rPr>
@@ -3257,7 +3037,7 @@
               <w:spacing w:before="100" w:beforeAutospacing="1" w:after="100" w:afterAutospacing="1"/>
               <w:jc w:val="center"/>
               <w:rPr>
-                <w:rFonts w:ascii="黑体" w:eastAsia="黑体" w:hAnsi="黑体"/>
+                <w:rFonts w:ascii="黑体" w:eastAsia="黑体" w:hAnsi="黑体" w:hint="eastAsia"/>
                 <w:snapToGrid w:val="0"/>
                 <w:spacing w:val="2"/>
                 <w:szCs w:val="21"/>
@@ -3326,7 +3106,7 @@
               <w:spacing w:before="100" w:beforeAutospacing="1" w:after="100" w:afterAutospacing="1"/>
               <w:jc w:val="center"/>
               <w:rPr>
-                <w:rFonts w:ascii="黑体" w:eastAsia="黑体" w:hAnsi="黑体"/>
+                <w:rFonts w:ascii="黑体" w:eastAsia="黑体" w:hAnsi="黑体" w:hint="eastAsia"/>
                 <w:snapToGrid w:val="0"/>
                 <w:spacing w:val="2"/>
                 <w:szCs w:val="21"/>
@@ -3391,7 +3171,7 @@
               <w:spacing w:before="100" w:beforeAutospacing="1" w:after="100" w:afterAutospacing="1"/>
               <w:jc w:val="center"/>
               <w:rPr>
-                <w:rFonts w:ascii="黑体" w:eastAsia="黑体" w:hAnsi="黑体"/>
+                <w:rFonts w:ascii="黑体" w:eastAsia="黑体" w:hAnsi="黑体" w:hint="eastAsia"/>
                 <w:snapToGrid w:val="0"/>
                 <w:spacing w:val="2"/>
                 <w:szCs w:val="21"/>
@@ -3442,11 +3222,87 @@
               <w:spacing w:before="100" w:beforeAutospacing="1" w:after="100" w:afterAutospacing="1"/>
               <w:jc w:val="center"/>
               <w:rPr>
+                <w:rFonts w:ascii="黑体" w:eastAsia="黑体" w:hAnsi="黑体" w:hint="eastAsia"/>
+                <w:snapToGrid w:val="0"/>
+                <w:spacing w:val="2"/>
+                <w:szCs w:val="21"/>
+              </w:rPr>
+            </w:pPr>
+            <w:r>
+              <w:rPr>
                 <w:rFonts w:ascii="黑体" w:eastAsia="黑体" w:hAnsi="黑体"/>
                 <w:snapToGrid w:val="0"/>
                 <w:spacing w:val="2"/>
                 <w:szCs w:val="21"/>
               </w:rPr>
+              <w:t>测试项描述</w:t>
+            </w:r>
+          </w:p>
+        </w:tc>
+        <w:tc>
+          <w:tcPr>
+            <w:tcW w:w="7711" w:type="dxa"/>
+            <w:gridSpan w:val="5"/>
+            <w:vAlign w:val="center"/>
+          </w:tcPr>
+          <w:p>
+            <w:pPr>
+              <w:tabs>
+                <w:tab w:val="left" w:pos="425"/>
+              </w:tabs>
+              <w:jc w:val="left"/>
+              <w:rPr>
+                <w:b/>
+                <w:snapToGrid w:val="0"/>
+                <w:szCs w:val="21"/>
+              </w:rPr>
+            </w:pPr>
+            <w:r>
+              <w:rPr>
+                <w:rFonts w:hint="eastAsia"/>
+                <w:szCs w:val="21"/>
+              </w:rPr>
+              <w:t xml:space="preserve">进行功能仿真测试：模拟输入外部时钟信号，查看FPGA是否正确产生内部时钟信号；模拟输入硬件复位信号、软件复位信号，查看FPGA正确识别复位，对FPGA进行复位。</w:t>
+            </w:r>
+          </w:p>
+          <w:p>
+            <w:pPr>
+              <w:tabs>
+                <w:tab w:val="left" w:pos="425"/>
+              </w:tabs>
+              <w:jc w:val="left"/>
+              <w:rPr>
+                <w:b/>
+                <w:snapToGrid w:val="0"/>
+                <w:szCs w:val="21"/>
+              </w:rPr>
+            </w:pPr>
+            <w:r>
+              <w:rPr>
+                <w:rFonts w:hint="eastAsia"/>
+                <w:szCs w:val="21"/>
+              </w:rPr>
+              <w:t xml:space="preserve">进行实物测试：查看软件是否能够被软件复位，复位后正常工作。</w:t>
+            </w:r>
+          </w:p>
+        </w:tc>
+      </w:tr>
+      <w:tr>
+        <w:tc>
+          <w:tcPr>
+            <w:tcW w:w="1329" w:type="dxa"/>
+            <w:vAlign w:val="center"/>
+          </w:tcPr>
+          <w:p>
+            <w:pPr>
+              <w:spacing w:before="100" w:beforeAutospacing="1" w:after="100" w:afterAutospacing="1"/>
+              <w:jc w:val="center"/>
+              <w:rPr>
+                <w:rFonts w:ascii="黑体" w:eastAsia="黑体" w:hAnsi="黑体" w:hint="eastAsia"/>
+                <w:snapToGrid w:val="0"/>
+                <w:spacing w:val="2"/>
+                <w:szCs w:val="21"/>
+              </w:rPr>
             </w:pPr>
             <w:r>
               <w:rPr>
@@ -3455,7 +3311,405 @@
                 <w:spacing w:val="2"/>
                 <w:szCs w:val="21"/>
               </w:rPr>
-              <w:t>测试项描述</w:t>
+              <w:t>测试方法</w:t>
+            </w:r>
+          </w:p>
+        </w:tc>
+        <w:tc>
+          <w:tcPr>
+            <w:tcW w:w="7711" w:type="dxa"/>
+            <w:gridSpan w:val="5"/>
+            <w:shd w:val="clear" w:color="auto" w:fill="auto"/>
+          </w:tcPr>
+          <w:p>
+            <w:pPr>
+              <w:wordWrap w:val="0"/>
+              <w:adjustRightInd w:val="0"/>
+              <w:spacing w:line="360" w:lineRule="auto"/>
+              <w:rPr>
+                <w:b/>
+                <w:bCs/>
+                <w:szCs w:val="21"/>
+              </w:rPr>
+            </w:pPr>
+            <w:r>
+              <w:rPr>
+                <w:b/>
+                <w:bCs/>
+                <w:szCs w:val="21"/>
+              </w:rPr>
+              <w:t xml:space="preserve">1.测试子项1111号</w:t>
+            </w:r>
+            <w:r>
+              <w:rPr>
+                <w:rFonts w:hint="eastAsia"/>
+                <w:b/>
+                <w:bCs/>
+                <w:szCs w:val="21"/>
+              </w:rPr>
+              <w:t>（</w:t>
+            </w:r>
+            <w:r>
+              <w:rPr>
+                <w:rFonts w:hint="eastAsia"/>
+                <w:b/>
+                <w:bCs/>
+                <w:szCs w:val="21"/>
+              </w:rPr>
+              <w:t xml:space="preserve">XQ_SU_CSH1_SU01</w:t>
+            </w:r>
+            <w:r>
+              <w:rPr>
+                <w:rFonts w:hint="eastAsia"/>
+                <w:b/>
+                <w:bCs/>
+                <w:szCs w:val="21"/>
+              </w:rPr>
+              <w:t>）</w:t>
+            </w:r>
+          </w:p>
+          <w:p>
+            <w:pPr>
+              <w:wordWrap w:val="0"/>
+              <w:adjustRightInd w:val="0"/>
+              <w:spacing w:afterLines="50" w:after="156"/>
+              <w:rPr>
+                <w:szCs w:val="21"/>
+              </w:rPr>
+            </w:pPr>
+            <w:r>
+              <w:rPr>
+                <w:rFonts w:hint="eastAsia"/>
+                <w:szCs w:val="21"/>
+              </w:rPr>
+              <w:t xml:space="preserve"/>
+            </w:r>
+            <w:r>
+              <w:t xml:space="preserve"/>
+            </w:r>
+            <w:r>
+              <w:rPr>
+                <w:rFonts w:hint="eastAsia"/>
+                <w:szCs w:val="21"/>
+              </w:rPr>
+              <w:t xml:space="preserve">XXX条件</w:t>
+            </w:r>
+            <w:r>
+              <w:rPr>
+                <w:rFonts w:hint="eastAsia"/>
+                <w:szCs w:val="21"/>
+              </w:rPr>
+              <w:t>，</w:t>
+            </w:r>
+            <w:r>
+              <w:rPr>
+                <w:rFonts w:hint="eastAsia"/>
+                <w:szCs w:val="21"/>
+              </w:rPr>
+              <w:t xml:space="preserve"/>
+            </w:r>
+            <w:r>
+              <w:t xml:space="preserve"/>
+            </w:r>
+            <w:r>
+              <w:rPr>
+                <w:rFonts w:hint="eastAsia"/>
+                <w:szCs w:val="21"/>
+              </w:rPr>
+              <w:t xml:space="preserve"/>
+            </w:r>
+            <w:r>
+              <w:t xml:space="preserve"/>
+            </w:r>
+            <w:r>
+              <w:rPr>
+                <w:rFonts w:hint="eastAsia"/>
+                <w:szCs w:val="21"/>
+              </w:rPr>
+              <w:t xml:space="preserve">通过XX操作</w:t>
+            </w:r>
+            <w:r>
+              <w:rPr>
+                <w:rFonts w:hint="eastAsia"/>
+                <w:szCs w:val="21"/>
+              </w:rPr>
+              <w:t xml:space="preserve"/>
+            </w:r>
+            <w:r>
+              <w:t xml:space="preserve"/>
+            </w:r>
+            <w:r>
+              <w:t xml:space="preserve"/>
+            </w:r>
+            <w:r>
+              <w:rPr>
+                <w:rFonts w:hint="eastAsia"/>
+                <w:szCs w:val="21"/>
+              </w:rPr>
+              <w:t>，</w:t>
+            </w:r>
+            <w:r>
+              <w:rPr>
+                <w:rFonts w:hint="eastAsia"/>
+                <w:szCs w:val="21"/>
+              </w:rPr>
+              <w:t xml:space="preserve">查看XXX内容</w:t>
+            </w:r>
+            <w:r>
+              <w:rPr>
+                <w:rFonts w:hint="eastAsia"/>
+                <w:szCs w:val="21"/>
+              </w:rPr>
+              <w:t xml:space="preserve"/>
+            </w:r>
+            <w:r>
+              <w:t xml:space="preserve"/>
+            </w:r>
+          </w:p>
+          <w:p>
+            <w:pPr>
+              <w:wordWrap w:val="0"/>
+              <w:adjustRightInd w:val="0"/>
+              <w:spacing w:line="360" w:lineRule="auto"/>
+              <w:rPr>
+                <w:b/>
+                <w:bCs/>
+                <w:szCs w:val="21"/>
+              </w:rPr>
+            </w:pPr>
+            <w:r>
+              <w:rPr>
+                <w:b/>
+                <w:bCs/>
+                <w:szCs w:val="21"/>
+              </w:rPr>
+              <w:t xml:space="preserve">2.测试子项2号</w:t>
+            </w:r>
+            <w:r>
+              <w:rPr>
+                <w:rFonts w:hint="eastAsia"/>
+                <w:b/>
+                <w:bCs/>
+                <w:szCs w:val="21"/>
+              </w:rPr>
+              <w:t>（</w:t>
+            </w:r>
+            <w:r>
+              <w:rPr>
+                <w:rFonts w:hint="eastAsia"/>
+                <w:b/>
+                <w:bCs/>
+                <w:szCs w:val="21"/>
+              </w:rPr>
+              <w:t xml:space="preserve">XQ_SU_CSH1_SU02</w:t>
+            </w:r>
+            <w:r>
+              <w:rPr>
+                <w:rFonts w:hint="eastAsia"/>
+                <w:b/>
+                <w:bCs/>
+                <w:szCs w:val="21"/>
+              </w:rPr>
+              <w:t>）</w:t>
+            </w:r>
+          </w:p>
+          <w:p>
+            <w:pPr>
+              <w:wordWrap w:val="0"/>
+              <w:adjustRightInd w:val="0"/>
+              <w:spacing w:afterLines="50" w:after="156"/>
+              <w:rPr>
+                <w:szCs w:val="21"/>
+              </w:rPr>
+            </w:pPr>
+            <w:r>
+              <w:rPr>
+                <w:rFonts w:hint="eastAsia"/>
+                <w:szCs w:val="21"/>
+              </w:rPr>
+              <w:t xml:space="preserve"/>
+            </w:r>
+            <w:r>
+              <w:t xml:space="preserve"/>
+            </w:r>
+            <w:r>
+              <w:rPr>
+                <w:rFonts w:hint="eastAsia"/>
+                <w:szCs w:val="21"/>
+              </w:rPr>
+              <w:t xml:space="preserve">XXX条件222</w:t>
+            </w:r>
+            <w:r>
+              <w:rPr>
+                <w:rFonts w:hint="eastAsia"/>
+                <w:szCs w:val="21"/>
+              </w:rPr>
+              <w:t>，</w:t>
+            </w:r>
+            <w:r>
+              <w:rPr>
+                <w:rFonts w:hint="eastAsia"/>
+                <w:szCs w:val="21"/>
+              </w:rPr>
+              <w:t xml:space="preserve"/>
+            </w:r>
+            <w:r>
+              <w:t xml:space="preserve"/>
+            </w:r>
+            <w:r>
+              <w:rPr>
+                <w:rFonts w:hint="eastAsia"/>
+                <w:szCs w:val="21"/>
+              </w:rPr>
+              <w:t xml:space="preserve"/>
+            </w:r>
+            <w:r>
+              <w:t xml:space="preserve"/>
+            </w:r>
+            <w:r>
+              <w:rPr>
+                <w:rFonts w:hint="eastAsia"/>
+                <w:szCs w:val="21"/>
+              </w:rPr>
+              <w:t xml:space="preserve">通过XX操作222</w:t>
+            </w:r>
+            <w:r>
+              <w:rPr>
+                <w:rFonts w:hint="eastAsia"/>
+                <w:szCs w:val="21"/>
+              </w:rPr>
+              <w:t xml:space="preserve"/>
+            </w:r>
+            <w:r>
+              <w:t xml:space="preserve"/>
+            </w:r>
+            <w:r>
+              <w:t xml:space="preserve"/>
+            </w:r>
+            <w:r>
+              <w:rPr>
+                <w:rFonts w:hint="eastAsia"/>
+                <w:szCs w:val="21"/>
+              </w:rPr>
+              <w:t>，</w:t>
+            </w:r>
+            <w:r>
+              <w:rPr>
+                <w:rFonts w:hint="eastAsia"/>
+                <w:szCs w:val="21"/>
+              </w:rPr>
+              <w:t xml:space="preserve">查看XXX内容222</w:t>
+            </w:r>
+            <w:r>
+              <w:rPr>
+                <w:rFonts w:hint="eastAsia"/>
+                <w:szCs w:val="21"/>
+              </w:rPr>
+              <w:t xml:space="preserve"/>
+            </w:r>
+            <w:r>
+              <w:t xml:space="preserve"/>
+            </w:r>
+          </w:p>
+        </w:tc>
+      </w:tr>
+      <w:tr>
+        <w:tc>
+          <w:tcPr>
+            <w:tcW w:w="1329" w:type="dxa"/>
+            <w:vAlign w:val="center"/>
+          </w:tcPr>
+          <w:p>
+            <w:pPr>
+              <w:spacing w:before="100" w:beforeAutospacing="1" w:after="100" w:afterAutospacing="1"/>
+              <w:jc w:val="center"/>
+              <w:rPr>
+                <w:rFonts w:ascii="黑体" w:eastAsia="黑体" w:hAnsi="黑体" w:hint="eastAsia"/>
+                <w:snapToGrid w:val="0"/>
+                <w:spacing w:val="2"/>
+                <w:szCs w:val="21"/>
+              </w:rPr>
+            </w:pPr>
+            <w:r>
+              <w:rPr>
+                <w:rFonts w:ascii="黑体" w:eastAsia="黑体" w:hAnsi="黑体"/>
+                <w:snapToGrid w:val="0"/>
+                <w:spacing w:val="2"/>
+                <w:szCs w:val="21"/>
+              </w:rPr>
+              <w:t>充分性要求</w:t>
+            </w:r>
+          </w:p>
+        </w:tc>
+        <w:tc>
+          <w:tcPr>
+            <w:tcW w:w="7711" w:type="dxa"/>
+            <w:gridSpan w:val="5"/>
+            <w:vAlign w:val="center"/>
+          </w:tcPr>
+          <w:p>
+            <w:pPr>
+              <w:jc w:val="left"/>
+              <w:textAlignment w:val="center"/>
+              <w:rPr>
+                <w:snapToGrid w:val="0"/>
+                <w:szCs w:val="21"/>
+              </w:rPr>
+            </w:pPr>
+            <w:r>
+              <w:rPr>
+                <w:rFonts w:hint="eastAsia"/>
+                <w:snapToGrid w:val="0"/>
+                <w:szCs w:val="21"/>
+              </w:rPr>
+              <w:t xml:space="preserve">测试用例覆盖测试子项1111号、测试子项2号子项要求的全部内容。</w:t>
+            </w:r>
+          </w:p>
+          <w:p>
+            <w:pPr>
+              <w:jc w:val="left"/>
+              <w:textAlignment w:val="center"/>
+              <w:rPr>
+                <w:snapToGrid w:val="0"/>
+                <w:szCs w:val="21"/>
+              </w:rPr>
+            </w:pPr>
+            <w:r>
+              <w:rPr>
+                <w:rFonts w:hint="eastAsia"/>
+                <w:snapToGrid w:val="0"/>
+                <w:szCs w:val="21"/>
+              </w:rPr>
+              <w:t xml:space="preserve">所有用例执行完毕，对于未执行的用例说明未执行原因。</w:t>
+            </w:r>
+          </w:p>
+        </w:tc>
+      </w:tr>
+      <w:tr>
+        <w:tc>
+          <w:tcPr>
+            <w:tcW w:w="1329" w:type="dxa"/>
+            <w:vAlign w:val="center"/>
+          </w:tcPr>
+          <w:p>
+            <w:pPr>
+              <w:spacing w:before="100" w:beforeAutospacing="1" w:after="100" w:afterAutospacing="1"/>
+              <w:jc w:val="center"/>
+              <w:rPr>
+                <w:rFonts w:ascii="黑体" w:eastAsia="黑体" w:hAnsi="黑体" w:hint="eastAsia"/>
+                <w:snapToGrid w:val="0"/>
+                <w:spacing w:val="2"/>
+                <w:szCs w:val="21"/>
+              </w:rPr>
+            </w:pPr>
+            <w:r>
+              <w:rPr>
+                <w:rFonts w:ascii="黑体" w:eastAsia="黑体" w:hAnsi="黑体"/>
+                <w:snapToGrid w:val="0"/>
+                <w:spacing w:val="2"/>
+                <w:szCs w:val="21"/>
+              </w:rPr>
+              <w:t xml:space="preserve">通过准则</w:t>
             </w:r>
           </w:p>
         </w:tc>
@@ -3482,7 +3736,7 @@
                 <w:bCs/>
                 <w:szCs w:val="21"/>
               </w:rPr>
-              <w:t xml:space="preserve">1.测试子项1号</w:t>
+              <w:t xml:space="preserve">1.测试子项1111号</w:t>
             </w:r>
             <w:r>
               <w:rPr>
@@ -3526,7 +3780,404 @@
                 <w:rFonts w:hint="eastAsia"/>
                 <w:szCs w:val="21"/>
               </w:rPr>
-              <w:t xml:space="preserve">子项描述</w:t>
+              <w:t xml:space="preserve"/>
+            </w:r>
+            <w:r>
+              <w:t xml:space="preserve">XXX是正确的</w:t>
+            </w:r>
+            <w:r>
+              <w:rPr>
+                <w:rFonts w:hint="eastAsia"/>
+                <w:szCs w:val="21"/>
+              </w:rPr>
+              <w:t xml:space="preserve"/>
+            </w:r>
+            <w:r>
+              <w:t xml:space="preserve"/>
+            </w:r>
+          </w:p>
+          <w:p>
+            <w:pPr>
+              <w:wordWrap w:val="0"/>
+              <w:adjustRightInd w:val="0"/>
+              <w:spacing w:line="360" w:lineRule="auto"/>
+              <w:rPr>
+                <w:b/>
+                <w:bCs/>
+                <w:szCs w:val="21"/>
+              </w:rPr>
+            </w:pPr>
+            <w:r>
+              <w:rPr>
+                <w:b/>
+                <w:bCs/>
+                <w:szCs w:val="21"/>
+              </w:rPr>
+              <w:t xml:space="preserve">2.测试子项2号</w:t>
+            </w:r>
+            <w:r>
+              <w:rPr>
+                <w:rFonts w:hint="eastAsia"/>
+                <w:b/>
+                <w:bCs/>
+                <w:szCs w:val="21"/>
+              </w:rPr>
+              <w:t>（</w:t>
+            </w:r>
+            <w:r>
+              <w:rPr>
+                <w:rFonts w:hint="eastAsia"/>
+                <w:b/>
+                <w:bCs/>
+                <w:szCs w:val="21"/>
+              </w:rPr>
+              <w:t xml:space="preserve">XQ_SU_CSH1_SU02</w:t>
+            </w:r>
+            <w:r>
+              <w:rPr>
+                <w:rFonts w:hint="eastAsia"/>
+                <w:b/>
+                <w:bCs/>
+                <w:szCs w:val="21"/>
+              </w:rPr>
+              <w:t>）</w:t>
+            </w:r>
+          </w:p>
+          <w:p>
+            <w:pPr>
+              <w:wordWrap w:val="0"/>
+              <w:adjustRightInd w:val="0"/>
+              <w:spacing w:afterLines="50" w:after="156"/>
+              <w:rPr>
+                <w:szCs w:val="21"/>
+              </w:rPr>
+            </w:pPr>
+            <w:r>
+              <w:rPr>
+                <w:rFonts w:hint="eastAsia"/>
+                <w:szCs w:val="21"/>
+              </w:rPr>
+              <w:t xml:space="preserve"/>
+            </w:r>
+            <w:r>
+              <w:t xml:space="preserve">XXX是正确的222</w:t>
+            </w:r>
+            <w:r>
+              <w:rPr>
+                <w:rFonts w:hint="eastAsia"/>
+                <w:szCs w:val="21"/>
+              </w:rPr>
+              <w:t xml:space="preserve"/>
+            </w:r>
+            <w:r>
+              <w:t xml:space="preserve"/>
+            </w:r>
+          </w:p>
+        </w:tc>
+      </w:tr>
+    </w:tbl>
+    <w:p/>
+    <w:p>
+      <w:pPr>
+        <w:pStyle w:val="4"/>
+        <w:rPr>
+          <w:sz w:val="24"/>
+          <w:szCs w:val="24"/>
+        </w:rPr>
+      </w:pPr>
+      <w:r>
+        <w:rPr>
+          <w:sz w:val="24"/>
+          <w:szCs w:val="24"/>
+        </w:rPr>
+        <w:t xml:space="preserve">初始化功能2号</w:t>
+      </w:r>
+    </w:p>
+    <w:p>
+      <w:pPr>
+        <w:spacing w:line="360" w:lineRule="auto"/>
+        <w:jc w:val="center"/>
+        <w:rPr>
+          <w:rFonts w:eastAsia="黑体"/>
+          <w:szCs w:val="21"/>
+        </w:rPr>
+      </w:pPr>
+      <w:r>
+        <w:rPr>
+          <w:rFonts w:eastAsia="黑体"/>
+          <w:szCs w:val="21"/>
+        </w:rPr>
+        <w:t>表</w:t>
+      </w:r>
+      <w:r>
+        <w:rPr>
+          <w:rFonts w:eastAsia="黑体"/>
+          <w:szCs w:val="21"/>
+        </w:rPr>
+        <w:fldChar w:fldCharType="begin"/>
+      </w:r>
+      <w:r>
+        <w:rPr>
+          <w:rFonts w:eastAsia="黑体"/>
+          <w:szCs w:val="21"/>
+        </w:rPr>
+        <w:instrText xml:space="preserve"> STYLEREF 1 \s </w:instrText>
+      </w:r>
+      <w:r>
+        <w:rPr>
+          <w:rFonts w:eastAsia="黑体"/>
+          <w:szCs w:val="21"/>
+        </w:rPr>
+        <w:fldChar w:fldCharType="separate"/>
+      </w:r>
+      <w:r>
+        <w:rPr>
+          <w:rFonts w:eastAsia="黑体"/>
+          <w:noProof/>
+          <w:szCs w:val="21"/>
+        </w:rPr>
+        <w:t>1</w:t>
+      </w:r>
+      <w:r>
+        <w:rPr>
+          <w:rFonts w:eastAsia="黑体"/>
+          <w:szCs w:val="21"/>
+        </w:rPr>
+        <w:fldChar w:fldCharType="end"/>
+      </w:r>
+      <w:r>
+        <w:rPr>
+          <w:rFonts w:eastAsia="黑体"/>
+          <w:szCs w:val="21"/>
+        </w:rPr>
+        <w:noBreakHyphen/>
+      </w:r>
+      <w:r>
+        <w:rPr>
+          <w:rFonts w:eastAsia="黑体"/>
+          <w:szCs w:val="21"/>
+        </w:rPr>
+        <w:fldChar w:fldCharType="begin"/>
+      </w:r>
+      <w:r>
+        <w:rPr>
+          <w:rFonts w:eastAsia="黑体"/>
+          <w:szCs w:val="21"/>
+        </w:rPr>
+        <w:instrText xml:space="preserve"> SEQ </w:instrText>
+      </w:r>
+      <w:r>
+        <w:rPr>
+          <w:rFonts w:eastAsia="黑体"/>
+          <w:szCs w:val="21"/>
+        </w:rPr>
+        <w:instrText>表</w:instrText>
+      </w:r>
+      <w:r>
+        <w:rPr>
+          <w:rFonts w:eastAsia="黑体"/>
+          <w:szCs w:val="21"/>
+        </w:rPr>
+        <w:instrText xml:space="preserve"> \* ARABIC \s 1 </w:instrText>
+      </w:r>
+      <w:r>
+        <w:rPr>
+          <w:rFonts w:eastAsia="黑体"/>
+          <w:szCs w:val="21"/>
+        </w:rPr>
+        <w:fldChar w:fldCharType="separate"/>
+      </w:r>
+      <w:r>
+        <w:rPr>
+          <w:rFonts w:eastAsia="黑体"/>
+          <w:noProof/>
+          <w:szCs w:val="21"/>
+        </w:rPr>
+        <w:t>2</w:t>
+      </w:r>
+      <w:r>
+        <w:rPr>
+          <w:rFonts w:eastAsia="黑体"/>
+          <w:szCs w:val="21"/>
+        </w:rPr>
+        <w:fldChar w:fldCharType="end"/>
+      </w:r>
+      <w:r>
+        <w:rPr>
+          <w:rFonts w:eastAsia="黑体" w:hint="eastAsia"/>
+          <w:szCs w:val="21"/>
+        </w:rPr>
+        <w:t xml:space="preserve">初始化功能2号</w:t>
+      </w:r>
+      <w:r>
+        <w:rPr>
+          <w:rFonts w:eastAsia="黑体" w:hint="eastAsia"/>
+          <w:szCs w:val="21"/>
+        </w:rPr>
+        <w:t>测试项</w:t>
+      </w:r>
+    </w:p>
+    <w:tbl>
+      <w:tblPr>
+        <w:tblW w:w="0" w:type="auto"/>
+        <w:tblBorders>
+          <w:top w:val="single" w:sz="12" w:space="0" w:color="auto"/>
+          <w:left w:val="single" w:sz="12" w:space="0" w:color="auto"/>
+          <w:bottom w:val="single" w:sz="12" w:space="0" w:color="auto"/>
+          <w:right w:val="single" w:sz="12" w:space="0" w:color="auto"/>
+          <w:insideH w:val="single" w:sz="6" w:space="0" w:color="auto"/>
+          <w:insideV w:val="single" w:sz="6" w:space="0" w:color="auto"/>
+        </w:tblBorders>
+        <w:tblCellMar>
+          <w:top w:w="85" w:type="dxa"/>
+          <w:bottom w:w="85" w:type="dxa"/>
+        </w:tblCellMar>
+        <w:tblLook w:val="0000" w:firstRow="0" w:lastRow="0" w:firstColumn="0" w:lastColumn="0" w:noHBand="0" w:noVBand="0"/>
+      </w:tblPr>
+      <w:tblGrid>
+        <w:gridCol w:w="1329"/>
+        <w:gridCol w:w="2200"/>
+        <w:gridCol w:w="1402"/>
+        <w:gridCol w:w="1570"/>
+        <w:gridCol w:w="864"/>
+        <w:gridCol w:w="1675"/>
+      </w:tblGrid>
+      <w:tr>
+        <w:tc>
+          <w:tcPr>
+            <w:tcW w:w="1329" w:type="dxa"/>
+            <w:vAlign w:val="center"/>
+          </w:tcPr>
+          <w:p>
+            <w:pPr>
+              <w:spacing w:before="100" w:beforeAutospacing="1" w:after="100" w:afterAutospacing="1"/>
+              <w:jc w:val="center"/>
+              <w:rPr>
+                <w:rFonts w:ascii="黑体" w:eastAsia="黑体" w:hAnsi="黑体" w:hint="eastAsia"/>
+                <w:snapToGrid w:val="0"/>
+                <w:spacing w:val="2"/>
+                <w:szCs w:val="21"/>
+              </w:rPr>
+            </w:pPr>
+            <w:r>
+              <w:rPr>
+                <w:rFonts w:ascii="黑体" w:eastAsia="黑体" w:hAnsi="黑体"/>
+                <w:snapToGrid w:val="0"/>
+                <w:spacing w:val="2"/>
+                <w:szCs w:val="21"/>
+              </w:rPr>
+              <w:t>测试项名称</w:t>
+            </w:r>
+          </w:p>
+        </w:tc>
+        <w:tc>
+          <w:tcPr>
+            <w:tcW w:w="2200" w:type="dxa"/>
+            <w:vAlign w:val="center"/>
+          </w:tcPr>
+          <w:p>
+            <w:pPr>
+              <w:rPr>
+                <w:snapToGrid w:val="0"/>
+                <w:spacing w:val="2"/>
+                <w:szCs w:val="21"/>
+              </w:rPr>
+            </w:pPr>
+            <w:r>
+              <w:rPr>
+                <w:szCs w:val="21"/>
+              </w:rPr>
+              <w:t xml:space="preserve">初始化功能2号</w:t>
+            </w:r>
+          </w:p>
+        </w:tc>
+        <w:tc>
+          <w:tcPr>
+            <w:tcW w:w="1402" w:type="dxa"/>
+            <w:vAlign w:val="center"/>
+          </w:tcPr>
+          <w:p>
+            <w:pPr>
+              <w:jc w:val="center"/>
+              <w:rPr>
+                <w:rFonts w:ascii="黑体" w:eastAsia="黑体" w:hAnsi="黑体" w:hint="eastAsia"/>
+                <w:snapToGrid w:val="0"/>
+                <w:szCs w:val="21"/>
+              </w:rPr>
+            </w:pPr>
+            <w:r>
+              <w:rPr>
+                <w:rFonts w:ascii="黑体" w:eastAsia="黑体" w:hAnsi="黑体"/>
+                <w:snapToGrid w:val="0"/>
+                <w:szCs w:val="21"/>
+              </w:rPr>
+              <w:t>测试项标识</w:t>
+            </w:r>
+          </w:p>
+        </w:tc>
+        <w:tc>
+          <w:tcPr>
+            <w:tcW w:w="1570" w:type="dxa"/>
+            <w:vAlign w:val="center"/>
+          </w:tcPr>
+          <w:p>
+            <w:pPr>
+              <w:jc w:val="center"/>
+              <w:rPr>
+                <w:snapToGrid w:val="0"/>
+                <w:szCs w:val="21"/>
+              </w:rPr>
+            </w:pPr>
+            <w:r>
+              <w:rPr>
+                <w:szCs w:val="21"/>
+              </w:rPr>
+              <w:t xml:space="preserve">XQ_SU_CSH2</w:t>
+            </w:r>
+          </w:p>
+        </w:tc>
+        <w:tc>
+          <w:tcPr>
+            <w:tcW w:w="864" w:type="dxa"/>
+            <w:vAlign w:val="center"/>
+          </w:tcPr>
+          <w:p>
+            <w:pPr>
+              <w:jc w:val="center"/>
+              <w:rPr>
+                <w:rFonts w:ascii="黑体" w:eastAsia="黑体" w:hAnsi="黑体" w:hint="eastAsia"/>
+                <w:snapToGrid w:val="0"/>
+                <w:szCs w:val="21"/>
+              </w:rPr>
+            </w:pPr>
+            <w:r>
+              <w:rPr>
+                <w:rFonts w:ascii="黑体" w:eastAsia="黑体" w:hAnsi="黑体"/>
+                <w:snapToGrid w:val="0"/>
+                <w:szCs w:val="21"/>
+              </w:rPr>
+              <w:t>优先级</w:t>
+            </w:r>
+          </w:p>
+        </w:tc>
+        <w:tc>
+          <w:tcPr>
+            <w:tcW w:w="1675" w:type="dxa"/>
+            <w:vAlign w:val="center"/>
+          </w:tcPr>
+          <w:p>
+            <w:pPr>
+              <w:jc w:val="center"/>
+              <w:rPr>
+                <w:snapToGrid w:val="0"/>
+                <w:szCs w:val="21"/>
+              </w:rPr>
+            </w:pPr>
+            <w:r>
+              <w:rPr>
+                <w:szCs w:val="21"/>
+              </w:rPr>
+              <w:t xml:space="preserve">高</w:t>
             </w:r>
           </w:p>
         </w:tc>
@@ -3542,7 +4193,248 @@
               <w:spacing w:before="100" w:beforeAutospacing="1" w:after="100" w:afterAutospacing="1"/>
               <w:jc w:val="center"/>
               <w:rPr>
+                <w:rFonts w:ascii="黑体" w:eastAsia="黑体" w:hAnsi="黑体" w:hint="eastAsia"/>
+                <w:snapToGrid w:val="0"/>
+                <w:spacing w:val="2"/>
+                <w:szCs w:val="21"/>
+              </w:rPr>
+            </w:pPr>
+            <w:r>
+              <w:rPr>
                 <w:rFonts w:ascii="黑体" w:eastAsia="黑体" w:hAnsi="黑体"/>
+                <w:snapToGrid w:val="0"/>
+                <w:spacing w:val="2"/>
+                <w:szCs w:val="21"/>
+              </w:rPr>
+              <w:t xml:space="preserve">追踪关系</w:t>
+            </w:r>
+          </w:p>
+        </w:tc>
+        <w:tc>
+          <w:tcPr>
+            <w:tcW w:w="7711" w:type="dxa"/>
+            <w:gridSpan w:val="5"/>
+            <w:vAlign w:val="center"/>
+          </w:tcPr>
+          <w:p>
+            <w:pPr>
+              <w:wordWrap w:val="0"/>
+              <w:adjustRightInd w:val="0"/>
+              <w:rPr>
+                <w:szCs w:val="21"/>
+              </w:rPr>
+            </w:pPr>
+            <w:r>
+              <w:rPr>
+                <w:szCs w:val="21"/>
+              </w:rPr>
+              <w:t>《</w:t>
+            </w:r>
+            <w:r>
+              <w:rPr>
+                <w:szCs w:val="21"/>
+              </w:rPr>
+              <w:t xml:space="preserve">需求规格说明</w:t>
+            </w:r>
+            <w:r>
+              <w:rPr>
+                <w:szCs w:val="21"/>
+              </w:rPr>
+              <w:t>》</w:t>
+            </w:r>
+            <w:r>
+              <w:rPr>
+                <w:szCs w:val="21"/>
+              </w:rPr>
+              <w:t xml:space="preserve">-3.1.1-初始化功能</w:t>
+            </w:r>
+          </w:p>
+        </w:tc>
+      </w:tr>
+      <w:tr>
+        <w:tc>
+          <w:tcPr>
+            <w:tcW w:w="1329" w:type="dxa"/>
+            <w:vAlign w:val="center"/>
+          </w:tcPr>
+          <w:p>
+            <w:pPr>
+              <w:spacing w:before="100" w:beforeAutospacing="1" w:after="100" w:afterAutospacing="1"/>
+              <w:jc w:val="center"/>
+              <w:rPr>
+                <w:rFonts w:ascii="黑体" w:eastAsia="黑体" w:hAnsi="黑体" w:hint="eastAsia"/>
+                <w:snapToGrid w:val="0"/>
+                <w:spacing w:val="2"/>
+                <w:szCs w:val="21"/>
+              </w:rPr>
+            </w:pPr>
+            <w:r>
+              <w:rPr>
+                <w:rFonts w:ascii="黑体" w:eastAsia="黑体" w:hAnsi="黑体"/>
+                <w:snapToGrid w:val="0"/>
+                <w:spacing w:val="2"/>
+                <w:szCs w:val="21"/>
+              </w:rPr>
+              <w:t xml:space="preserve">需求描述</w:t>
+            </w:r>
+          </w:p>
+        </w:tc>
+        <w:tc>
+          <w:tcPr>
+            <w:tcW w:w="7711" w:type="dxa"/>
+            <w:gridSpan w:val="5"/>
+            <w:vAlign w:val="center"/>
+          </w:tcPr>
+          <w:p>
+            <w:pPr>
+              <w:wordWrap w:val="0"/>
+              <w:adjustRightInd w:val="0"/>
+              <w:rPr>
+                <w:szCs w:val="21"/>
+              </w:rPr>
+            </w:pPr>
+            <w:r>
+              <w:rPr>
+                <w:rFonts w:hint="eastAsia"/>
+                <w:szCs w:val="21"/>
+              </w:rPr>
+              <w:t xml:space="preserve"/>
+            </w:r>
+            <w:r>
+              <w:rPr>
+                <w:szCs w:val="21"/>
+              </w:rPr>
+              <w:t xml:space="preserve">某初始化功能</w:t>
+            </w:r>
+            <w:r>
+              <w:rPr>
+                <w:rFonts w:hint="eastAsia"/>
+                <w:szCs w:val="21"/>
+              </w:rPr>
+              <w:t xml:space="preserve"/>
+            </w:r>
+          </w:p>
+        </w:tc>
+      </w:tr>
+      <w:tr>
+        <w:tc>
+          <w:tcPr>
+            <w:tcW w:w="1329" w:type="dxa"/>
+            <w:vAlign w:val="center"/>
+          </w:tcPr>
+          <w:p>
+            <w:pPr>
+              <w:spacing w:before="100" w:beforeAutospacing="1" w:after="100" w:afterAutospacing="1"/>
+              <w:jc w:val="center"/>
+              <w:rPr>
+                <w:rFonts w:ascii="黑体" w:eastAsia="黑体" w:hAnsi="黑体" w:hint="eastAsia"/>
+                <w:snapToGrid w:val="0"/>
+                <w:spacing w:val="2"/>
+                <w:szCs w:val="21"/>
+              </w:rPr>
+            </w:pPr>
+            <w:r>
+              <w:rPr>
+                <w:rFonts w:ascii="黑体" w:eastAsia="黑体" w:hAnsi="黑体" w:hint="eastAsia"/>
+                <w:snapToGrid w:val="0"/>
+                <w:spacing w:val="2"/>
+                <w:szCs w:val="21"/>
+              </w:rPr>
+              <w:t>测试手段</w:t>
+            </w:r>
+          </w:p>
+        </w:tc>
+        <w:tc>
+          <w:tcPr>
+            <w:tcW w:w="7711" w:type="dxa"/>
+            <w:gridSpan w:val="5"/>
+            <w:vAlign w:val="center"/>
+          </w:tcPr>
+          <w:p>
+            <w:pPr>
+              <w:wordWrap w:val="0"/>
+              <w:adjustRightInd w:val="0"/>
+              <w:rPr>
+                <w:szCs w:val="21"/>
+              </w:rPr>
+            </w:pPr>
+            <w:r>
+              <w:rPr>
+                <w:szCs w:val="21"/>
+              </w:rPr>
+              <w:t xml:space="preserve">动态测试 </w:t>
+            </w:r>
+          </w:p>
+        </w:tc>
+      </w:tr>
+      <w:tr>
+        <w:tc>
+          <w:tcPr>
+            <w:tcW w:w="1329" w:type="dxa"/>
+            <w:vAlign w:val="center"/>
+          </w:tcPr>
+          <w:p>
+            <w:pPr>
+              <w:spacing w:before="100" w:beforeAutospacing="1" w:after="100" w:afterAutospacing="1"/>
+              <w:jc w:val="center"/>
+              <w:rPr>
+                <w:rFonts w:ascii="黑体" w:eastAsia="黑体" w:hAnsi="黑体" w:hint="eastAsia"/>
+                <w:snapToGrid w:val="0"/>
+                <w:spacing w:val="2"/>
+                <w:szCs w:val="21"/>
+              </w:rPr>
+            </w:pPr>
+            <w:r>
+              <w:rPr>
+                <w:rFonts w:ascii="黑体" w:eastAsia="黑体" w:hAnsi="黑体"/>
+                <w:snapToGrid w:val="0"/>
+                <w:spacing w:val="2"/>
+                <w:szCs w:val="21"/>
+              </w:rPr>
+              <w:t>测试项描述</w:t>
+            </w:r>
+          </w:p>
+        </w:tc>
+        <w:tc>
+          <w:tcPr>
+            <w:tcW w:w="7711" w:type="dxa"/>
+            <w:gridSpan w:val="5"/>
+            <w:vAlign w:val="center"/>
+          </w:tcPr>
+          <w:p>
+            <w:pPr>
+              <w:tabs>
+                <w:tab w:val="left" w:pos="425"/>
+              </w:tabs>
+              <w:jc w:val="left"/>
+              <w:rPr>
+                <w:b/>
+                <w:snapToGrid w:val="0"/>
+                <w:szCs w:val="21"/>
+              </w:rPr>
+            </w:pPr>
+            <w:r>
+              <w:rPr>
+                <w:rFonts w:hint="eastAsia"/>
+                <w:szCs w:val="21"/>
+              </w:rPr>
+              <w:t xml:space="preserve"/>
+            </w:r>
+          </w:p>
+        </w:tc>
+      </w:tr>
+      <w:tr>
+        <w:tc>
+          <w:tcPr>
+            <w:tcW w:w="1329" w:type="dxa"/>
+            <w:vAlign w:val="center"/>
+          </w:tcPr>
+          <w:p>
+            <w:pPr>
+              <w:spacing w:before="100" w:beforeAutospacing="1" w:after="100" w:afterAutospacing="1"/>
+              <w:jc w:val="center"/>
+              <w:rPr>
+                <w:rFonts w:ascii="黑体" w:eastAsia="黑体" w:hAnsi="黑体" w:hint="eastAsia"/>
                 <w:snapToGrid w:val="0"/>
                 <w:spacing w:val="2"/>
                 <w:szCs w:val="21"/>
@@ -3582,7 +4474,7 @@
                 <w:bCs/>
                 <w:szCs w:val="21"/>
               </w:rPr>
-              <w:t xml:space="preserve">1.测试子项1号</w:t>
+              <w:t xml:space="preserve">1.初始化2号内容</w:t>
             </w:r>
             <w:r>
               <w:rPr>
@@ -3600,7 +4492,7 @@
                 <w:bCs/>
                 <w:szCs w:val="21"/>
               </w:rPr>
-              <w:t xml:space="preserve">XQ_SU_CSH1_SU01</w:t>
+              <w:t xml:space="preserve">XQ_SU_CSH2_SU01</w:t>
             </w:r>
             <w:r>
               <w:rPr>
@@ -3636,7 +4528,7 @@
                 <w:rFonts w:hint="eastAsia"/>
                 <w:szCs w:val="21"/>
               </w:rPr>
-              <w:t xml:space="preserve">XXX条件</w:t>
+              <w:t xml:space="preserve">xxx条件</w:t>
             </w:r>
             <w:r>
               <w:rPr>
@@ -3670,7 +4562,7 @@
                 <w:rFonts w:hint="eastAsia"/>
                 <w:szCs w:val="21"/>
               </w:rPr>
-              <w:t xml:space="preserve">通过XX操作</w:t>
+              <w:t xml:space="preserve">进行操作</w:t>
             </w:r>
             <w:r>
               <w:rPr>
@@ -3697,34 +4589,7 @@
                 <w:rFonts w:hint="eastAsia"/>
                 <w:szCs w:val="21"/>
               </w:rPr>
-              <w:t xml:space="preserve">查看XXX内容</w:t>
-            </w:r>
-            <w:r>
-              <w:rPr>
-                <w:rFonts w:hint="eastAsia"/>
-                <w:szCs w:val="21"/>
-              </w:rPr>
-              <w:t xml:space="preserve"/>
-            </w:r>
-            <w:r>
-              <w:t xml:space="preserve"/>
-            </w:r>
-            <w:r>
-              <w:t xml:space="preserve"/>
-            </w:r>
-            <w:r>
-              <w:rPr>
-                <w:rFonts w:hint="eastAsia"/>
-                <w:szCs w:val="21"/>
-              </w:rPr>
-              <w:t>，</w:t>
-            </w:r>
-            <w:r>
-              <w:rPr>
-                <w:rFonts w:hint="eastAsia"/>
-                <w:szCs w:val="21"/>
-              </w:rPr>
-              <w:t xml:space="preserve">XXX是正确的</w:t>
+              <w:t xml:space="preserve">查看xx</w:t>
             </w:r>
             <w:r>
               <w:rPr>
@@ -3750,7 +4615,7 @@
               <w:spacing w:before="100" w:beforeAutospacing="1" w:after="100" w:afterAutospacing="1"/>
               <w:jc w:val="center"/>
               <w:rPr>
-                <w:rFonts w:ascii="黑体" w:eastAsia="黑体" w:hAnsi="黑体"/>
+                <w:rFonts w:ascii="黑体" w:eastAsia="黑体" w:hAnsi="黑体" w:hint="eastAsia"/>
                 <w:snapToGrid w:val="0"/>
                 <w:spacing w:val="2"/>
                 <w:szCs w:val="21"/>
@@ -3788,7 +4653,7 @@
                 <w:snapToGrid w:val="0"/>
                 <w:szCs w:val="21"/>
               </w:rPr>
-              <w:t xml:space="preserve">测试用例覆盖测试子项1号子项要求的全部内容。</w:t>
+              <w:t xml:space="preserve">测试用例覆盖初始化2号内容子项要求的全部内容。</w:t>
             </w:r>
           </w:p>
           <w:p>
@@ -3822,20 +4687,19 @@
               <w:spacing w:before="100" w:beforeAutospacing="1" w:after="100" w:afterAutospacing="1"/>
               <w:jc w:val="center"/>
               <w:rPr>
+                <w:rFonts w:ascii="黑体" w:eastAsia="黑体" w:hAnsi="黑体" w:hint="eastAsia"/>
+                <w:snapToGrid w:val="0"/>
+                <w:spacing w:val="2"/>
+                <w:szCs w:val="21"/>
+              </w:rPr>
+            </w:pPr>
+            <w:r>
+              <w:rPr>
                 <w:rFonts w:ascii="黑体" w:eastAsia="黑体" w:hAnsi="黑体"/>
                 <w:snapToGrid w:val="0"/>
                 <w:spacing w:val="2"/>
                 <w:szCs w:val="21"/>
               </w:rPr>
-            </w:pPr>
-            <w:r>
-              <w:rPr>
-                <w:rFonts w:ascii="黑体" w:eastAsia="黑体" w:hAnsi="黑体"/>
-                <w:snapToGrid w:val="0"/>
-                <w:spacing w:val="2"/>
-                <w:szCs w:val="21"/>
-              </w:rPr>
-              <w:lastRenderedPageBreak/>
               <w:t xml:space="preserve">通过准则</w:t>
             </w:r>
           </w:p>
@@ -3848,7 +4712,848 @@
           </w:tcPr>
           <w:p>
             <w:pPr>
+              <w:wordWrap w:val="0"/>
+              <w:adjustRightInd w:val="0"/>
+              <w:spacing w:line="360" w:lineRule="auto"/>
+              <w:rPr>
+                <w:b/>
+                <w:bCs/>
+                <w:szCs w:val="21"/>
+              </w:rPr>
+            </w:pPr>
+            <w:r>
+              <w:rPr>
+                <w:b/>
+                <w:bCs/>
+                <w:szCs w:val="21"/>
+              </w:rPr>
+              <w:t xml:space="preserve">1.初始化2号内容</w:t>
+            </w:r>
+            <w:r>
+              <w:rPr>
+                <w:rFonts w:hint="eastAsia"/>
+                <w:b/>
+                <w:bCs/>
+                <w:szCs w:val="21"/>
+              </w:rPr>
+              <w:t>（</w:t>
+            </w:r>
+            <w:r>
+              <w:rPr>
+                <w:rFonts w:hint="eastAsia"/>
+                <w:b/>
+                <w:bCs/>
+                <w:szCs w:val="21"/>
+              </w:rPr>
+              <w:t xml:space="preserve">XQ_SU_CSH2_SU01</w:t>
+            </w:r>
+            <w:r>
+              <w:rPr>
+                <w:rFonts w:hint="eastAsia"/>
+                <w:b/>
+                <w:bCs/>
+                <w:szCs w:val="21"/>
+              </w:rPr>
+              <w:t>）</w:t>
+            </w:r>
+          </w:p>
+          <w:p>
+            <w:pPr>
+              <w:wordWrap w:val="0"/>
+              <w:adjustRightInd w:val="0"/>
+              <w:spacing w:afterLines="50" w:after="156"/>
+              <w:rPr>
+                <w:szCs w:val="21"/>
+              </w:rPr>
+            </w:pPr>
+            <w:r>
+              <w:rPr>
+                <w:rFonts w:hint="eastAsia"/>
+                <w:szCs w:val="21"/>
+              </w:rPr>
+              <w:t xml:space="preserve"/>
+            </w:r>
+            <w:r>
+              <w:t xml:space="preserve">期望xx</w:t>
+            </w:r>
+            <w:r>
+              <w:rPr>
+                <w:rFonts w:hint="eastAsia"/>
+                <w:szCs w:val="21"/>
+              </w:rPr>
+              <w:t xml:space="preserve"/>
+            </w:r>
+            <w:r>
+              <w:t xml:space="preserve"/>
+            </w:r>
+          </w:p>
+        </w:tc>
+      </w:tr>
+    </w:tbl>
+    <w:p/>
+    <w:p>
+      <w:pPr>
+        <w:pStyle w:val="4"/>
+        <w:rPr>
+          <w:sz w:val="24"/>
+          <w:szCs w:val="24"/>
+        </w:rPr>
+      </w:pPr>
+      <w:r>
+        <w:rPr>
+          <w:sz w:val="24"/>
+          <w:szCs w:val="24"/>
+        </w:rPr>
+        <w:t xml:space="preserve">特殊公测试项</w:t>
+      </w:r>
+    </w:p>
+    <w:p>
+      <w:pPr>
+        <w:spacing w:line="360" w:lineRule="auto"/>
+        <w:jc w:val="center"/>
+        <w:rPr>
+          <w:rFonts w:eastAsia="黑体"/>
+          <w:szCs w:val="21"/>
+        </w:rPr>
+      </w:pPr>
+      <w:r>
+        <w:rPr>
+          <w:rFonts w:eastAsia="黑体"/>
+          <w:szCs w:val="21"/>
+        </w:rPr>
+        <w:t>表</w:t>
+      </w:r>
+      <w:r>
+        <w:rPr>
+          <w:rFonts w:eastAsia="黑体"/>
+          <w:szCs w:val="21"/>
+        </w:rPr>
+        <w:fldChar w:fldCharType="begin"/>
+      </w:r>
+      <w:r>
+        <w:rPr>
+          <w:rFonts w:eastAsia="黑体"/>
+          <w:szCs w:val="21"/>
+        </w:rPr>
+        <w:instrText xml:space="preserve"> STYLEREF 1 \s </w:instrText>
+      </w:r>
+      <w:r>
+        <w:rPr>
+          <w:rFonts w:eastAsia="黑体"/>
+          <w:szCs w:val="21"/>
+        </w:rPr>
+        <w:fldChar w:fldCharType="separate"/>
+      </w:r>
+      <w:r>
+        <w:rPr>
+          <w:rFonts w:eastAsia="黑体"/>
+          <w:noProof/>
+          <w:szCs w:val="21"/>
+        </w:rPr>
+        <w:t>1</w:t>
+      </w:r>
+      <w:r>
+        <w:rPr>
+          <w:rFonts w:eastAsia="黑体"/>
+          <w:szCs w:val="21"/>
+        </w:rPr>
+        <w:fldChar w:fldCharType="end"/>
+      </w:r>
+      <w:r>
+        <w:rPr>
+          <w:rFonts w:eastAsia="黑体"/>
+          <w:szCs w:val="21"/>
+        </w:rPr>
+        <w:noBreakHyphen/>
+      </w:r>
+      <w:r>
+        <w:rPr>
+          <w:rFonts w:eastAsia="黑体"/>
+          <w:szCs w:val="21"/>
+        </w:rPr>
+        <w:fldChar w:fldCharType="begin"/>
+      </w:r>
+      <w:r>
+        <w:rPr>
+          <w:rFonts w:eastAsia="黑体"/>
+          <w:szCs w:val="21"/>
+        </w:rPr>
+        <w:instrText xml:space="preserve"> SEQ </w:instrText>
+      </w:r>
+      <w:r>
+        <w:rPr>
+          <w:rFonts w:eastAsia="黑体"/>
+          <w:szCs w:val="21"/>
+        </w:rPr>
+        <w:instrText>表</w:instrText>
+      </w:r>
+      <w:r>
+        <w:rPr>
+          <w:rFonts w:eastAsia="黑体"/>
+          <w:szCs w:val="21"/>
+        </w:rPr>
+        <w:instrText xml:space="preserve"> \* ARABIC \s 1 </w:instrText>
+      </w:r>
+      <w:r>
+        <w:rPr>
+          <w:rFonts w:eastAsia="黑体"/>
+          <w:szCs w:val="21"/>
+        </w:rPr>
+        <w:fldChar w:fldCharType="separate"/>
+      </w:r>
+      <w:r>
+        <w:rPr>
+          <w:rFonts w:eastAsia="黑体"/>
+          <w:noProof/>
+          <w:szCs w:val="21"/>
+        </w:rPr>
+        <w:t>2</w:t>
+      </w:r>
+      <w:r>
+        <w:rPr>
+          <w:rFonts w:eastAsia="黑体"/>
+          <w:szCs w:val="21"/>
+        </w:rPr>
+        <w:fldChar w:fldCharType="end"/>
+      </w:r>
+      <w:r>
+        <w:rPr>
+          <w:rFonts w:eastAsia="黑体" w:hint="eastAsia"/>
+          <w:szCs w:val="21"/>
+        </w:rPr>
+        <w:t xml:space="preserve">特殊公测试项</w:t>
+      </w:r>
+      <w:r>
+        <w:rPr>
+          <w:rFonts w:eastAsia="黑体" w:hint="eastAsia"/>
+          <w:szCs w:val="21"/>
+        </w:rPr>
+        <w:t>测试项</w:t>
+      </w:r>
+    </w:p>
+    <w:tbl>
+      <w:tblPr>
+        <w:tblW w:w="0" w:type="auto"/>
+        <w:tblBorders>
+          <w:top w:val="single" w:sz="12" w:space="0" w:color="auto"/>
+          <w:left w:val="single" w:sz="12" w:space="0" w:color="auto"/>
+          <w:bottom w:val="single" w:sz="12" w:space="0" w:color="auto"/>
+          <w:right w:val="single" w:sz="12" w:space="0" w:color="auto"/>
+          <w:insideH w:val="single" w:sz="6" w:space="0" w:color="auto"/>
+          <w:insideV w:val="single" w:sz="6" w:space="0" w:color="auto"/>
+        </w:tblBorders>
+        <w:tblCellMar>
+          <w:top w:w="85" w:type="dxa"/>
+          <w:bottom w:w="85" w:type="dxa"/>
+        </w:tblCellMar>
+        <w:tblLook w:val="0000" w:firstRow="0" w:lastRow="0" w:firstColumn="0" w:lastColumn="0" w:noHBand="0" w:noVBand="0"/>
+      </w:tblPr>
+      <w:tblGrid>
+        <w:gridCol w:w="1329"/>
+        <w:gridCol w:w="2200"/>
+        <w:gridCol w:w="1402"/>
+        <w:gridCol w:w="1570"/>
+        <w:gridCol w:w="864"/>
+        <w:gridCol w:w="1675"/>
+      </w:tblGrid>
+      <w:tr>
+        <w:tc>
+          <w:tcPr>
+            <w:tcW w:w="1329" w:type="dxa"/>
+            <w:vAlign w:val="center"/>
+          </w:tcPr>
+          <w:p>
+            <w:pPr>
               <w:spacing w:before="100" w:beforeAutospacing="1" w:after="100" w:afterAutospacing="1"/>
+              <w:jc w:val="center"/>
+              <w:rPr>
+                <w:rFonts w:ascii="黑体" w:eastAsia="黑体" w:hAnsi="黑体" w:hint="eastAsia"/>
+                <w:snapToGrid w:val="0"/>
+                <w:spacing w:val="2"/>
+                <w:szCs w:val="21"/>
+              </w:rPr>
+            </w:pPr>
+            <w:r>
+              <w:rPr>
+                <w:rFonts w:ascii="黑体" w:eastAsia="黑体" w:hAnsi="黑体"/>
+                <w:snapToGrid w:val="0"/>
+                <w:spacing w:val="2"/>
+                <w:szCs w:val="21"/>
+              </w:rPr>
+              <w:t>测试项名称</w:t>
+            </w:r>
+          </w:p>
+        </w:tc>
+        <w:tc>
+          <w:tcPr>
+            <w:tcW w:w="2200" w:type="dxa"/>
+            <w:vAlign w:val="center"/>
+          </w:tcPr>
+          <w:p>
+            <w:pPr>
+              <w:rPr>
+                <w:snapToGrid w:val="0"/>
+                <w:spacing w:val="2"/>
+                <w:szCs w:val="21"/>
+              </w:rPr>
+            </w:pPr>
+            <w:r>
+              <w:rPr>
+                <w:szCs w:val="21"/>
+              </w:rPr>
+              <w:t xml:space="preserve">特殊公测试项</w:t>
+            </w:r>
+          </w:p>
+        </w:tc>
+        <w:tc>
+          <w:tcPr>
+            <w:tcW w:w="1402" w:type="dxa"/>
+            <w:vAlign w:val="center"/>
+          </w:tcPr>
+          <w:p>
+            <w:pPr>
+              <w:jc w:val="center"/>
+              <w:rPr>
+                <w:rFonts w:ascii="黑体" w:eastAsia="黑体" w:hAnsi="黑体" w:hint="eastAsia"/>
+                <w:snapToGrid w:val="0"/>
+                <w:szCs w:val="21"/>
+              </w:rPr>
+            </w:pPr>
+            <w:r>
+              <w:rPr>
+                <w:rFonts w:ascii="黑体" w:eastAsia="黑体" w:hAnsi="黑体"/>
+                <w:snapToGrid w:val="0"/>
+                <w:szCs w:val="21"/>
+              </w:rPr>
+              <w:t>测试项标识</w:t>
+            </w:r>
+          </w:p>
+        </w:tc>
+        <w:tc>
+          <w:tcPr>
+            <w:tcW w:w="1570" w:type="dxa"/>
+            <w:vAlign w:val="center"/>
+          </w:tcPr>
+          <w:p>
+            <w:pPr>
+              <w:jc w:val="center"/>
+              <w:rPr>
+                <w:snapToGrid w:val="0"/>
+                <w:szCs w:val="21"/>
+              </w:rPr>
+            </w:pPr>
+            <w:r>
+              <w:rPr>
+                <w:szCs w:val="21"/>
+              </w:rPr>
+              <w:t xml:space="preserve">XQ_SU_TSGN</w:t>
+            </w:r>
+          </w:p>
+        </w:tc>
+        <w:tc>
+          <w:tcPr>
+            <w:tcW w:w="864" w:type="dxa"/>
+            <w:vAlign w:val="center"/>
+          </w:tcPr>
+          <w:p>
+            <w:pPr>
+              <w:jc w:val="center"/>
+              <w:rPr>
+                <w:rFonts w:ascii="黑体" w:eastAsia="黑体" w:hAnsi="黑体" w:hint="eastAsia"/>
+                <w:snapToGrid w:val="0"/>
+                <w:szCs w:val="21"/>
+              </w:rPr>
+            </w:pPr>
+            <w:r>
+              <w:rPr>
+                <w:rFonts w:ascii="黑体" w:eastAsia="黑体" w:hAnsi="黑体"/>
+                <w:snapToGrid w:val="0"/>
+                <w:szCs w:val="21"/>
+              </w:rPr>
+              <w:t>优先级</w:t>
+            </w:r>
+          </w:p>
+        </w:tc>
+        <w:tc>
+          <w:tcPr>
+            <w:tcW w:w="1675" w:type="dxa"/>
+            <w:vAlign w:val="center"/>
+          </w:tcPr>
+          <w:p>
+            <w:pPr>
+              <w:jc w:val="center"/>
+              <w:rPr>
+                <w:snapToGrid w:val="0"/>
+                <w:szCs w:val="21"/>
+              </w:rPr>
+            </w:pPr>
+            <w:r>
+              <w:rPr>
+                <w:szCs w:val="21"/>
+              </w:rPr>
+              <w:t xml:space="preserve">高</w:t>
+            </w:r>
+          </w:p>
+        </w:tc>
+      </w:tr>
+      <w:tr>
+        <w:tc>
+          <w:tcPr>
+            <w:tcW w:w="1329" w:type="dxa"/>
+            <w:vAlign w:val="center"/>
+          </w:tcPr>
+          <w:p>
+            <w:pPr>
+              <w:spacing w:before="100" w:beforeAutospacing="1" w:after="100" w:afterAutospacing="1"/>
+              <w:jc w:val="center"/>
+              <w:rPr>
+                <w:rFonts w:ascii="黑体" w:eastAsia="黑体" w:hAnsi="黑体" w:hint="eastAsia"/>
+                <w:snapToGrid w:val="0"/>
+                <w:spacing w:val="2"/>
+                <w:szCs w:val="21"/>
+              </w:rPr>
+            </w:pPr>
+            <w:r>
+              <w:rPr>
+                <w:rFonts w:ascii="黑体" w:eastAsia="黑体" w:hAnsi="黑体"/>
+                <w:snapToGrid w:val="0"/>
+                <w:spacing w:val="2"/>
+                <w:szCs w:val="21"/>
+              </w:rPr>
+              <w:t xml:space="preserve">追踪关系</w:t>
+            </w:r>
+          </w:p>
+        </w:tc>
+        <w:tc>
+          <w:tcPr>
+            <w:tcW w:w="7711" w:type="dxa"/>
+            <w:gridSpan w:val="5"/>
+            <w:vAlign w:val="center"/>
+          </w:tcPr>
+          <w:p>
+            <w:pPr>
+              <w:wordWrap w:val="0"/>
+              <w:adjustRightInd w:val="0"/>
+              <w:rPr>
+                <w:szCs w:val="21"/>
+              </w:rPr>
+            </w:pPr>
+            <w:r>
+              <w:rPr>
+                <w:szCs w:val="21"/>
+              </w:rPr>
+              <w:t>《</w:t>
+            </w:r>
+            <w:r>
+              <w:rPr>
+                <w:szCs w:val="21"/>
+              </w:rPr>
+              <w:t xml:space="preserve">需求规格说明</w:t>
+            </w:r>
+            <w:r>
+              <w:rPr>
+                <w:szCs w:val="21"/>
+              </w:rPr>
+              <w:t>》</w:t>
+            </w:r>
+            <w:r>
+              <w:rPr>
+                <w:szCs w:val="21"/>
+              </w:rPr>
+              <w:t xml:space="preserve">-3.1.4-特殊功能测试</w:t>
+            </w:r>
+          </w:p>
+        </w:tc>
+      </w:tr>
+      <w:tr>
+        <w:tc>
+          <w:tcPr>
+            <w:tcW w:w="1329" w:type="dxa"/>
+            <w:vAlign w:val="center"/>
+          </w:tcPr>
+          <w:p>
+            <w:pPr>
+              <w:spacing w:before="100" w:beforeAutospacing="1" w:after="100" w:afterAutospacing="1"/>
+              <w:jc w:val="center"/>
+              <w:rPr>
+                <w:rFonts w:ascii="黑体" w:eastAsia="黑体" w:hAnsi="黑体" w:hint="eastAsia"/>
+                <w:snapToGrid w:val="0"/>
+                <w:spacing w:val="2"/>
+                <w:szCs w:val="21"/>
+              </w:rPr>
+            </w:pPr>
+            <w:r>
+              <w:rPr>
+                <w:rFonts w:ascii="黑体" w:eastAsia="黑体" w:hAnsi="黑体"/>
+                <w:snapToGrid w:val="0"/>
+                <w:spacing w:val="2"/>
+                <w:szCs w:val="21"/>
+              </w:rPr>
+              <w:t xml:space="preserve">需求描述</w:t>
+            </w:r>
+          </w:p>
+        </w:tc>
+        <w:tc>
+          <w:tcPr>
+            <w:tcW w:w="7711" w:type="dxa"/>
+            <w:gridSpan w:val="5"/>
+            <w:vAlign w:val="center"/>
+          </w:tcPr>
+          <w:p>
+            <w:pPr>
+              <w:wordWrap w:val="0"/>
+              <w:adjustRightInd w:val="0"/>
+              <w:rPr>
+                <w:szCs w:val="21"/>
+              </w:rPr>
+            </w:pPr>
+            <w:r>
+              <w:rPr>
+                <w:rFonts w:hint="eastAsia"/>
+                <w:szCs w:val="21"/>
+              </w:rPr>
+              <w:t xml:space="preserve"/>
+            </w:r>
+            <w:r>
+              <w:rPr>
+                <w:szCs w:val="21"/>
+              </w:rPr>
+              <w:t xml:space="preserve">特殊功能描述</w:t>
+            </w:r>
+            <w:r>
+              <w:rPr>
+                <w:rFonts w:hint="eastAsia"/>
+                <w:szCs w:val="21"/>
+              </w:rPr>
+              <w:t xml:space="preserve"/>
+            </w:r>
+          </w:p>
+        </w:tc>
+      </w:tr>
+      <w:tr>
+        <w:tc>
+          <w:tcPr>
+            <w:tcW w:w="1329" w:type="dxa"/>
+            <w:vAlign w:val="center"/>
+          </w:tcPr>
+          <w:p>
+            <w:pPr>
+              <w:spacing w:before="100" w:beforeAutospacing="1" w:after="100" w:afterAutospacing="1"/>
+              <w:jc w:val="center"/>
+              <w:rPr>
+                <w:rFonts w:ascii="黑体" w:eastAsia="黑体" w:hAnsi="黑体" w:hint="eastAsia"/>
+                <w:snapToGrid w:val="0"/>
+                <w:spacing w:val="2"/>
+                <w:szCs w:val="21"/>
+              </w:rPr>
+            </w:pPr>
+            <w:r>
+              <w:rPr>
+                <w:rFonts w:ascii="黑体" w:eastAsia="黑体" w:hAnsi="黑体" w:hint="eastAsia"/>
+                <w:snapToGrid w:val="0"/>
+                <w:spacing w:val="2"/>
+                <w:szCs w:val="21"/>
+              </w:rPr>
+              <w:t>测试手段</w:t>
+            </w:r>
+          </w:p>
+        </w:tc>
+        <w:tc>
+          <w:tcPr>
+            <w:tcW w:w="7711" w:type="dxa"/>
+            <w:gridSpan w:val="5"/>
+            <w:vAlign w:val="center"/>
+          </w:tcPr>
+          <w:p>
+            <w:pPr>
+              <w:wordWrap w:val="0"/>
+              <w:adjustRightInd w:val="0"/>
+              <w:rPr>
+                <w:szCs w:val="21"/>
+              </w:rPr>
+            </w:pPr>
+            <w:r>
+              <w:rPr>
+                <w:szCs w:val="21"/>
+              </w:rPr>
+              <w:t xml:space="preserve">动态测试 </w:t>
+            </w:r>
+          </w:p>
+        </w:tc>
+      </w:tr>
+      <w:tr>
+        <w:tc>
+          <w:tcPr>
+            <w:tcW w:w="1329" w:type="dxa"/>
+            <w:vAlign w:val="center"/>
+          </w:tcPr>
+          <w:p>
+            <w:pPr>
+              <w:spacing w:before="100" w:beforeAutospacing="1" w:after="100" w:afterAutospacing="1"/>
+              <w:jc w:val="center"/>
+              <w:rPr>
+                <w:rFonts w:ascii="黑体" w:eastAsia="黑体" w:hAnsi="黑体" w:hint="eastAsia"/>
+                <w:snapToGrid w:val="0"/>
+                <w:spacing w:val="2"/>
+                <w:szCs w:val="21"/>
+              </w:rPr>
+            </w:pPr>
+            <w:r>
+              <w:rPr>
+                <w:rFonts w:ascii="黑体" w:eastAsia="黑体" w:hAnsi="黑体"/>
+                <w:snapToGrid w:val="0"/>
+                <w:spacing w:val="2"/>
+                <w:szCs w:val="21"/>
+              </w:rPr>
+              <w:t>测试项描述</w:t>
+            </w:r>
+          </w:p>
+        </w:tc>
+        <w:tc>
+          <w:tcPr>
+            <w:tcW w:w="7711" w:type="dxa"/>
+            <w:gridSpan w:val="5"/>
+            <w:vAlign w:val="center"/>
+          </w:tcPr>
+          <w:p>
+            <w:pPr>
+              <w:tabs>
+                <w:tab w:val="left" w:pos="425"/>
+              </w:tabs>
+              <w:jc w:val="left"/>
+              <w:rPr>
+                <w:b/>
+                <w:snapToGrid w:val="0"/>
+                <w:szCs w:val="21"/>
+              </w:rPr>
+            </w:pPr>
+            <w:r>
+              <w:rPr>
+                <w:rFonts w:hint="eastAsia"/>
+                <w:szCs w:val="21"/>
+              </w:rPr>
+              <w:t xml:space="preserve">AAA</w:t>
+            </w:r>
+          </w:p>
+        </w:tc>
+      </w:tr>
+      <w:tr>
+        <w:tc>
+          <w:tcPr>
+            <w:tcW w:w="1329" w:type="dxa"/>
+            <w:vAlign w:val="center"/>
+          </w:tcPr>
+          <w:p>
+            <w:pPr>
+              <w:spacing w:before="100" w:beforeAutospacing="1" w:after="100" w:afterAutospacing="1"/>
+              <w:jc w:val="center"/>
+              <w:rPr>
+                <w:rFonts w:ascii="黑体" w:eastAsia="黑体" w:hAnsi="黑体" w:hint="eastAsia"/>
+                <w:snapToGrid w:val="0"/>
+                <w:spacing w:val="2"/>
+                <w:szCs w:val="21"/>
+              </w:rPr>
+            </w:pPr>
+            <w:r>
+              <w:rPr>
+                <w:rFonts w:ascii="黑体" w:eastAsia="黑体" w:hAnsi="黑体"/>
+                <w:snapToGrid w:val="0"/>
+                <w:spacing w:val="2"/>
+                <w:szCs w:val="21"/>
+              </w:rPr>
+              <w:t>测试方法</w:t>
+            </w:r>
+          </w:p>
+        </w:tc>
+        <w:tc>
+          <w:tcPr>
+            <w:tcW w:w="7711" w:type="dxa"/>
+            <w:gridSpan w:val="5"/>
+            <w:shd w:val="clear" w:color="auto" w:fill="auto"/>
+          </w:tcPr>
+          <w:p>
+            <w:pPr>
+              <w:wordWrap w:val="0"/>
+              <w:adjustRightInd w:val="0"/>
+              <w:spacing w:line="360" w:lineRule="auto"/>
+              <w:rPr>
+                <w:b/>
+                <w:bCs/>
+                <w:szCs w:val="21"/>
+              </w:rPr>
+            </w:pPr>
+            <w:r>
+              <w:rPr>
+                <w:b/>
+                <w:bCs/>
+                <w:szCs w:val="21"/>
+              </w:rPr>
+              <w:t xml:space="preserve">1.特殊测试项1111</w:t>
+            </w:r>
+            <w:r>
+              <w:rPr>
+                <w:rFonts w:hint="eastAsia"/>
+                <w:b/>
+                <w:bCs/>
+                <w:szCs w:val="21"/>
+              </w:rPr>
+              <w:t>（</w:t>
+            </w:r>
+            <w:r>
+              <w:rPr>
+                <w:rFonts w:hint="eastAsia"/>
+                <w:b/>
+                <w:bCs/>
+                <w:szCs w:val="21"/>
+              </w:rPr>
+              <w:t xml:space="preserve">XQ_SU_TSGN_SU01</w:t>
+            </w:r>
+            <w:r>
+              <w:rPr>
+                <w:rFonts w:hint="eastAsia"/>
+                <w:b/>
+                <w:bCs/>
+                <w:szCs w:val="21"/>
+              </w:rPr>
+              <w:t>）</w:t>
+            </w:r>
+          </w:p>
+          <w:p>
+            <w:pPr>
+              <w:wordWrap w:val="0"/>
+              <w:adjustRightInd w:val="0"/>
+              <w:spacing w:afterLines="50" w:after="156"/>
+              <w:rPr>
+                <w:szCs w:val="21"/>
+              </w:rPr>
+            </w:pPr>
+            <w:r>
+              <w:rPr>
+                <w:rFonts w:hint="eastAsia"/>
+                <w:szCs w:val="21"/>
+              </w:rPr>
+              <w:t xml:space="preserve"/>
+            </w:r>
+            <w:r>
+              <w:t xml:space="preserve"/>
+            </w:r>
+            <w:r>
+              <w:rPr>
+                <w:rFonts w:hint="eastAsia"/>
+                <w:szCs w:val="21"/>
+              </w:rPr>
+              <w:t xml:space="preserve">xxx条件</w:t>
+            </w:r>
+            <w:r>
+              <w:rPr>
+                <w:rFonts w:hint="eastAsia"/>
+                <w:szCs w:val="21"/>
+              </w:rPr>
+              <w:t>，</w:t>
+            </w:r>
+            <w:r>
+              <w:rPr>
+                <w:rFonts w:hint="eastAsia"/>
+                <w:szCs w:val="21"/>
+              </w:rPr>
+              <w:t xml:space="preserve"/>
+            </w:r>
+            <w:r>
+              <w:t xml:space="preserve"/>
+            </w:r>
+            <w:r>
+              <w:rPr>
+                <w:rFonts w:hint="eastAsia"/>
+                <w:szCs w:val="21"/>
+              </w:rPr>
+              <w:t xml:space="preserve"/>
+            </w:r>
+            <w:r>
+              <w:t xml:space="preserve"/>
+            </w:r>
+            <w:r>
+              <w:rPr>
+                <w:rFonts w:hint="eastAsia"/>
+                <w:szCs w:val="21"/>
+              </w:rPr>
+              <w:t xml:space="preserve">xxx操作</w:t>
+            </w:r>
+            <w:r>
+              <w:rPr>
+                <w:rFonts w:hint="eastAsia"/>
+                <w:szCs w:val="21"/>
+              </w:rPr>
+              <w:t xml:space="preserve"/>
+            </w:r>
+            <w:r>
+              <w:t xml:space="preserve"/>
+            </w:r>
+            <w:r>
+              <w:t xml:space="preserve"/>
+            </w:r>
+            <w:r>
+              <w:rPr>
+                <w:rFonts w:hint="eastAsia"/>
+                <w:szCs w:val="21"/>
+              </w:rPr>
+              <w:t>，</w:t>
+            </w:r>
+            <w:r>
+              <w:rPr>
+                <w:rFonts w:hint="eastAsia"/>
+                <w:szCs w:val="21"/>
+              </w:rPr>
+              <w:t xml:space="preserve">查看xxx内容</w:t>
+            </w:r>
+            <w:r>
+              <w:rPr>
+                <w:rFonts w:hint="eastAsia"/>
+                <w:szCs w:val="21"/>
+              </w:rPr>
+              <w:t xml:space="preserve"/>
+            </w:r>
+            <w:r>
+              <w:t xml:space="preserve"/>
+            </w:r>
+          </w:p>
+        </w:tc>
+      </w:tr>
+      <w:tr>
+        <w:tc>
+          <w:tcPr>
+            <w:tcW w:w="1329" w:type="dxa"/>
+            <w:vAlign w:val="center"/>
+          </w:tcPr>
+          <w:p>
+            <w:pPr>
+              <w:spacing w:before="100" w:beforeAutospacing="1" w:after="100" w:afterAutospacing="1"/>
+              <w:jc w:val="center"/>
+              <w:rPr>
+                <w:rFonts w:ascii="黑体" w:eastAsia="黑体" w:hAnsi="黑体" w:hint="eastAsia"/>
+                <w:snapToGrid w:val="0"/>
+                <w:spacing w:val="2"/>
+                <w:szCs w:val="21"/>
+              </w:rPr>
+            </w:pPr>
+            <w:r>
+              <w:rPr>
+                <w:rFonts w:ascii="黑体" w:eastAsia="黑体" w:hAnsi="黑体"/>
+                <w:snapToGrid w:val="0"/>
+                <w:spacing w:val="2"/>
+                <w:szCs w:val="21"/>
+              </w:rPr>
+              <w:t>充分性要求</w:t>
+            </w:r>
+          </w:p>
+        </w:tc>
+        <w:tc>
+          <w:tcPr>
+            <w:tcW w:w="7711" w:type="dxa"/>
+            <w:gridSpan w:val="5"/>
+            <w:vAlign w:val="center"/>
+          </w:tcPr>
+          <w:p>
+            <w:pPr>
               <w:jc w:val="left"/>
               <w:textAlignment w:val="center"/>
               <w:rPr>
@@ -3858,10 +5563,2007 @@
             </w:pPr>
             <w:r>
               <w:rPr>
+                <w:rFonts w:hint="eastAsia"/>
                 <w:snapToGrid w:val="0"/>
                 <w:szCs w:val="21"/>
               </w:rPr>
-              <w:t>各测试步骤、测试用例执行结果与预期一致，功能实现正确</w:t>
+              <w:t xml:space="preserve">测试用例覆盖特殊测试项1111子项要求的全部内容。</w:t>
+            </w:r>
+          </w:p>
+          <w:p>
+            <w:pPr>
+              <w:jc w:val="left"/>
+              <w:textAlignment w:val="center"/>
+              <w:rPr>
+                <w:snapToGrid w:val="0"/>
+                <w:szCs w:val="21"/>
+              </w:rPr>
+            </w:pPr>
+            <w:r>
+              <w:rPr>
+                <w:rFonts w:hint="eastAsia"/>
+                <w:snapToGrid w:val="0"/>
+                <w:szCs w:val="21"/>
+              </w:rPr>
+              <w:t xml:space="preserve">所有用例执行完毕，对于未执行的用例说明未执行原因。</w:t>
+            </w:r>
+          </w:p>
+        </w:tc>
+      </w:tr>
+      <w:tr>
+        <w:tc>
+          <w:tcPr>
+            <w:tcW w:w="1329" w:type="dxa"/>
+            <w:vAlign w:val="center"/>
+          </w:tcPr>
+          <w:p>
+            <w:pPr>
+              <w:spacing w:before="100" w:beforeAutospacing="1" w:after="100" w:afterAutospacing="1"/>
+              <w:jc w:val="center"/>
+              <w:rPr>
+                <w:rFonts w:ascii="黑体" w:eastAsia="黑体" w:hAnsi="黑体" w:hint="eastAsia"/>
+                <w:snapToGrid w:val="0"/>
+                <w:spacing w:val="2"/>
+                <w:szCs w:val="21"/>
+              </w:rPr>
+            </w:pPr>
+            <w:r>
+              <w:rPr>
+                <w:rFonts w:ascii="黑体" w:eastAsia="黑体" w:hAnsi="黑体"/>
+                <w:snapToGrid w:val="0"/>
+                <w:spacing w:val="2"/>
+                <w:szCs w:val="21"/>
+              </w:rPr>
+              <w:t xml:space="preserve">通过准则</w:t>
+            </w:r>
+          </w:p>
+        </w:tc>
+        <w:tc>
+          <w:tcPr>
+            <w:tcW w:w="7711" w:type="dxa"/>
+            <w:gridSpan w:val="5"/>
+            <w:vAlign w:val="center"/>
+          </w:tcPr>
+          <w:p>
+            <w:pPr>
+              <w:wordWrap w:val="0"/>
+              <w:adjustRightInd w:val="0"/>
+              <w:spacing w:line="360" w:lineRule="auto"/>
+              <w:rPr>
+                <w:b/>
+                <w:bCs/>
+                <w:szCs w:val="21"/>
+              </w:rPr>
+            </w:pPr>
+            <w:r>
+              <w:rPr>
+                <w:b/>
+                <w:bCs/>
+                <w:szCs w:val="21"/>
+              </w:rPr>
+              <w:t xml:space="preserve">1.特殊测试项1111</w:t>
+            </w:r>
+            <w:r>
+              <w:rPr>
+                <w:rFonts w:hint="eastAsia"/>
+                <w:b/>
+                <w:bCs/>
+                <w:szCs w:val="21"/>
+              </w:rPr>
+              <w:t>（</w:t>
+            </w:r>
+            <w:r>
+              <w:rPr>
+                <w:rFonts w:hint="eastAsia"/>
+                <w:b/>
+                <w:bCs/>
+                <w:szCs w:val="21"/>
+              </w:rPr>
+              <w:t xml:space="preserve">XQ_SU_TSGN_SU01</w:t>
+            </w:r>
+            <w:r>
+              <w:rPr>
+                <w:rFonts w:hint="eastAsia"/>
+                <w:b/>
+                <w:bCs/>
+                <w:szCs w:val="21"/>
+              </w:rPr>
+              <w:t>）</w:t>
+            </w:r>
+          </w:p>
+          <w:p>
+            <w:pPr>
+              <w:wordWrap w:val="0"/>
+              <w:adjustRightInd w:val="0"/>
+              <w:spacing w:afterLines="50" w:after="156"/>
+              <w:rPr>
+                <w:szCs w:val="21"/>
+              </w:rPr>
+            </w:pPr>
+            <w:r>
+              <w:rPr>
+                <w:rFonts w:hint="eastAsia"/>
+                <w:szCs w:val="21"/>
+              </w:rPr>
+              <w:t xml:space="preserve"/>
+            </w:r>
+            <w:r>
+              <w:t xml:space="preserve">是正确的</w:t>
+            </w:r>
+            <w:r>
+              <w:rPr>
+                <w:rFonts w:hint="eastAsia"/>
+                <w:szCs w:val="21"/>
+              </w:rPr>
+              <w:t xml:space="preserve"/>
+            </w:r>
+            <w:r>
+              <w:t xml:space="preserve"/>
+            </w:r>
+          </w:p>
+        </w:tc>
+      </w:tr>
+    </w:tbl>
+    <w:p/>
+    <w:p>
+      <w:pPr>
+        <w:pStyle w:val="4"/>
+        <w:rPr>
+          <w:sz w:val="24"/>
+          <w:szCs w:val="24"/>
+        </w:rPr>
+      </w:pPr>
+      <w:r>
+        <w:rPr>
+          <w:sz w:val="24"/>
+          <w:szCs w:val="24"/>
+        </w:rPr>
+        <w:t xml:space="preserve">初始化3号</w:t>
+      </w:r>
+    </w:p>
+    <w:p>
+      <w:pPr>
+        <w:spacing w:line="360" w:lineRule="auto"/>
+        <w:jc w:val="center"/>
+        <w:rPr>
+          <w:rFonts w:eastAsia="黑体"/>
+          <w:szCs w:val="21"/>
+        </w:rPr>
+      </w:pPr>
+      <w:r>
+        <w:rPr>
+          <w:rFonts w:eastAsia="黑体"/>
+          <w:szCs w:val="21"/>
+        </w:rPr>
+        <w:t>表</w:t>
+      </w:r>
+      <w:r>
+        <w:rPr>
+          <w:rFonts w:eastAsia="黑体"/>
+          <w:szCs w:val="21"/>
+        </w:rPr>
+        <w:fldChar w:fldCharType="begin"/>
+      </w:r>
+      <w:r>
+        <w:rPr>
+          <w:rFonts w:eastAsia="黑体"/>
+          <w:szCs w:val="21"/>
+        </w:rPr>
+        <w:instrText xml:space="preserve"> STYLEREF 1 \s </w:instrText>
+      </w:r>
+      <w:r>
+        <w:rPr>
+          <w:rFonts w:eastAsia="黑体"/>
+          <w:szCs w:val="21"/>
+        </w:rPr>
+        <w:fldChar w:fldCharType="separate"/>
+      </w:r>
+      <w:r>
+        <w:rPr>
+          <w:rFonts w:eastAsia="黑体"/>
+          <w:noProof/>
+          <w:szCs w:val="21"/>
+        </w:rPr>
+        <w:t>1</w:t>
+      </w:r>
+      <w:r>
+        <w:rPr>
+          <w:rFonts w:eastAsia="黑体"/>
+          <w:szCs w:val="21"/>
+        </w:rPr>
+        <w:fldChar w:fldCharType="end"/>
+      </w:r>
+      <w:r>
+        <w:rPr>
+          <w:rFonts w:eastAsia="黑体"/>
+          <w:szCs w:val="21"/>
+        </w:rPr>
+        <w:noBreakHyphen/>
+      </w:r>
+      <w:r>
+        <w:rPr>
+          <w:rFonts w:eastAsia="黑体"/>
+          <w:szCs w:val="21"/>
+        </w:rPr>
+        <w:fldChar w:fldCharType="begin"/>
+      </w:r>
+      <w:r>
+        <w:rPr>
+          <w:rFonts w:eastAsia="黑体"/>
+          <w:szCs w:val="21"/>
+        </w:rPr>
+        <w:instrText xml:space="preserve"> SEQ </w:instrText>
+      </w:r>
+      <w:r>
+        <w:rPr>
+          <w:rFonts w:eastAsia="黑体"/>
+          <w:szCs w:val="21"/>
+        </w:rPr>
+        <w:instrText>表</w:instrText>
+      </w:r>
+      <w:r>
+        <w:rPr>
+          <w:rFonts w:eastAsia="黑体"/>
+          <w:szCs w:val="21"/>
+        </w:rPr>
+        <w:instrText xml:space="preserve"> \* ARABIC \s 1 </w:instrText>
+      </w:r>
+      <w:r>
+        <w:rPr>
+          <w:rFonts w:eastAsia="黑体"/>
+          <w:szCs w:val="21"/>
+        </w:rPr>
+        <w:fldChar w:fldCharType="separate"/>
+      </w:r>
+      <w:r>
+        <w:rPr>
+          <w:rFonts w:eastAsia="黑体"/>
+          <w:noProof/>
+          <w:szCs w:val="21"/>
+        </w:rPr>
+        <w:t>2</w:t>
+      </w:r>
+      <w:r>
+        <w:rPr>
+          <w:rFonts w:eastAsia="黑体"/>
+          <w:szCs w:val="21"/>
+        </w:rPr>
+        <w:fldChar w:fldCharType="end"/>
+      </w:r>
+      <w:r>
+        <w:rPr>
+          <w:rFonts w:eastAsia="黑体" w:hint="eastAsia"/>
+          <w:szCs w:val="21"/>
+        </w:rPr>
+        <w:t xml:space="preserve">初始化3号</w:t>
+      </w:r>
+      <w:r>
+        <w:rPr>
+          <w:rFonts w:eastAsia="黑体" w:hint="eastAsia"/>
+          <w:szCs w:val="21"/>
+        </w:rPr>
+        <w:t>测试项</w:t>
+      </w:r>
+    </w:p>
+    <w:tbl>
+      <w:tblPr>
+        <w:tblW w:w="0" w:type="auto"/>
+        <w:tblBorders>
+          <w:top w:val="single" w:sz="12" w:space="0" w:color="auto"/>
+          <w:left w:val="single" w:sz="12" w:space="0" w:color="auto"/>
+          <w:bottom w:val="single" w:sz="12" w:space="0" w:color="auto"/>
+          <w:right w:val="single" w:sz="12" w:space="0" w:color="auto"/>
+          <w:insideH w:val="single" w:sz="6" w:space="0" w:color="auto"/>
+          <w:insideV w:val="single" w:sz="6" w:space="0" w:color="auto"/>
+        </w:tblBorders>
+        <w:tblCellMar>
+          <w:top w:w="85" w:type="dxa"/>
+          <w:bottom w:w="85" w:type="dxa"/>
+        </w:tblCellMar>
+        <w:tblLook w:val="0000" w:firstRow="0" w:lastRow="0" w:firstColumn="0" w:lastColumn="0" w:noHBand="0" w:noVBand="0"/>
+      </w:tblPr>
+      <w:tblGrid>
+        <w:gridCol w:w="1329"/>
+        <w:gridCol w:w="2200"/>
+        <w:gridCol w:w="1402"/>
+        <w:gridCol w:w="1570"/>
+        <w:gridCol w:w="864"/>
+        <w:gridCol w:w="1675"/>
+      </w:tblGrid>
+      <w:tr>
+        <w:tc>
+          <w:tcPr>
+            <w:tcW w:w="1329" w:type="dxa"/>
+            <w:vAlign w:val="center"/>
+          </w:tcPr>
+          <w:p>
+            <w:pPr>
+              <w:spacing w:before="100" w:beforeAutospacing="1" w:after="100" w:afterAutospacing="1"/>
+              <w:jc w:val="center"/>
+              <w:rPr>
+                <w:rFonts w:ascii="黑体" w:eastAsia="黑体" w:hAnsi="黑体" w:hint="eastAsia"/>
+                <w:snapToGrid w:val="0"/>
+                <w:spacing w:val="2"/>
+                <w:szCs w:val="21"/>
+              </w:rPr>
+            </w:pPr>
+            <w:r>
+              <w:rPr>
+                <w:rFonts w:ascii="黑体" w:eastAsia="黑体" w:hAnsi="黑体"/>
+                <w:snapToGrid w:val="0"/>
+                <w:spacing w:val="2"/>
+                <w:szCs w:val="21"/>
+              </w:rPr>
+              <w:t>测试项名称</w:t>
+            </w:r>
+          </w:p>
+        </w:tc>
+        <w:tc>
+          <w:tcPr>
+            <w:tcW w:w="2200" w:type="dxa"/>
+            <w:vAlign w:val="center"/>
+          </w:tcPr>
+          <w:p>
+            <w:pPr>
+              <w:rPr>
+                <w:snapToGrid w:val="0"/>
+                <w:spacing w:val="2"/>
+                <w:szCs w:val="21"/>
+              </w:rPr>
+            </w:pPr>
+            <w:r>
+              <w:rPr>
+                <w:szCs w:val="21"/>
+              </w:rPr>
+              <w:t xml:space="preserve">初始化3号</w:t>
+            </w:r>
+          </w:p>
+        </w:tc>
+        <w:tc>
+          <w:tcPr>
+            <w:tcW w:w="1402" w:type="dxa"/>
+            <w:vAlign w:val="center"/>
+          </w:tcPr>
+          <w:p>
+            <w:pPr>
+              <w:jc w:val="center"/>
+              <w:rPr>
+                <w:rFonts w:ascii="黑体" w:eastAsia="黑体" w:hAnsi="黑体" w:hint="eastAsia"/>
+                <w:snapToGrid w:val="0"/>
+                <w:szCs w:val="21"/>
+              </w:rPr>
+            </w:pPr>
+            <w:r>
+              <w:rPr>
+                <w:rFonts w:ascii="黑体" w:eastAsia="黑体" w:hAnsi="黑体"/>
+                <w:snapToGrid w:val="0"/>
+                <w:szCs w:val="21"/>
+              </w:rPr>
+              <w:t>测试项标识</w:t>
+            </w:r>
+          </w:p>
+        </w:tc>
+        <w:tc>
+          <w:tcPr>
+            <w:tcW w:w="1570" w:type="dxa"/>
+            <w:vAlign w:val="center"/>
+          </w:tcPr>
+          <w:p>
+            <w:pPr>
+              <w:jc w:val="center"/>
+              <w:rPr>
+                <w:snapToGrid w:val="0"/>
+                <w:szCs w:val="21"/>
+              </w:rPr>
+            </w:pPr>
+            <w:r>
+              <w:rPr>
+                <w:szCs w:val="21"/>
+              </w:rPr>
+              <w:t xml:space="preserve">XQ_SU_CSH3</w:t>
+            </w:r>
+          </w:p>
+        </w:tc>
+        <w:tc>
+          <w:tcPr>
+            <w:tcW w:w="864" w:type="dxa"/>
+            <w:vAlign w:val="center"/>
+          </w:tcPr>
+          <w:p>
+            <w:pPr>
+              <w:jc w:val="center"/>
+              <w:rPr>
+                <w:rFonts w:ascii="黑体" w:eastAsia="黑体" w:hAnsi="黑体" w:hint="eastAsia"/>
+                <w:snapToGrid w:val="0"/>
+                <w:szCs w:val="21"/>
+              </w:rPr>
+            </w:pPr>
+            <w:r>
+              <w:rPr>
+                <w:rFonts w:ascii="黑体" w:eastAsia="黑体" w:hAnsi="黑体"/>
+                <w:snapToGrid w:val="0"/>
+                <w:szCs w:val="21"/>
+              </w:rPr>
+              <w:t>优先级</w:t>
+            </w:r>
+          </w:p>
+        </w:tc>
+        <w:tc>
+          <w:tcPr>
+            <w:tcW w:w="1675" w:type="dxa"/>
+            <w:vAlign w:val="center"/>
+          </w:tcPr>
+          <w:p>
+            <w:pPr>
+              <w:jc w:val="center"/>
+              <w:rPr>
+                <w:snapToGrid w:val="0"/>
+                <w:szCs w:val="21"/>
+              </w:rPr>
+            </w:pPr>
+            <w:r>
+              <w:rPr>
+                <w:szCs w:val="21"/>
+              </w:rPr>
+              <w:t xml:space="preserve">高</w:t>
+            </w:r>
+          </w:p>
+        </w:tc>
+      </w:tr>
+      <w:tr>
+        <w:tc>
+          <w:tcPr>
+            <w:tcW w:w="1329" w:type="dxa"/>
+            <w:vAlign w:val="center"/>
+          </w:tcPr>
+          <w:p>
+            <w:pPr>
+              <w:spacing w:before="100" w:beforeAutospacing="1" w:after="100" w:afterAutospacing="1"/>
+              <w:jc w:val="center"/>
+              <w:rPr>
+                <w:rFonts w:ascii="黑体" w:eastAsia="黑体" w:hAnsi="黑体" w:hint="eastAsia"/>
+                <w:snapToGrid w:val="0"/>
+                <w:spacing w:val="2"/>
+                <w:szCs w:val="21"/>
+              </w:rPr>
+            </w:pPr>
+            <w:r>
+              <w:rPr>
+                <w:rFonts w:ascii="黑体" w:eastAsia="黑体" w:hAnsi="黑体"/>
+                <w:snapToGrid w:val="0"/>
+                <w:spacing w:val="2"/>
+                <w:szCs w:val="21"/>
+              </w:rPr>
+              <w:t xml:space="preserve">追踪关系</w:t>
+            </w:r>
+          </w:p>
+        </w:tc>
+        <w:tc>
+          <w:tcPr>
+            <w:tcW w:w="7711" w:type="dxa"/>
+            <w:gridSpan w:val="5"/>
+            <w:vAlign w:val="center"/>
+          </w:tcPr>
+          <w:p>
+            <w:pPr>
+              <w:wordWrap w:val="0"/>
+              <w:adjustRightInd w:val="0"/>
+              <w:rPr>
+                <w:szCs w:val="21"/>
+              </w:rPr>
+            </w:pPr>
+            <w:r>
+              <w:rPr>
+                <w:szCs w:val="21"/>
+              </w:rPr>
+              <w:t>《</w:t>
+            </w:r>
+            <w:r>
+              <w:rPr>
+                <w:szCs w:val="21"/>
+              </w:rPr>
+              <w:t xml:space="preserve">需求规格说明</w:t>
+            </w:r>
+            <w:r>
+              <w:rPr>
+                <w:szCs w:val="21"/>
+              </w:rPr>
+              <w:t>》</w:t>
+            </w:r>
+            <w:r>
+              <w:rPr>
+                <w:szCs w:val="21"/>
+              </w:rPr>
+              <w:t xml:space="preserve">-3.1.1-初始化功能</w:t>
+            </w:r>
+          </w:p>
+        </w:tc>
+      </w:tr>
+      <w:tr>
+        <w:tc>
+          <w:tcPr>
+            <w:tcW w:w="1329" w:type="dxa"/>
+            <w:vAlign w:val="center"/>
+          </w:tcPr>
+          <w:p>
+            <w:pPr>
+              <w:spacing w:before="100" w:beforeAutospacing="1" w:after="100" w:afterAutospacing="1"/>
+              <w:jc w:val="center"/>
+              <w:rPr>
+                <w:rFonts w:ascii="黑体" w:eastAsia="黑体" w:hAnsi="黑体" w:hint="eastAsia"/>
+                <w:snapToGrid w:val="0"/>
+                <w:spacing w:val="2"/>
+                <w:szCs w:val="21"/>
+              </w:rPr>
+            </w:pPr>
+            <w:r>
+              <w:rPr>
+                <w:rFonts w:ascii="黑体" w:eastAsia="黑体" w:hAnsi="黑体"/>
+                <w:snapToGrid w:val="0"/>
+                <w:spacing w:val="2"/>
+                <w:szCs w:val="21"/>
+              </w:rPr>
+              <w:t xml:space="preserve">需求描述</w:t>
+            </w:r>
+          </w:p>
+        </w:tc>
+        <w:tc>
+          <w:tcPr>
+            <w:tcW w:w="7711" w:type="dxa"/>
+            <w:gridSpan w:val="5"/>
+            <w:vAlign w:val="center"/>
+          </w:tcPr>
+          <w:p>
+            <w:pPr>
+              <w:wordWrap w:val="0"/>
+              <w:adjustRightInd w:val="0"/>
+              <w:rPr>
+                <w:szCs w:val="21"/>
+              </w:rPr>
+            </w:pPr>
+            <w:r>
+              <w:rPr>
+                <w:rFonts w:hint="eastAsia"/>
+                <w:szCs w:val="21"/>
+              </w:rPr>
+              <w:t xml:space="preserve"/>
+            </w:r>
+            <w:r>
+              <w:rPr>
+                <w:szCs w:val="21"/>
+              </w:rPr>
+              <w:t xml:space="preserve">某初始化功能</w:t>
+            </w:r>
+            <w:r>
+              <w:rPr>
+                <w:rFonts w:hint="eastAsia"/>
+                <w:szCs w:val="21"/>
+              </w:rPr>
+              <w:t xml:space="preserve"/>
+            </w:r>
+          </w:p>
+        </w:tc>
+      </w:tr>
+      <w:tr>
+        <w:tc>
+          <w:tcPr>
+            <w:tcW w:w="1329" w:type="dxa"/>
+            <w:vAlign w:val="center"/>
+          </w:tcPr>
+          <w:p>
+            <w:pPr>
+              <w:spacing w:before="100" w:beforeAutospacing="1" w:after="100" w:afterAutospacing="1"/>
+              <w:jc w:val="center"/>
+              <w:rPr>
+                <w:rFonts w:ascii="黑体" w:eastAsia="黑体" w:hAnsi="黑体" w:hint="eastAsia"/>
+                <w:snapToGrid w:val="0"/>
+                <w:spacing w:val="2"/>
+                <w:szCs w:val="21"/>
+              </w:rPr>
+            </w:pPr>
+            <w:r>
+              <w:rPr>
+                <w:rFonts w:ascii="黑体" w:eastAsia="黑体" w:hAnsi="黑体" w:hint="eastAsia"/>
+                <w:snapToGrid w:val="0"/>
+                <w:spacing w:val="2"/>
+                <w:szCs w:val="21"/>
+              </w:rPr>
+              <w:t>测试手段</w:t>
+            </w:r>
+          </w:p>
+        </w:tc>
+        <w:tc>
+          <w:tcPr>
+            <w:tcW w:w="7711" w:type="dxa"/>
+            <w:gridSpan w:val="5"/>
+            <w:vAlign w:val="center"/>
+          </w:tcPr>
+          <w:p>
+            <w:pPr>
+              <w:wordWrap w:val="0"/>
+              <w:adjustRightInd w:val="0"/>
+              <w:rPr>
+                <w:szCs w:val="21"/>
+              </w:rPr>
+            </w:pPr>
+            <w:r>
+              <w:rPr>
+                <w:szCs w:val="21"/>
+              </w:rPr>
+              <w:t xml:space="preserve">动态测试 </w:t>
+            </w:r>
+          </w:p>
+        </w:tc>
+      </w:tr>
+      <w:tr>
+        <w:tc>
+          <w:tcPr>
+            <w:tcW w:w="1329" w:type="dxa"/>
+            <w:vAlign w:val="center"/>
+          </w:tcPr>
+          <w:p>
+            <w:pPr>
+              <w:spacing w:before="100" w:beforeAutospacing="1" w:after="100" w:afterAutospacing="1"/>
+              <w:jc w:val="center"/>
+              <w:rPr>
+                <w:rFonts w:ascii="黑体" w:eastAsia="黑体" w:hAnsi="黑体" w:hint="eastAsia"/>
+                <w:snapToGrid w:val="0"/>
+                <w:spacing w:val="2"/>
+                <w:szCs w:val="21"/>
+              </w:rPr>
+            </w:pPr>
+            <w:r>
+              <w:rPr>
+                <w:rFonts w:ascii="黑体" w:eastAsia="黑体" w:hAnsi="黑体"/>
+                <w:snapToGrid w:val="0"/>
+                <w:spacing w:val="2"/>
+                <w:szCs w:val="21"/>
+              </w:rPr>
+              <w:t>测试项描述</w:t>
+            </w:r>
+          </w:p>
+        </w:tc>
+        <w:tc>
+          <w:tcPr>
+            <w:tcW w:w="7711" w:type="dxa"/>
+            <w:gridSpan w:val="5"/>
+            <w:vAlign w:val="center"/>
+          </w:tcPr>
+          <w:p>
+            <w:pPr>
+              <w:tabs>
+                <w:tab w:val="left" w:pos="425"/>
+              </w:tabs>
+              <w:jc w:val="left"/>
+              <w:rPr>
+                <w:b/>
+                <w:snapToGrid w:val="0"/>
+                <w:szCs w:val="21"/>
+              </w:rPr>
+            </w:pPr>
+            <w:r>
+              <w:rPr>
+                <w:rFonts w:hint="eastAsia"/>
+                <w:szCs w:val="21"/>
+              </w:rPr>
+              <w:t xml:space="preserve"/>
+            </w:r>
+          </w:p>
+        </w:tc>
+      </w:tr>
+      <w:tr>
+        <w:tc>
+          <w:tcPr>
+            <w:tcW w:w="1329" w:type="dxa"/>
+            <w:vAlign w:val="center"/>
+          </w:tcPr>
+          <w:p>
+            <w:pPr>
+              <w:spacing w:before="100" w:beforeAutospacing="1" w:after="100" w:afterAutospacing="1"/>
+              <w:jc w:val="center"/>
+              <w:rPr>
+                <w:rFonts w:ascii="黑体" w:eastAsia="黑体" w:hAnsi="黑体" w:hint="eastAsia"/>
+                <w:snapToGrid w:val="0"/>
+                <w:spacing w:val="2"/>
+                <w:szCs w:val="21"/>
+              </w:rPr>
+            </w:pPr>
+            <w:r>
+              <w:rPr>
+                <w:rFonts w:ascii="黑体" w:eastAsia="黑体" w:hAnsi="黑体"/>
+                <w:snapToGrid w:val="0"/>
+                <w:spacing w:val="2"/>
+                <w:szCs w:val="21"/>
+              </w:rPr>
+              <w:t>测试方法</w:t>
+            </w:r>
+          </w:p>
+        </w:tc>
+        <w:tc>
+          <w:tcPr>
+            <w:tcW w:w="7711" w:type="dxa"/>
+            <w:gridSpan w:val="5"/>
+            <w:shd w:val="clear" w:color="auto" w:fill="auto"/>
+          </w:tcPr>
+          <w:p>
+            <w:pPr>
+              <w:wordWrap w:val="0"/>
+              <w:adjustRightInd w:val="0"/>
+              <w:spacing w:line="360" w:lineRule="auto"/>
+              <w:rPr>
+                <w:b/>
+                <w:bCs/>
+                <w:szCs w:val="21"/>
+              </w:rPr>
+            </w:pPr>
+            <w:r>
+              <w:rPr>
+                <w:b/>
+                <w:bCs/>
+                <w:szCs w:val="21"/>
+              </w:rPr>
+              <w:t xml:space="preserve">1.初始化3号</w:t>
+            </w:r>
+            <w:r>
+              <w:rPr>
+                <w:rFonts w:hint="eastAsia"/>
+                <w:b/>
+                <w:bCs/>
+                <w:szCs w:val="21"/>
+              </w:rPr>
+              <w:t>（</w:t>
+            </w:r>
+            <w:r>
+              <w:rPr>
+                <w:rFonts w:hint="eastAsia"/>
+                <w:b/>
+                <w:bCs/>
+                <w:szCs w:val="21"/>
+              </w:rPr>
+              <w:t xml:space="preserve">XQ_SU_CSH3_SU01</w:t>
+            </w:r>
+            <w:r>
+              <w:rPr>
+                <w:rFonts w:hint="eastAsia"/>
+                <w:b/>
+                <w:bCs/>
+                <w:szCs w:val="21"/>
+              </w:rPr>
+              <w:t>）</w:t>
+            </w:r>
+          </w:p>
+          <w:p>
+            <w:pPr>
+              <w:wordWrap w:val="0"/>
+              <w:adjustRightInd w:val="0"/>
+              <w:spacing w:afterLines="50" w:after="156"/>
+              <w:rPr>
+                <w:szCs w:val="21"/>
+              </w:rPr>
+            </w:pPr>
+            <w:r>
+              <w:rPr>
+                <w:rFonts w:hint="eastAsia"/>
+                <w:szCs w:val="21"/>
+              </w:rPr>
+              <w:t xml:space="preserve"/>
+            </w:r>
+            <w:r>
+              <w:t xml:space="preserve"/>
+            </w:r>
+            <w:r>
+              <w:rPr>
+                <w:rFonts w:hint="eastAsia"/>
+                <w:szCs w:val="21"/>
+              </w:rPr>
+              <w:t xml:space="preserve">在xxx条件下</w:t>
+            </w:r>
+            <w:r>
+              <w:rPr>
+                <w:rFonts w:hint="eastAsia"/>
+                <w:szCs w:val="21"/>
+              </w:rPr>
+              <w:t>，</w:t>
+            </w:r>
+            <w:r>
+              <w:rPr>
+                <w:rFonts w:hint="eastAsia"/>
+                <w:szCs w:val="21"/>
+              </w:rPr>
+              <w:t xml:space="preserve"/>
+            </w:r>
+            <w:r>
+              <w:t xml:space="preserve"/>
+            </w:r>
+            <w:r>
+              <w:rPr>
+                <w:rFonts w:hint="eastAsia"/>
+                <w:szCs w:val="21"/>
+              </w:rPr>
+              <w:t xml:space="preserve"/>
+            </w:r>
+            <w:r>
+              <w:t xml:space="preserve"/>
+            </w:r>
+            <w:r>
+              <w:rPr>
+                <w:rFonts w:hint="eastAsia"/>
+                <w:szCs w:val="21"/>
+              </w:rPr>
+              <w:t xml:space="preserve">通过xx操作</w:t>
+            </w:r>
+          </w:p>
+          <w:p>
+            <w:pPr>
+              <w:wordWrap w:val="0"/>
+              <w:adjustRightInd w:val="0"/>
+              <w:spacing w:afterLines="50" w:after="156"/>
+              <w:rPr>
+                <w:szCs w:val="21"/>
+              </w:rPr>
+            </w:pPr>
+            <w:r>
+              <w:rPr>
+                <w:rFonts w:hint="eastAsia"/>
+                <w:szCs w:val="21"/>
+              </w:rPr>
+              <w:t xml:space="preserve"/>
+            </w:r>
+            <w:r>
+              <w:rPr>
+                <w:rFonts w:hint="eastAsia"/>
+                <w:szCs w:val="21"/>
+              </w:rPr>
+              <w:t xml:space="preserve"/>
+            </w:r>
+            <w:r>
+              <w:t xml:space="preserve"/>
+            </w:r>
+            <w:r>
+              <w:t xml:space="preserve"/>
+            </w:r>
+            <w:r>
+              <w:rPr>
+                <w:rFonts w:hint="eastAsia"/>
+                <w:szCs w:val="21"/>
+              </w:rPr>
+              <w:t>，</w:t>
+            </w:r>
+            <w:r>
+              <w:rPr>
+                <w:rFonts w:hint="eastAsia"/>
+                <w:szCs w:val="21"/>
+              </w:rPr>
+              <w:t xml:space="preserve">观察XXX</w:t>
+            </w:r>
+            <w:r>
+              <w:rPr>
+                <w:rFonts w:hint="eastAsia"/>
+                <w:szCs w:val="21"/>
+              </w:rPr>
+              <w:t xml:space="preserve"/>
+            </w:r>
+            <w:r>
+              <w:t xml:space="preserve"/>
+            </w:r>
+          </w:p>
+        </w:tc>
+      </w:tr>
+      <w:tr>
+        <w:tc>
+          <w:tcPr>
+            <w:tcW w:w="1329" w:type="dxa"/>
+            <w:vAlign w:val="center"/>
+          </w:tcPr>
+          <w:p>
+            <w:pPr>
+              <w:spacing w:before="100" w:beforeAutospacing="1" w:after="100" w:afterAutospacing="1"/>
+              <w:jc w:val="center"/>
+              <w:rPr>
+                <w:rFonts w:ascii="黑体" w:eastAsia="黑体" w:hAnsi="黑体" w:hint="eastAsia"/>
+                <w:snapToGrid w:val="0"/>
+                <w:spacing w:val="2"/>
+                <w:szCs w:val="21"/>
+              </w:rPr>
+            </w:pPr>
+            <w:r>
+              <w:rPr>
+                <w:rFonts w:ascii="黑体" w:eastAsia="黑体" w:hAnsi="黑体"/>
+                <w:snapToGrid w:val="0"/>
+                <w:spacing w:val="2"/>
+                <w:szCs w:val="21"/>
+              </w:rPr>
+              <w:t>充分性要求</w:t>
+            </w:r>
+          </w:p>
+        </w:tc>
+        <w:tc>
+          <w:tcPr>
+            <w:tcW w:w="7711" w:type="dxa"/>
+            <w:gridSpan w:val="5"/>
+            <w:vAlign w:val="center"/>
+          </w:tcPr>
+          <w:p>
+            <w:pPr>
+              <w:jc w:val="left"/>
+              <w:textAlignment w:val="center"/>
+              <w:rPr>
+                <w:snapToGrid w:val="0"/>
+                <w:szCs w:val="21"/>
+              </w:rPr>
+            </w:pPr>
+            <w:r>
+              <w:rPr>
+                <w:rFonts w:hint="eastAsia"/>
+                <w:snapToGrid w:val="0"/>
+                <w:szCs w:val="21"/>
+              </w:rPr>
+              <w:t xml:space="preserve">测试用例覆盖初始化3号子项要求的全部内容。</w:t>
+            </w:r>
+          </w:p>
+          <w:p>
+            <w:pPr>
+              <w:jc w:val="left"/>
+              <w:textAlignment w:val="center"/>
+              <w:rPr>
+                <w:snapToGrid w:val="0"/>
+                <w:szCs w:val="21"/>
+              </w:rPr>
+            </w:pPr>
+            <w:r>
+              <w:rPr>
+                <w:rFonts w:hint="eastAsia"/>
+                <w:snapToGrid w:val="0"/>
+                <w:szCs w:val="21"/>
+              </w:rPr>
+              <w:t xml:space="preserve">所有用例执行完毕，对于未执行的用例说明未执行原因。</w:t>
+            </w:r>
+          </w:p>
+        </w:tc>
+      </w:tr>
+      <w:tr>
+        <w:tc>
+          <w:tcPr>
+            <w:tcW w:w="1329" w:type="dxa"/>
+            <w:vAlign w:val="center"/>
+          </w:tcPr>
+          <w:p>
+            <w:pPr>
+              <w:spacing w:before="100" w:beforeAutospacing="1" w:after="100" w:afterAutospacing="1"/>
+              <w:jc w:val="center"/>
+              <w:rPr>
+                <w:rFonts w:ascii="黑体" w:eastAsia="黑体" w:hAnsi="黑体" w:hint="eastAsia"/>
+                <w:snapToGrid w:val="0"/>
+                <w:spacing w:val="2"/>
+                <w:szCs w:val="21"/>
+              </w:rPr>
+            </w:pPr>
+            <w:r>
+              <w:rPr>
+                <w:rFonts w:ascii="黑体" w:eastAsia="黑体" w:hAnsi="黑体"/>
+                <w:snapToGrid w:val="0"/>
+                <w:spacing w:val="2"/>
+                <w:szCs w:val="21"/>
+              </w:rPr>
+              <w:t xml:space="preserve">通过准则</w:t>
+            </w:r>
+          </w:p>
+        </w:tc>
+        <w:tc>
+          <w:tcPr>
+            <w:tcW w:w="7711" w:type="dxa"/>
+            <w:gridSpan w:val="5"/>
+            <w:vAlign w:val="center"/>
+          </w:tcPr>
+          <w:p>
+            <w:pPr>
+              <w:wordWrap w:val="0"/>
+              <w:adjustRightInd w:val="0"/>
+              <w:spacing w:line="360" w:lineRule="auto"/>
+              <w:rPr>
+                <w:b/>
+                <w:bCs/>
+                <w:szCs w:val="21"/>
+              </w:rPr>
+            </w:pPr>
+            <w:r>
+              <w:rPr>
+                <w:b/>
+                <w:bCs/>
+                <w:szCs w:val="21"/>
+              </w:rPr>
+              <w:t xml:space="preserve">1.初始化3号</w:t>
+            </w:r>
+            <w:r>
+              <w:rPr>
+                <w:rFonts w:hint="eastAsia"/>
+                <w:b/>
+                <w:bCs/>
+                <w:szCs w:val="21"/>
+              </w:rPr>
+              <w:t>（</w:t>
+            </w:r>
+            <w:r>
+              <w:rPr>
+                <w:rFonts w:hint="eastAsia"/>
+                <w:b/>
+                <w:bCs/>
+                <w:szCs w:val="21"/>
+              </w:rPr>
+              <w:t xml:space="preserve">XQ_SU_CSH3_SU01</w:t>
+            </w:r>
+            <w:r>
+              <w:rPr>
+                <w:rFonts w:hint="eastAsia"/>
+                <w:b/>
+                <w:bCs/>
+                <w:szCs w:val="21"/>
+              </w:rPr>
+              <w:t>）</w:t>
+            </w:r>
+          </w:p>
+          <w:p>
+            <w:pPr>
+              <w:wordWrap w:val="0"/>
+              <w:adjustRightInd w:val="0"/>
+              <w:spacing w:afterLines="50" w:after="156"/>
+              <w:rPr>
+                <w:szCs w:val="21"/>
+              </w:rPr>
+            </w:pPr>
+            <w:r>
+              <w:rPr>
+                <w:rFonts w:hint="eastAsia"/>
+                <w:szCs w:val="21"/>
+              </w:rPr>
+              <w:t xml:space="preserve"/>
+            </w:r>
+            <w:r>
+              <w:t xml:space="preserve">期望是某样</w:t>
+            </w:r>
+            <w:r>
+              <w:rPr>
+                <w:rFonts w:hint="eastAsia"/>
+                <w:szCs w:val="21"/>
+              </w:rPr>
+              <w:t xml:space="preserve"/>
+            </w:r>
+            <w:r>
+              <w:t xml:space="preserve"/>
+            </w:r>
+          </w:p>
+        </w:tc>
+      </w:tr>
+    </w:tbl>
+    <w:p/>
+    <w:p>
+      <w:pPr>
+        <w:pStyle w:val="4"/>
+        <w:rPr>
+          <w:sz w:val="24"/>
+          <w:szCs w:val="24"/>
+        </w:rPr>
+      </w:pPr>
+      <w:r>
+        <w:rPr>
+          <w:sz w:val="24"/>
+          <w:szCs w:val="24"/>
+        </w:rPr>
+        <w:t xml:space="preserve">特殊测试项2号</w:t>
+      </w:r>
+    </w:p>
+    <w:p>
+      <w:pPr>
+        <w:spacing w:line="360" w:lineRule="auto"/>
+        <w:jc w:val="center"/>
+        <w:rPr>
+          <w:rFonts w:eastAsia="黑体"/>
+          <w:szCs w:val="21"/>
+        </w:rPr>
+      </w:pPr>
+      <w:r>
+        <w:rPr>
+          <w:rFonts w:eastAsia="黑体"/>
+          <w:szCs w:val="21"/>
+        </w:rPr>
+        <w:t>表</w:t>
+      </w:r>
+      <w:r>
+        <w:rPr>
+          <w:rFonts w:eastAsia="黑体"/>
+          <w:szCs w:val="21"/>
+        </w:rPr>
+        <w:fldChar w:fldCharType="begin"/>
+      </w:r>
+      <w:r>
+        <w:rPr>
+          <w:rFonts w:eastAsia="黑体"/>
+          <w:szCs w:val="21"/>
+        </w:rPr>
+        <w:instrText xml:space="preserve"> STYLEREF 1 \s </w:instrText>
+      </w:r>
+      <w:r>
+        <w:rPr>
+          <w:rFonts w:eastAsia="黑体"/>
+          <w:szCs w:val="21"/>
+        </w:rPr>
+        <w:fldChar w:fldCharType="separate"/>
+      </w:r>
+      <w:r>
+        <w:rPr>
+          <w:rFonts w:eastAsia="黑体"/>
+          <w:noProof/>
+          <w:szCs w:val="21"/>
+        </w:rPr>
+        <w:t>1</w:t>
+      </w:r>
+      <w:r>
+        <w:rPr>
+          <w:rFonts w:eastAsia="黑体"/>
+          <w:szCs w:val="21"/>
+        </w:rPr>
+        <w:fldChar w:fldCharType="end"/>
+      </w:r>
+      <w:r>
+        <w:rPr>
+          <w:rFonts w:eastAsia="黑体"/>
+          <w:szCs w:val="21"/>
+        </w:rPr>
+        <w:noBreakHyphen/>
+      </w:r>
+      <w:r>
+        <w:rPr>
+          <w:rFonts w:eastAsia="黑体"/>
+          <w:szCs w:val="21"/>
+        </w:rPr>
+        <w:fldChar w:fldCharType="begin"/>
+      </w:r>
+      <w:r>
+        <w:rPr>
+          <w:rFonts w:eastAsia="黑体"/>
+          <w:szCs w:val="21"/>
+        </w:rPr>
+        <w:instrText xml:space="preserve"> SEQ </w:instrText>
+      </w:r>
+      <w:r>
+        <w:rPr>
+          <w:rFonts w:eastAsia="黑体"/>
+          <w:szCs w:val="21"/>
+        </w:rPr>
+        <w:instrText>表</w:instrText>
+      </w:r>
+      <w:r>
+        <w:rPr>
+          <w:rFonts w:eastAsia="黑体"/>
+          <w:szCs w:val="21"/>
+        </w:rPr>
+        <w:instrText xml:space="preserve"> \* ARABIC \s 1 </w:instrText>
+      </w:r>
+      <w:r>
+        <w:rPr>
+          <w:rFonts w:eastAsia="黑体"/>
+          <w:szCs w:val="21"/>
+        </w:rPr>
+        <w:fldChar w:fldCharType="separate"/>
+      </w:r>
+      <w:r>
+        <w:rPr>
+          <w:rFonts w:eastAsia="黑体"/>
+          <w:noProof/>
+          <w:szCs w:val="21"/>
+        </w:rPr>
+        <w:t>2</w:t>
+      </w:r>
+      <w:r>
+        <w:rPr>
+          <w:rFonts w:eastAsia="黑体"/>
+          <w:szCs w:val="21"/>
+        </w:rPr>
+        <w:fldChar w:fldCharType="end"/>
+      </w:r>
+      <w:r>
+        <w:rPr>
+          <w:rFonts w:eastAsia="黑体" w:hint="eastAsia"/>
+          <w:szCs w:val="21"/>
+        </w:rPr>
+        <w:t xml:space="preserve">特殊测试项2号</w:t>
+      </w:r>
+      <w:r>
+        <w:rPr>
+          <w:rFonts w:eastAsia="黑体" w:hint="eastAsia"/>
+          <w:szCs w:val="21"/>
+        </w:rPr>
+        <w:t>测试项</w:t>
+      </w:r>
+    </w:p>
+    <w:tbl>
+      <w:tblPr>
+        <w:tblW w:w="0" w:type="auto"/>
+        <w:tblBorders>
+          <w:top w:val="single" w:sz="12" w:space="0" w:color="auto"/>
+          <w:left w:val="single" w:sz="12" w:space="0" w:color="auto"/>
+          <w:bottom w:val="single" w:sz="12" w:space="0" w:color="auto"/>
+          <w:right w:val="single" w:sz="12" w:space="0" w:color="auto"/>
+          <w:insideH w:val="single" w:sz="6" w:space="0" w:color="auto"/>
+          <w:insideV w:val="single" w:sz="6" w:space="0" w:color="auto"/>
+        </w:tblBorders>
+        <w:tblCellMar>
+          <w:top w:w="85" w:type="dxa"/>
+          <w:bottom w:w="85" w:type="dxa"/>
+        </w:tblCellMar>
+        <w:tblLook w:val="0000" w:firstRow="0" w:lastRow="0" w:firstColumn="0" w:lastColumn="0" w:noHBand="0" w:noVBand="0"/>
+      </w:tblPr>
+      <w:tblGrid>
+        <w:gridCol w:w="1329"/>
+        <w:gridCol w:w="2200"/>
+        <w:gridCol w:w="1402"/>
+        <w:gridCol w:w="1570"/>
+        <w:gridCol w:w="864"/>
+        <w:gridCol w:w="1675"/>
+      </w:tblGrid>
+      <w:tr>
+        <w:tc>
+          <w:tcPr>
+            <w:tcW w:w="1329" w:type="dxa"/>
+            <w:vAlign w:val="center"/>
+          </w:tcPr>
+          <w:p>
+            <w:pPr>
+              <w:spacing w:before="100" w:beforeAutospacing="1" w:after="100" w:afterAutospacing="1"/>
+              <w:jc w:val="center"/>
+              <w:rPr>
+                <w:rFonts w:ascii="黑体" w:eastAsia="黑体" w:hAnsi="黑体" w:hint="eastAsia"/>
+                <w:snapToGrid w:val="0"/>
+                <w:spacing w:val="2"/>
+                <w:szCs w:val="21"/>
+              </w:rPr>
+            </w:pPr>
+            <w:r>
+              <w:rPr>
+                <w:rFonts w:ascii="黑体" w:eastAsia="黑体" w:hAnsi="黑体"/>
+                <w:snapToGrid w:val="0"/>
+                <w:spacing w:val="2"/>
+                <w:szCs w:val="21"/>
+              </w:rPr>
+              <w:t>测试项名称</w:t>
+            </w:r>
+          </w:p>
+        </w:tc>
+        <w:tc>
+          <w:tcPr>
+            <w:tcW w:w="2200" w:type="dxa"/>
+            <w:vAlign w:val="center"/>
+          </w:tcPr>
+          <w:p>
+            <w:pPr>
+              <w:rPr>
+                <w:snapToGrid w:val="0"/>
+                <w:spacing w:val="2"/>
+                <w:szCs w:val="21"/>
+              </w:rPr>
+            </w:pPr>
+            <w:r>
+              <w:rPr>
+                <w:szCs w:val="21"/>
+              </w:rPr>
+              <w:t xml:space="preserve">特殊测试项2号</w:t>
+            </w:r>
+          </w:p>
+        </w:tc>
+        <w:tc>
+          <w:tcPr>
+            <w:tcW w:w="1402" w:type="dxa"/>
+            <w:vAlign w:val="center"/>
+          </w:tcPr>
+          <w:p>
+            <w:pPr>
+              <w:jc w:val="center"/>
+              <w:rPr>
+                <w:rFonts w:ascii="黑体" w:eastAsia="黑体" w:hAnsi="黑体" w:hint="eastAsia"/>
+                <w:snapToGrid w:val="0"/>
+                <w:szCs w:val="21"/>
+              </w:rPr>
+            </w:pPr>
+            <w:r>
+              <w:rPr>
+                <w:rFonts w:ascii="黑体" w:eastAsia="黑体" w:hAnsi="黑体"/>
+                <w:snapToGrid w:val="0"/>
+                <w:szCs w:val="21"/>
+              </w:rPr>
+              <w:t>测试项标识</w:t>
+            </w:r>
+          </w:p>
+        </w:tc>
+        <w:tc>
+          <w:tcPr>
+            <w:tcW w:w="1570" w:type="dxa"/>
+            <w:vAlign w:val="center"/>
+          </w:tcPr>
+          <w:p>
+            <w:pPr>
+              <w:jc w:val="center"/>
+              <w:rPr>
+                <w:snapToGrid w:val="0"/>
+                <w:szCs w:val="21"/>
+              </w:rPr>
+            </w:pPr>
+            <w:r>
+              <w:rPr>
+                <w:szCs w:val="21"/>
+              </w:rPr>
+              <w:t xml:space="preserve">XQ_SU_TS22</w:t>
+            </w:r>
+          </w:p>
+        </w:tc>
+        <w:tc>
+          <w:tcPr>
+            <w:tcW w:w="864" w:type="dxa"/>
+            <w:vAlign w:val="center"/>
+          </w:tcPr>
+          <w:p>
+            <w:pPr>
+              <w:jc w:val="center"/>
+              <w:rPr>
+                <w:rFonts w:ascii="黑体" w:eastAsia="黑体" w:hAnsi="黑体" w:hint="eastAsia"/>
+                <w:snapToGrid w:val="0"/>
+                <w:szCs w:val="21"/>
+              </w:rPr>
+            </w:pPr>
+            <w:r>
+              <w:rPr>
+                <w:rFonts w:ascii="黑体" w:eastAsia="黑体" w:hAnsi="黑体"/>
+                <w:snapToGrid w:val="0"/>
+                <w:szCs w:val="21"/>
+              </w:rPr>
+              <w:t>优先级</w:t>
+            </w:r>
+          </w:p>
+        </w:tc>
+        <w:tc>
+          <w:tcPr>
+            <w:tcW w:w="1675" w:type="dxa"/>
+            <w:vAlign w:val="center"/>
+          </w:tcPr>
+          <w:p>
+            <w:pPr>
+              <w:jc w:val="center"/>
+              <w:rPr>
+                <w:snapToGrid w:val="0"/>
+                <w:szCs w:val="21"/>
+              </w:rPr>
+            </w:pPr>
+            <w:r>
+              <w:rPr>
+                <w:szCs w:val="21"/>
+              </w:rPr>
+              <w:t xml:space="preserve">高</w:t>
+            </w:r>
+          </w:p>
+        </w:tc>
+      </w:tr>
+      <w:tr>
+        <w:tc>
+          <w:tcPr>
+            <w:tcW w:w="1329" w:type="dxa"/>
+            <w:vAlign w:val="center"/>
+          </w:tcPr>
+          <w:p>
+            <w:pPr>
+              <w:spacing w:before="100" w:beforeAutospacing="1" w:after="100" w:afterAutospacing="1"/>
+              <w:jc w:val="center"/>
+              <w:rPr>
+                <w:rFonts w:ascii="黑体" w:eastAsia="黑体" w:hAnsi="黑体" w:hint="eastAsia"/>
+                <w:snapToGrid w:val="0"/>
+                <w:spacing w:val="2"/>
+                <w:szCs w:val="21"/>
+              </w:rPr>
+            </w:pPr>
+            <w:r>
+              <w:rPr>
+                <w:rFonts w:ascii="黑体" w:eastAsia="黑体" w:hAnsi="黑体"/>
+                <w:snapToGrid w:val="0"/>
+                <w:spacing w:val="2"/>
+                <w:szCs w:val="21"/>
+              </w:rPr>
+              <w:t xml:space="preserve">追踪关系</w:t>
+            </w:r>
+          </w:p>
+        </w:tc>
+        <w:tc>
+          <w:tcPr>
+            <w:tcW w:w="7711" w:type="dxa"/>
+            <w:gridSpan w:val="5"/>
+            <w:vAlign w:val="center"/>
+          </w:tcPr>
+          <w:p>
+            <w:pPr>
+              <w:wordWrap w:val="0"/>
+              <w:adjustRightInd w:val="0"/>
+              <w:rPr>
+                <w:szCs w:val="21"/>
+              </w:rPr>
+            </w:pPr>
+            <w:r>
+              <w:rPr>
+                <w:szCs w:val="21"/>
+              </w:rPr>
+              <w:t>《</w:t>
+            </w:r>
+            <w:r>
+              <w:rPr>
+                <w:szCs w:val="21"/>
+              </w:rPr>
+              <w:t xml:space="preserve">需求规格说明</w:t>
+            </w:r>
+            <w:r>
+              <w:rPr>
+                <w:szCs w:val="21"/>
+              </w:rPr>
+              <w:t>》</w:t>
+            </w:r>
+            <w:r>
+              <w:rPr>
+                <w:szCs w:val="21"/>
+              </w:rPr>
+              <w:t xml:space="preserve">-3.1.4-特殊功能测试</w:t>
+            </w:r>
+          </w:p>
+        </w:tc>
+      </w:tr>
+      <w:tr>
+        <w:tc>
+          <w:tcPr>
+            <w:tcW w:w="1329" w:type="dxa"/>
+            <w:vAlign w:val="center"/>
+          </w:tcPr>
+          <w:p>
+            <w:pPr>
+              <w:spacing w:before="100" w:beforeAutospacing="1" w:after="100" w:afterAutospacing="1"/>
+              <w:jc w:val="center"/>
+              <w:rPr>
+                <w:rFonts w:ascii="黑体" w:eastAsia="黑体" w:hAnsi="黑体" w:hint="eastAsia"/>
+                <w:snapToGrid w:val="0"/>
+                <w:spacing w:val="2"/>
+                <w:szCs w:val="21"/>
+              </w:rPr>
+            </w:pPr>
+            <w:r>
+              <w:rPr>
+                <w:rFonts w:ascii="黑体" w:eastAsia="黑体" w:hAnsi="黑体"/>
+                <w:snapToGrid w:val="0"/>
+                <w:spacing w:val="2"/>
+                <w:szCs w:val="21"/>
+              </w:rPr>
+              <w:t xml:space="preserve">需求描述</w:t>
+            </w:r>
+          </w:p>
+        </w:tc>
+        <w:tc>
+          <w:tcPr>
+            <w:tcW w:w="7711" w:type="dxa"/>
+            <w:gridSpan w:val="5"/>
+            <w:vAlign w:val="center"/>
+          </w:tcPr>
+          <w:p>
+            <w:pPr>
+              <w:wordWrap w:val="0"/>
+              <w:adjustRightInd w:val="0"/>
+              <w:rPr>
+                <w:szCs w:val="21"/>
+              </w:rPr>
+            </w:pPr>
+            <w:r>
+              <w:rPr>
+                <w:rFonts w:hint="eastAsia"/>
+                <w:szCs w:val="21"/>
+              </w:rPr>
+              <w:t xml:space="preserve"/>
+            </w:r>
+            <w:r>
+              <w:rPr>
+                <w:szCs w:val="21"/>
+              </w:rPr>
+              <w:t xml:space="preserve">特殊功能描述</w:t>
+            </w:r>
+            <w:r>
+              <w:rPr>
+                <w:rFonts w:hint="eastAsia"/>
+                <w:szCs w:val="21"/>
+              </w:rPr>
+              <w:t xml:space="preserve"/>
+            </w:r>
+          </w:p>
+        </w:tc>
+      </w:tr>
+      <w:tr>
+        <w:tc>
+          <w:tcPr>
+            <w:tcW w:w="1329" w:type="dxa"/>
+            <w:vAlign w:val="center"/>
+          </w:tcPr>
+          <w:p>
+            <w:pPr>
+              <w:spacing w:before="100" w:beforeAutospacing="1" w:after="100" w:afterAutospacing="1"/>
+              <w:jc w:val="center"/>
+              <w:rPr>
+                <w:rFonts w:ascii="黑体" w:eastAsia="黑体" w:hAnsi="黑体" w:hint="eastAsia"/>
+                <w:snapToGrid w:val="0"/>
+                <w:spacing w:val="2"/>
+                <w:szCs w:val="21"/>
+              </w:rPr>
+            </w:pPr>
+            <w:r>
+              <w:rPr>
+                <w:rFonts w:ascii="黑体" w:eastAsia="黑体" w:hAnsi="黑体" w:hint="eastAsia"/>
+                <w:snapToGrid w:val="0"/>
+                <w:spacing w:val="2"/>
+                <w:szCs w:val="21"/>
+              </w:rPr>
+              <w:t>测试手段</w:t>
+            </w:r>
+          </w:p>
+        </w:tc>
+        <w:tc>
+          <w:tcPr>
+            <w:tcW w:w="7711" w:type="dxa"/>
+            <w:gridSpan w:val="5"/>
+            <w:vAlign w:val="center"/>
+          </w:tcPr>
+          <w:p>
+            <w:pPr>
+              <w:wordWrap w:val="0"/>
+              <w:adjustRightInd w:val="0"/>
+              <w:rPr>
+                <w:szCs w:val="21"/>
+              </w:rPr>
+            </w:pPr>
+            <w:r>
+              <w:rPr>
+                <w:szCs w:val="21"/>
+              </w:rPr>
+              <w:t xml:space="preserve">动态测试 </w:t>
+            </w:r>
+          </w:p>
+        </w:tc>
+      </w:tr>
+      <w:tr>
+        <w:tc>
+          <w:tcPr>
+            <w:tcW w:w="1329" w:type="dxa"/>
+            <w:vAlign w:val="center"/>
+          </w:tcPr>
+          <w:p>
+            <w:pPr>
+              <w:spacing w:before="100" w:beforeAutospacing="1" w:after="100" w:afterAutospacing="1"/>
+              <w:jc w:val="center"/>
+              <w:rPr>
+                <w:rFonts w:ascii="黑体" w:eastAsia="黑体" w:hAnsi="黑体" w:hint="eastAsia"/>
+                <w:snapToGrid w:val="0"/>
+                <w:spacing w:val="2"/>
+                <w:szCs w:val="21"/>
+              </w:rPr>
+            </w:pPr>
+            <w:r>
+              <w:rPr>
+                <w:rFonts w:ascii="黑体" w:eastAsia="黑体" w:hAnsi="黑体"/>
+                <w:snapToGrid w:val="0"/>
+                <w:spacing w:val="2"/>
+                <w:szCs w:val="21"/>
+              </w:rPr>
+              <w:t>测试项描述</w:t>
+            </w:r>
+          </w:p>
+        </w:tc>
+        <w:tc>
+          <w:tcPr>
+            <w:tcW w:w="7711" w:type="dxa"/>
+            <w:gridSpan w:val="5"/>
+            <w:vAlign w:val="center"/>
+          </w:tcPr>
+          <w:p>
+            <w:pPr>
+              <w:tabs>
+                <w:tab w:val="left" w:pos="425"/>
+              </w:tabs>
+              <w:jc w:val="left"/>
+              <w:rPr>
+                <w:b/>
+                <w:snapToGrid w:val="0"/>
+                <w:szCs w:val="21"/>
+              </w:rPr>
+            </w:pPr>
+            <w:r>
+              <w:rPr>
+                <w:rFonts w:hint="eastAsia"/>
+                <w:szCs w:val="21"/>
+              </w:rPr>
+              <w:t xml:space="preserve">方针</w:t>
+            </w:r>
+          </w:p>
+          <w:p>
+            <w:pPr>
+              <w:tabs>
+                <w:tab w:val="left" w:pos="425"/>
+              </w:tabs>
+              <w:jc w:val="left"/>
+              <w:rPr>
+                <w:b/>
+                <w:snapToGrid w:val="0"/>
+                <w:szCs w:val="21"/>
+              </w:rPr>
+            </w:pPr>
+            <w:r>
+              <w:rPr>
+                <w:rFonts w:hint="eastAsia"/>
+                <w:szCs w:val="21"/>
+              </w:rPr>
+              <w:t xml:space="preserve">政策</w:t>
+            </w:r>
+          </w:p>
+        </w:tc>
+      </w:tr>
+      <w:tr>
+        <w:tc>
+          <w:tcPr>
+            <w:tcW w:w="1329" w:type="dxa"/>
+            <w:vAlign w:val="center"/>
+          </w:tcPr>
+          <w:p>
+            <w:pPr>
+              <w:spacing w:before="100" w:beforeAutospacing="1" w:after="100" w:afterAutospacing="1"/>
+              <w:jc w:val="center"/>
+              <w:rPr>
+                <w:rFonts w:ascii="黑体" w:eastAsia="黑体" w:hAnsi="黑体" w:hint="eastAsia"/>
+                <w:snapToGrid w:val="0"/>
+                <w:spacing w:val="2"/>
+                <w:szCs w:val="21"/>
+              </w:rPr>
+            </w:pPr>
+            <w:r>
+              <w:rPr>
+                <w:rFonts w:ascii="黑体" w:eastAsia="黑体" w:hAnsi="黑体"/>
+                <w:snapToGrid w:val="0"/>
+                <w:spacing w:val="2"/>
+                <w:szCs w:val="21"/>
+              </w:rPr>
+              <w:t>测试方法</w:t>
+            </w:r>
+          </w:p>
+        </w:tc>
+        <w:tc>
+          <w:tcPr>
+            <w:tcW w:w="7711" w:type="dxa"/>
+            <w:gridSpan w:val="5"/>
+            <w:shd w:val="clear" w:color="auto" w:fill="auto"/>
+          </w:tcPr>
+          <w:p>
+            <w:pPr>
+              <w:wordWrap w:val="0"/>
+              <w:adjustRightInd w:val="0"/>
+              <w:spacing w:line="360" w:lineRule="auto"/>
+              <w:rPr>
+                <w:b/>
+                <w:bCs/>
+                <w:szCs w:val="21"/>
+              </w:rPr>
+            </w:pPr>
+            <w:r>
+              <w:rPr>
+                <w:b/>
+                <w:bCs/>
+                <w:szCs w:val="21"/>
+              </w:rPr>
+              <w:t xml:space="preserve">1.测试名称</w:t>
+            </w:r>
+            <w:r>
+              <w:rPr>
+                <w:rFonts w:hint="eastAsia"/>
+                <w:b/>
+                <w:bCs/>
+                <w:szCs w:val="21"/>
+              </w:rPr>
+              <w:t>（</w:t>
+            </w:r>
+            <w:r>
+              <w:rPr>
+                <w:rFonts w:hint="eastAsia"/>
+                <w:b/>
+                <w:bCs/>
+                <w:szCs w:val="21"/>
+              </w:rPr>
+              <w:t xml:space="preserve">XQ_SU_TS22_SU01</w:t>
+            </w:r>
+            <w:r>
+              <w:rPr>
+                <w:rFonts w:hint="eastAsia"/>
+                <w:b/>
+                <w:bCs/>
+                <w:szCs w:val="21"/>
+              </w:rPr>
+              <w:t>）</w:t>
+            </w:r>
+          </w:p>
+          <w:p>
+            <w:pPr>
+              <w:wordWrap w:val="0"/>
+              <w:adjustRightInd w:val="0"/>
+              <w:spacing w:afterLines="50" w:after="156"/>
+              <w:rPr>
+                <w:szCs w:val="21"/>
+              </w:rPr>
+            </w:pPr>
+            <w:r>
+              <w:rPr>
+                <w:rFonts w:hint="eastAsia"/>
+                <w:szCs w:val="21"/>
+              </w:rPr>
+              <w:t xml:space="preserve"/>
+            </w:r>
+            <w:r>
+              <w:t xml:space="preserve"/>
+            </w:r>
+            <w:r>
+              <w:rPr>
+                <w:rFonts w:hint="eastAsia"/>
+                <w:szCs w:val="21"/>
+              </w:rPr>
+              <w:t xml:space="preserve">在xxx条件下</w:t>
+            </w:r>
+            <w:r>
+              <w:rPr>
+                <w:rFonts w:hint="eastAsia"/>
+                <w:szCs w:val="21"/>
+              </w:rPr>
+              <w:t>，</w:t>
+            </w:r>
+            <w:r>
+              <w:rPr>
+                <w:rFonts w:hint="eastAsia"/>
+                <w:szCs w:val="21"/>
+              </w:rPr>
+              <w:t xml:space="preserve"/>
+            </w:r>
+            <w:r>
+              <w:t xml:space="preserve"/>
+            </w:r>
+            <w:r>
+              <w:rPr>
+                <w:rFonts w:hint="eastAsia"/>
+                <w:szCs w:val="21"/>
+              </w:rPr>
+              <w:t xml:space="preserve"/>
+            </w:r>
+            <w:r>
+              <w:t xml:space="preserve"/>
+            </w:r>
+            <w:r>
+              <w:rPr>
+                <w:rFonts w:hint="eastAsia"/>
+                <w:szCs w:val="21"/>
+              </w:rPr>
+              <w:t xml:space="preserve">进行xx操作</w:t>
+            </w:r>
+            <w:r>
+              <w:rPr>
+                <w:rFonts w:hint="eastAsia"/>
+                <w:szCs w:val="21"/>
+              </w:rPr>
+              <w:t xml:space="preserve"/>
+            </w:r>
+            <w:r>
+              <w:t xml:space="preserve"/>
+            </w:r>
+            <w:r>
+              <w:t xml:space="preserve"/>
+            </w:r>
+            <w:r>
+              <w:rPr>
+                <w:rFonts w:hint="eastAsia"/>
+                <w:szCs w:val="21"/>
+              </w:rPr>
+              <w:t>，</w:t>
+            </w:r>
+            <w:r>
+              <w:rPr>
+                <w:rFonts w:hint="eastAsia"/>
+                <w:szCs w:val="21"/>
+              </w:rPr>
+              <w:t xml:space="preserve">观察xxxx</w:t>
+            </w:r>
+            <w:r>
+              <w:rPr>
+                <w:rFonts w:hint="eastAsia"/>
+                <w:szCs w:val="21"/>
+              </w:rPr>
+              <w:t xml:space="preserve"/>
+            </w:r>
+            <w:r>
+              <w:t xml:space="preserve"/>
+            </w:r>
+          </w:p>
+        </w:tc>
+      </w:tr>
+      <w:tr>
+        <w:tc>
+          <w:tcPr>
+            <w:tcW w:w="1329" w:type="dxa"/>
+            <w:vAlign w:val="center"/>
+          </w:tcPr>
+          <w:p>
+            <w:pPr>
+              <w:spacing w:before="100" w:beforeAutospacing="1" w:after="100" w:afterAutospacing="1"/>
+              <w:jc w:val="center"/>
+              <w:rPr>
+                <w:rFonts w:ascii="黑体" w:eastAsia="黑体" w:hAnsi="黑体" w:hint="eastAsia"/>
+                <w:snapToGrid w:val="0"/>
+                <w:spacing w:val="2"/>
+                <w:szCs w:val="21"/>
+              </w:rPr>
+            </w:pPr>
+            <w:r>
+              <w:rPr>
+                <w:rFonts w:ascii="黑体" w:eastAsia="黑体" w:hAnsi="黑体"/>
+                <w:snapToGrid w:val="0"/>
+                <w:spacing w:val="2"/>
+                <w:szCs w:val="21"/>
+              </w:rPr>
+              <w:t>充分性要求</w:t>
+            </w:r>
+          </w:p>
+        </w:tc>
+        <w:tc>
+          <w:tcPr>
+            <w:tcW w:w="7711" w:type="dxa"/>
+            <w:gridSpan w:val="5"/>
+            <w:vAlign w:val="center"/>
+          </w:tcPr>
+          <w:p>
+            <w:pPr>
+              <w:jc w:val="left"/>
+              <w:textAlignment w:val="center"/>
+              <w:rPr>
+                <w:snapToGrid w:val="0"/>
+                <w:szCs w:val="21"/>
+              </w:rPr>
+            </w:pPr>
+            <w:r>
+              <w:rPr>
+                <w:rFonts w:hint="eastAsia"/>
+                <w:snapToGrid w:val="0"/>
+                <w:szCs w:val="21"/>
+              </w:rPr>
+              <w:t xml:space="preserve">测试用例覆盖测试名称子项要求的全部内容。</w:t>
+            </w:r>
+          </w:p>
+          <w:p>
+            <w:pPr>
+              <w:jc w:val="left"/>
+              <w:textAlignment w:val="center"/>
+              <w:rPr>
+                <w:snapToGrid w:val="0"/>
+                <w:szCs w:val="21"/>
+              </w:rPr>
+            </w:pPr>
+            <w:r>
+              <w:rPr>
+                <w:rFonts w:hint="eastAsia"/>
+                <w:snapToGrid w:val="0"/>
+                <w:szCs w:val="21"/>
+              </w:rPr>
+              <w:t xml:space="preserve">所有用例执行完毕，对于未执行的用例说明未执行原因。</w:t>
+            </w:r>
+          </w:p>
+        </w:tc>
+      </w:tr>
+      <w:tr>
+        <w:tc>
+          <w:tcPr>
+            <w:tcW w:w="1329" w:type="dxa"/>
+            <w:vAlign w:val="center"/>
+          </w:tcPr>
+          <w:p>
+            <w:pPr>
+              <w:spacing w:before="100" w:beforeAutospacing="1" w:after="100" w:afterAutospacing="1"/>
+              <w:jc w:val="center"/>
+              <w:rPr>
+                <w:rFonts w:ascii="黑体" w:eastAsia="黑体" w:hAnsi="黑体" w:hint="eastAsia"/>
+                <w:snapToGrid w:val="0"/>
+                <w:spacing w:val="2"/>
+                <w:szCs w:val="21"/>
+              </w:rPr>
+            </w:pPr>
+            <w:r>
+              <w:rPr>
+                <w:rFonts w:ascii="黑体" w:eastAsia="黑体" w:hAnsi="黑体"/>
+                <w:snapToGrid w:val="0"/>
+                <w:spacing w:val="2"/>
+                <w:szCs w:val="21"/>
+              </w:rPr>
+              <w:t xml:space="preserve">通过准则</w:t>
+            </w:r>
+          </w:p>
+        </w:tc>
+        <w:tc>
+          <w:tcPr>
+            <w:tcW w:w="7711" w:type="dxa"/>
+            <w:gridSpan w:val="5"/>
+            <w:vAlign w:val="center"/>
+          </w:tcPr>
+          <w:p>
+            <w:pPr>
+              <w:wordWrap w:val="0"/>
+              <w:adjustRightInd w:val="0"/>
+              <w:spacing w:line="360" w:lineRule="auto"/>
+              <w:rPr>
+                <w:b/>
+                <w:bCs/>
+                <w:szCs w:val="21"/>
+              </w:rPr>
+            </w:pPr>
+            <w:r>
+              <w:rPr>
+                <w:b/>
+                <w:bCs/>
+                <w:szCs w:val="21"/>
+              </w:rPr>
+              <w:t xml:space="preserve">1.测试名称</w:t>
+            </w:r>
+            <w:r>
+              <w:rPr>
+                <w:rFonts w:hint="eastAsia"/>
+                <w:b/>
+                <w:bCs/>
+                <w:szCs w:val="21"/>
+              </w:rPr>
+              <w:t>（</w:t>
+            </w:r>
+            <w:r>
+              <w:rPr>
+                <w:rFonts w:hint="eastAsia"/>
+                <w:b/>
+                <w:bCs/>
+                <w:szCs w:val="21"/>
+              </w:rPr>
+              <w:t xml:space="preserve">XQ_SU_TS22_SU01</w:t>
+            </w:r>
+            <w:r>
+              <w:rPr>
+                <w:rFonts w:hint="eastAsia"/>
+                <w:b/>
+                <w:bCs/>
+                <w:szCs w:val="21"/>
+              </w:rPr>
+              <w:t>）</w:t>
+            </w:r>
+          </w:p>
+          <w:p>
+            <w:pPr>
+              <w:wordWrap w:val="0"/>
+              <w:adjustRightInd w:val="0"/>
+              <w:spacing w:afterLines="50" w:after="156"/>
+              <w:rPr>
+                <w:szCs w:val="21"/>
+              </w:rPr>
+            </w:pPr>
+            <w:r>
+              <w:rPr>
+                <w:rFonts w:hint="eastAsia"/>
+                <w:szCs w:val="21"/>
+              </w:rPr>
+              <w:t xml:space="preserve"/>
+            </w:r>
+            <w:r>
+              <w:t xml:space="preserve">OK的</w:t>
+            </w:r>
+            <w:r>
+              <w:rPr>
+                <w:rFonts w:hint="eastAsia"/>
+                <w:szCs w:val="21"/>
+              </w:rPr>
+              <w:t xml:space="preserve"/>
+            </w:r>
+            <w:r>
+              <w:t xml:space="preserve"/>
             </w:r>
           </w:p>
         </w:tc>
@@ -3882,7 +7584,7 @@
 </file>
 
 <file path=word/endnotes.xml><?xml version="1.0" encoding="utf-8"?>
-<w:endnotes xmlns:wpc="http://schemas.microsoft.com/office/word/2010/wordprocessingCanvas" xmlns:cx="http://schemas.microsoft.com/office/drawing/2014/chartex" xmlns:cx1="http://schemas.microsoft.com/office/drawing/2015/9/8/chartex" xmlns:cx2="http://schemas.microsoft.com/office/drawing/2015/10/21/chartex" xmlns:cx3="http://schemas.microsoft.com/office/drawing/2016/5/9/chartex" xmlns:cx4="http://schemas.microsoft.com/office/drawing/2016/5/10/chartex" xmlns:cx5="http://schemas.microsoft.com/office/drawing/2016/5/11/chartex" xmlns:cx6="http://schemas.microsoft.com/office/drawing/2016/5/12/chartex" xmlns:cx7="http://schemas.microsoft.com/office/drawing/2016/5/13/chartex" xmlns:cx8="http://schemas.microsoft.com/office/drawing/2016/5/14/chartex" xmlns:mc="http://schemas.openxmlformats.org/markup-compatibility/2006" xmlns:aink="http://schemas.microsoft.com/office/drawing/2016/ink" xmlns:am3d="http://schemas.microsoft.com/office/drawing/2017/model3d" xmlns:o="urn:schemas-microsoft-com:office:office" xmlns:oel="http://schemas.microsoft.com/office/2019/extlst" xmlns:r="http://schemas.openxmlformats.org/officeDocument/2006/relationships" xmlns:m="http://schemas.openxmlformats.org/officeDocument/2006/math" xmlns:v="urn:schemas-microsoft-com:vml" xmlns:wp14="http://schemas.microsoft.com/office/word/2010/wordprocessingDrawing" xmlns:wp="http://schemas.openxmlformats.org/drawingml/2006/wordprocessingDrawing" xmlns:w10="urn:schemas-microsoft-com:office:word" xmlns:w="http://schemas.openxmlformats.org/wordprocessingml/2006/main" xmlns:w14="http://schemas.microsoft.com/office/word/2010/wordml" xmlns:w15="http://schemas.microsoft.com/office/word/2012/wordml" xmlns:w16cex="http://schemas.microsoft.com/office/word/2018/wordml/cex" xmlns:w16cid="http://schemas.microsoft.com/office/word/2016/wordml/cid" xmlns:w16="http://schemas.microsoft.com/office/word/2018/wordml" xmlns:w16du="http://schemas.microsoft.com/office/word/2023/wordml/word16du" xmlns:w16sdtdh="http://schemas.microsoft.com/office/word/2020/wordml/sdtdatahash" xmlns:w16se="http://schemas.microsoft.com/office/word/2015/wordml/symex" xmlns:wpg="http://schemas.microsoft.com/office/word/2010/wordprocessingGroup" xmlns:wpi="http://schemas.microsoft.com/office/word/2010/wordprocessingInk" xmlns:wne="http://schemas.microsoft.com/office/word/2006/wordml" xmlns:wps="http://schemas.microsoft.com/office/word/2010/wordprocessingShape" mc:Ignorable="w14 w15 w16se w16cid w16 w16cex w16sdtdh w16du wp14">
+<w:endnotes xmlns:wpc="http://schemas.microsoft.com/office/word/2010/wordprocessingCanvas" xmlns:cx="http://schemas.microsoft.com/office/drawing/2014/chartex" xmlns:cx1="http://schemas.microsoft.com/office/drawing/2015/9/8/chartex" xmlns:cx2="http://schemas.microsoft.com/office/drawing/2015/10/21/chartex" xmlns:cx3="http://schemas.microsoft.com/office/drawing/2016/5/9/chartex" xmlns:cx4="http://schemas.microsoft.com/office/drawing/2016/5/10/chartex" xmlns:cx5="http://schemas.microsoft.com/office/drawing/2016/5/11/chartex" xmlns:cx6="http://schemas.microsoft.com/office/drawing/2016/5/12/chartex" xmlns:cx7="http://schemas.microsoft.com/office/drawing/2016/5/13/chartex" xmlns:cx8="http://schemas.microsoft.com/office/drawing/2016/5/14/chartex" xmlns:mc="http://schemas.openxmlformats.org/markup-compatibility/2006" xmlns:aink="http://schemas.microsoft.com/office/drawing/2016/ink" xmlns:am3d="http://schemas.microsoft.com/office/drawing/2017/model3d" xmlns:o="urn:schemas-microsoft-com:office:office" xmlns:oel="http://schemas.microsoft.com/office/2019/extlst" xmlns:r="http://schemas.openxmlformats.org/officeDocument/2006/relationships" xmlns:m="http://schemas.openxmlformats.org/officeDocument/2006/math" xmlns:v="urn:schemas-microsoft-com:vml" xmlns:wp14="http://schemas.microsoft.com/office/word/2010/wordprocessingDrawing" xmlns:wp="http://schemas.openxmlformats.org/drawingml/2006/wordprocessingDrawing" xmlns:w10="urn:schemas-microsoft-com:office:word" xmlns:w="http://schemas.openxmlformats.org/wordprocessingml/2006/main" xmlns:w14="http://schemas.microsoft.com/office/word/2010/wordml" xmlns:w15="http://schemas.microsoft.com/office/word/2012/wordml" xmlns:w16cex="http://schemas.microsoft.com/office/word/2018/wordml/cex" xmlns:w16cid="http://schemas.microsoft.com/office/word/2016/wordml/cid" xmlns:w16="http://schemas.microsoft.com/office/word/2018/wordml" xmlns:w16du="http://schemas.microsoft.com/office/word/2023/wordml/word16du" xmlns:w16sdtdh="http://schemas.microsoft.com/office/word/2020/wordml/sdtdatahash" xmlns:w16sdtfl="http://schemas.microsoft.com/office/word/2024/wordml/sdtformatlock" xmlns:w16se="http://schemas.microsoft.com/office/word/2015/wordml/symex" xmlns:wpg="http://schemas.microsoft.com/office/word/2010/wordprocessingGroup" xmlns:wpi="http://schemas.microsoft.com/office/word/2010/wordprocessingInk" xmlns:wne="http://schemas.microsoft.com/office/word/2006/wordml" xmlns:wps="http://schemas.microsoft.com/office/word/2010/wordprocessingShape" mc:Ignorable="w14 w15 w16se w16cid w16 w16cex w16sdtdh w16sdtfl w16du wp14">
   <w:endnote w:type="separator" w:id="-1">
     <w:p>
       <w:r>
@@ -3901,7 +7603,7 @@
 </file>
 
 <file path=word/footer1.xml><?xml version="1.0" encoding="utf-8"?>
-<w:ftr xmlns:wpc="http://schemas.microsoft.com/office/word/2010/wordprocessingCanvas" xmlns:cx="http://schemas.microsoft.com/office/drawing/2014/chartex" xmlns:cx1="http://schemas.microsoft.com/office/drawing/2015/9/8/chartex" xmlns:cx2="http://schemas.microsoft.com/office/drawing/2015/10/21/chartex" xmlns:cx3="http://schemas.microsoft.com/office/drawing/2016/5/9/chartex" xmlns:cx4="http://schemas.microsoft.com/office/drawing/2016/5/10/chartex" xmlns:cx5="http://schemas.microsoft.com/office/drawing/2016/5/11/chartex" xmlns:cx6="http://schemas.microsoft.com/office/drawing/2016/5/12/chartex" xmlns:cx7="http://schemas.microsoft.com/office/drawing/2016/5/13/chartex" xmlns:cx8="http://schemas.microsoft.com/office/drawing/2016/5/14/chartex" xmlns:mc="http://schemas.openxmlformats.org/markup-compatibility/2006" xmlns:aink="http://schemas.microsoft.com/office/drawing/2016/ink" xmlns:am3d="http://schemas.microsoft.com/office/drawing/2017/model3d" xmlns:o="urn:schemas-microsoft-com:office:office" xmlns:oel="http://schemas.microsoft.com/office/2019/extlst" xmlns:r="http://schemas.openxmlformats.org/officeDocument/2006/relationships" xmlns:m="http://schemas.openxmlformats.org/officeDocument/2006/math" xmlns:v="urn:schemas-microsoft-com:vml" xmlns:wp14="http://schemas.microsoft.com/office/word/2010/wordprocessingDrawing" xmlns:wp="http://schemas.openxmlformats.org/drawingml/2006/wordprocessingDrawing" xmlns:w10="urn:schemas-microsoft-com:office:word" xmlns:w="http://schemas.openxmlformats.org/wordprocessingml/2006/main" xmlns:w14="http://schemas.microsoft.com/office/word/2010/wordml" xmlns:w15="http://schemas.microsoft.com/office/word/2012/wordml" xmlns:w16cex="http://schemas.microsoft.com/office/word/2018/wordml/cex" xmlns:w16cid="http://schemas.microsoft.com/office/word/2016/wordml/cid" xmlns:w16="http://schemas.microsoft.com/office/word/2018/wordml" xmlns:w16du="http://schemas.microsoft.com/office/word/2023/wordml/word16du" xmlns:w16sdtdh="http://schemas.microsoft.com/office/word/2020/wordml/sdtdatahash" xmlns:w16se="http://schemas.microsoft.com/office/word/2015/wordml/symex" xmlns:wpg="http://schemas.microsoft.com/office/word/2010/wordprocessingGroup" xmlns:wpi="http://schemas.microsoft.com/office/word/2010/wordprocessingInk" xmlns:wne="http://schemas.microsoft.com/office/word/2006/wordml" xmlns:wps="http://schemas.microsoft.com/office/word/2010/wordprocessingShape" mc:Ignorable="w14 w15 w16se w16cid w16 w16cex w16sdtdh w16du wp14">
+<w:ftr xmlns:wpc="http://schemas.microsoft.com/office/word/2010/wordprocessingCanvas" xmlns:cx="http://schemas.microsoft.com/office/drawing/2014/chartex" xmlns:cx1="http://schemas.microsoft.com/office/drawing/2015/9/8/chartex" xmlns:cx2="http://schemas.microsoft.com/office/drawing/2015/10/21/chartex" xmlns:cx3="http://schemas.microsoft.com/office/drawing/2016/5/9/chartex" xmlns:cx4="http://schemas.microsoft.com/office/drawing/2016/5/10/chartex" xmlns:cx5="http://schemas.microsoft.com/office/drawing/2016/5/11/chartex" xmlns:cx6="http://schemas.microsoft.com/office/drawing/2016/5/12/chartex" xmlns:cx7="http://schemas.microsoft.com/office/drawing/2016/5/13/chartex" xmlns:cx8="http://schemas.microsoft.com/office/drawing/2016/5/14/chartex" xmlns:mc="http://schemas.openxmlformats.org/markup-compatibility/2006" xmlns:aink="http://schemas.microsoft.com/office/drawing/2016/ink" xmlns:am3d="http://schemas.microsoft.com/office/drawing/2017/model3d" xmlns:o="urn:schemas-microsoft-com:office:office" xmlns:oel="http://schemas.microsoft.com/office/2019/extlst" xmlns:r="http://schemas.openxmlformats.org/officeDocument/2006/relationships" xmlns:m="http://schemas.openxmlformats.org/officeDocument/2006/math" xmlns:v="urn:schemas-microsoft-com:vml" xmlns:wp14="http://schemas.microsoft.com/office/word/2010/wordprocessingDrawing" xmlns:wp="http://schemas.openxmlformats.org/drawingml/2006/wordprocessingDrawing" xmlns:w10="urn:schemas-microsoft-com:office:word" xmlns:w="http://schemas.openxmlformats.org/wordprocessingml/2006/main" xmlns:w14="http://schemas.microsoft.com/office/word/2010/wordml" xmlns:w15="http://schemas.microsoft.com/office/word/2012/wordml" xmlns:w16cex="http://schemas.microsoft.com/office/word/2018/wordml/cex" xmlns:w16cid="http://schemas.microsoft.com/office/word/2016/wordml/cid" xmlns:w16="http://schemas.microsoft.com/office/word/2018/wordml" xmlns:w16du="http://schemas.microsoft.com/office/word/2023/wordml/word16du" xmlns:w16sdtdh="http://schemas.microsoft.com/office/word/2020/wordml/sdtdatahash" xmlns:w16sdtfl="http://schemas.microsoft.com/office/word/2024/wordml/sdtformatlock" xmlns:w16se="http://schemas.microsoft.com/office/word/2015/wordml/symex" xmlns:wpg="http://schemas.microsoft.com/office/word/2010/wordprocessingGroup" xmlns:wpi="http://schemas.microsoft.com/office/word/2010/wordprocessingInk" xmlns:wne="http://schemas.microsoft.com/office/word/2006/wordml" xmlns:wps="http://schemas.microsoft.com/office/word/2010/wordprocessingShape" mc:Ignorable="w14 w15 w16se w16cid w16 w16cex w16sdtdh w16sdtfl w16du wp14">
   <w:p>
     <w:pPr>
       <w:ind w:firstLine="360"/>
@@ -3911,7 +7613,7 @@
 </file>
 
 <file path=word/footnotes.xml><?xml version="1.0" encoding="utf-8"?>
-<w:footnotes xmlns:wpc="http://schemas.microsoft.com/office/word/2010/wordprocessingCanvas" xmlns:cx="http://schemas.microsoft.com/office/drawing/2014/chartex" xmlns:cx1="http://schemas.microsoft.com/office/drawing/2015/9/8/chartex" xmlns:cx2="http://schemas.microsoft.com/office/drawing/2015/10/21/chartex" xmlns:cx3="http://schemas.microsoft.com/office/drawing/2016/5/9/chartex" xmlns:cx4="http://schemas.microsoft.com/office/drawing/2016/5/10/chartex" xmlns:cx5="http://schemas.microsoft.com/office/drawing/2016/5/11/chartex" xmlns:cx6="http://schemas.microsoft.com/office/drawing/2016/5/12/chartex" xmlns:cx7="http://schemas.microsoft.com/office/drawing/2016/5/13/chartex" xmlns:cx8="http://schemas.microsoft.com/office/drawing/2016/5/14/chartex" xmlns:mc="http://schemas.openxmlformats.org/markup-compatibility/2006" xmlns:aink="http://schemas.microsoft.com/office/drawing/2016/ink" xmlns:am3d="http://schemas.microsoft.com/office/drawing/2017/model3d" xmlns:o="urn:schemas-microsoft-com:office:office" xmlns:oel="http://schemas.microsoft.com/office/2019/extlst" xmlns:r="http://schemas.openxmlformats.org/officeDocument/2006/relationships" xmlns:m="http://schemas.openxmlformats.org/officeDocument/2006/math" xmlns:v="urn:schemas-microsoft-com:vml" xmlns:wp14="http://schemas.microsoft.com/office/word/2010/wordprocessingDrawing" xmlns:wp="http://schemas.openxmlformats.org/drawingml/2006/wordprocessingDrawing" xmlns:w10="urn:schemas-microsoft-com:office:word" xmlns:w="http://schemas.openxmlformats.org/wordprocessingml/2006/main" xmlns:w14="http://schemas.microsoft.com/office/word/2010/wordml" xmlns:w15="http://schemas.microsoft.com/office/word/2012/wordml" xmlns:w16cex="http://schemas.microsoft.com/office/word/2018/wordml/cex" xmlns:w16cid="http://schemas.microsoft.com/office/word/2016/wordml/cid" xmlns:w16="http://schemas.microsoft.com/office/word/2018/wordml" xmlns:w16du="http://schemas.microsoft.com/office/word/2023/wordml/word16du" xmlns:w16sdtdh="http://schemas.microsoft.com/office/word/2020/wordml/sdtdatahash" xmlns:w16se="http://schemas.microsoft.com/office/word/2015/wordml/symex" xmlns:wpg="http://schemas.microsoft.com/office/word/2010/wordprocessingGroup" xmlns:wpi="http://schemas.microsoft.com/office/word/2010/wordprocessingInk" xmlns:wne="http://schemas.microsoft.com/office/word/2006/wordml" xmlns:wps="http://schemas.microsoft.com/office/word/2010/wordprocessingShape" mc:Ignorable="w14 w15 w16se w16cid w16 w16cex w16sdtdh w16du wp14">
+<w:footnotes xmlns:wpc="http://schemas.microsoft.com/office/word/2010/wordprocessingCanvas" xmlns:cx="http://schemas.microsoft.com/office/drawing/2014/chartex" xmlns:cx1="http://schemas.microsoft.com/office/drawing/2015/9/8/chartex" xmlns:cx2="http://schemas.microsoft.com/office/drawing/2015/10/21/chartex" xmlns:cx3="http://schemas.microsoft.com/office/drawing/2016/5/9/chartex" xmlns:cx4="http://schemas.microsoft.com/office/drawing/2016/5/10/chartex" xmlns:cx5="http://schemas.microsoft.com/office/drawing/2016/5/11/chartex" xmlns:cx6="http://schemas.microsoft.com/office/drawing/2016/5/12/chartex" xmlns:cx7="http://schemas.microsoft.com/office/drawing/2016/5/13/chartex" xmlns:cx8="http://schemas.microsoft.com/office/drawing/2016/5/14/chartex" xmlns:mc="http://schemas.openxmlformats.org/markup-compatibility/2006" xmlns:aink="http://schemas.microsoft.com/office/drawing/2016/ink" xmlns:am3d="http://schemas.microsoft.com/office/drawing/2017/model3d" xmlns:o="urn:schemas-microsoft-com:office:office" xmlns:oel="http://schemas.microsoft.com/office/2019/extlst" xmlns:r="http://schemas.openxmlformats.org/officeDocument/2006/relationships" xmlns:m="http://schemas.openxmlformats.org/officeDocument/2006/math" xmlns:v="urn:schemas-microsoft-com:vml" xmlns:wp14="http://schemas.microsoft.com/office/word/2010/wordprocessingDrawing" xmlns:wp="http://schemas.openxmlformats.org/drawingml/2006/wordprocessingDrawing" xmlns:w10="urn:schemas-microsoft-com:office:word" xmlns:w="http://schemas.openxmlformats.org/wordprocessingml/2006/main" xmlns:w14="http://schemas.microsoft.com/office/word/2010/wordml" xmlns:w15="http://schemas.microsoft.com/office/word/2012/wordml" xmlns:w16cex="http://schemas.microsoft.com/office/word/2018/wordml/cex" xmlns:w16cid="http://schemas.microsoft.com/office/word/2016/wordml/cid" xmlns:w16="http://schemas.microsoft.com/office/word/2018/wordml" xmlns:w16du="http://schemas.microsoft.com/office/word/2023/wordml/word16du" xmlns:w16sdtdh="http://schemas.microsoft.com/office/word/2020/wordml/sdtdatahash" xmlns:w16sdtfl="http://schemas.microsoft.com/office/word/2024/wordml/sdtformatlock" xmlns:w16se="http://schemas.microsoft.com/office/word/2015/wordml/symex" xmlns:wpg="http://schemas.microsoft.com/office/word/2010/wordprocessingGroup" xmlns:wpi="http://schemas.microsoft.com/office/word/2010/wordprocessingInk" xmlns:wne="http://schemas.microsoft.com/office/word/2006/wordml" xmlns:wps="http://schemas.microsoft.com/office/word/2010/wordprocessingShape" mc:Ignorable="w14 w15 w16se w16cid w16 w16cex w16sdtdh w16sdtfl w16du wp14">
   <w:footnote w:type="separator" w:id="-1">
     <w:p>
       <w:r>
@@ -3930,7 +7632,7 @@
 </file>
 
 <file path=word/header1.xml><?xml version="1.0" encoding="utf-8"?>
-<w:hdr xmlns:wpc="http://schemas.microsoft.com/office/word/2010/wordprocessingCanvas" xmlns:cx="http://schemas.microsoft.com/office/drawing/2014/chartex" xmlns:cx1="http://schemas.microsoft.com/office/drawing/2015/9/8/chartex" xmlns:cx2="http://schemas.microsoft.com/office/drawing/2015/10/21/chartex" xmlns:cx3="http://schemas.microsoft.com/office/drawing/2016/5/9/chartex" xmlns:cx4="http://schemas.microsoft.com/office/drawing/2016/5/10/chartex" xmlns:cx5="http://schemas.microsoft.com/office/drawing/2016/5/11/chartex" xmlns:cx6="http://schemas.microsoft.com/office/drawing/2016/5/12/chartex" xmlns:cx7="http://schemas.microsoft.com/office/drawing/2016/5/13/chartex" xmlns:cx8="http://schemas.microsoft.com/office/drawing/2016/5/14/chartex" xmlns:mc="http://schemas.openxmlformats.org/markup-compatibility/2006" xmlns:aink="http://schemas.microsoft.com/office/drawing/2016/ink" xmlns:am3d="http://schemas.microsoft.com/office/drawing/2017/model3d" xmlns:o="urn:schemas-microsoft-com:office:office" xmlns:oel="http://schemas.microsoft.com/office/2019/extlst" xmlns:r="http://schemas.openxmlformats.org/officeDocument/2006/relationships" xmlns:m="http://schemas.openxmlformats.org/officeDocument/2006/math" xmlns:v="urn:schemas-microsoft-com:vml" xmlns:wp14="http://schemas.microsoft.com/office/word/2010/wordprocessingDrawing" xmlns:wp="http://schemas.openxmlformats.org/drawingml/2006/wordprocessingDrawing" xmlns:w10="urn:schemas-microsoft-com:office:word" xmlns:w="http://schemas.openxmlformats.org/wordprocessingml/2006/main" xmlns:w14="http://schemas.microsoft.com/office/word/2010/wordml" xmlns:w15="http://schemas.microsoft.com/office/word/2012/wordml" xmlns:w16cex="http://schemas.microsoft.com/office/word/2018/wordml/cex" xmlns:w16cid="http://schemas.microsoft.com/office/word/2016/wordml/cid" xmlns:w16="http://schemas.microsoft.com/office/word/2018/wordml" xmlns:w16du="http://schemas.microsoft.com/office/word/2023/wordml/word16du" xmlns:w16sdtdh="http://schemas.microsoft.com/office/word/2020/wordml/sdtdatahash" xmlns:w16se="http://schemas.microsoft.com/office/word/2015/wordml/symex" xmlns:wpg="http://schemas.microsoft.com/office/word/2010/wordprocessingGroup" xmlns:wpi="http://schemas.microsoft.com/office/word/2010/wordprocessingInk" xmlns:wne="http://schemas.microsoft.com/office/word/2006/wordml" xmlns:wps="http://schemas.microsoft.com/office/word/2010/wordprocessingShape" mc:Ignorable="w14 w15 w16se w16cid w16 w16cex w16sdtdh w16du wp14">
+<w:hdr xmlns:wpc="http://schemas.microsoft.com/office/word/2010/wordprocessingCanvas" xmlns:cx="http://schemas.microsoft.com/office/drawing/2014/chartex" xmlns:cx1="http://schemas.microsoft.com/office/drawing/2015/9/8/chartex" xmlns:cx2="http://schemas.microsoft.com/office/drawing/2015/10/21/chartex" xmlns:cx3="http://schemas.microsoft.com/office/drawing/2016/5/9/chartex" xmlns:cx4="http://schemas.microsoft.com/office/drawing/2016/5/10/chartex" xmlns:cx5="http://schemas.microsoft.com/office/drawing/2016/5/11/chartex" xmlns:cx6="http://schemas.microsoft.com/office/drawing/2016/5/12/chartex" xmlns:cx7="http://schemas.microsoft.com/office/drawing/2016/5/13/chartex" xmlns:cx8="http://schemas.microsoft.com/office/drawing/2016/5/14/chartex" xmlns:mc="http://schemas.openxmlformats.org/markup-compatibility/2006" xmlns:aink="http://schemas.microsoft.com/office/drawing/2016/ink" xmlns:am3d="http://schemas.microsoft.com/office/drawing/2017/model3d" xmlns:o="urn:schemas-microsoft-com:office:office" xmlns:oel="http://schemas.microsoft.com/office/2019/extlst" xmlns:r="http://schemas.openxmlformats.org/officeDocument/2006/relationships" xmlns:m="http://schemas.openxmlformats.org/officeDocument/2006/math" xmlns:v="urn:schemas-microsoft-com:vml" xmlns:wp14="http://schemas.microsoft.com/office/word/2010/wordprocessingDrawing" xmlns:wp="http://schemas.openxmlformats.org/drawingml/2006/wordprocessingDrawing" xmlns:w10="urn:schemas-microsoft-com:office:word" xmlns:w="http://schemas.openxmlformats.org/wordprocessingml/2006/main" xmlns:w14="http://schemas.microsoft.com/office/word/2010/wordml" xmlns:w15="http://schemas.microsoft.com/office/word/2012/wordml" xmlns:w16cex="http://schemas.microsoft.com/office/word/2018/wordml/cex" xmlns:w16cid="http://schemas.microsoft.com/office/word/2016/wordml/cid" xmlns:w16="http://schemas.microsoft.com/office/word/2018/wordml" xmlns:w16du="http://schemas.microsoft.com/office/word/2023/wordml/word16du" xmlns:w16sdtdh="http://schemas.microsoft.com/office/word/2020/wordml/sdtdatahash" xmlns:w16sdtfl="http://schemas.microsoft.com/office/word/2024/wordml/sdtformatlock" xmlns:w16se="http://schemas.microsoft.com/office/word/2015/wordml/symex" xmlns:wpg="http://schemas.microsoft.com/office/word/2010/wordprocessingGroup" xmlns:wpi="http://schemas.microsoft.com/office/word/2010/wordprocessingInk" xmlns:wne="http://schemas.microsoft.com/office/word/2006/wordml" xmlns:wps="http://schemas.microsoft.com/office/word/2010/wordprocessingShape" mc:Ignorable="w14 w15 w16se w16cid w16 w16cex w16sdtdh w16sdtfl w16du wp14">
   <w:p>
     <w:pPr>
       <w:ind w:firstLine="360"/>
@@ -3940,7 +7642,7 @@
 </file>
 
 <file path=word/numbering.xml><?xml version="1.0" encoding="utf-8"?>
-<w:numbering xmlns:wpc="http://schemas.microsoft.com/office/word/2010/wordprocessingCanvas" xmlns:cx="http://schemas.microsoft.com/office/drawing/2014/chartex" xmlns:cx1="http://schemas.microsoft.com/office/drawing/2015/9/8/chartex" xmlns:cx2="http://schemas.microsoft.com/office/drawing/2015/10/21/chartex" xmlns:cx3="http://schemas.microsoft.com/office/drawing/2016/5/9/chartex" xmlns:cx4="http://schemas.microsoft.com/office/drawing/2016/5/10/chartex" xmlns:cx5="http://schemas.microsoft.com/office/drawing/2016/5/11/chartex" xmlns:cx6="http://schemas.microsoft.com/office/drawing/2016/5/12/chartex" xmlns:cx7="http://schemas.microsoft.com/office/drawing/2016/5/13/chartex" xmlns:cx8="http://schemas.microsoft.com/office/drawing/2016/5/14/chartex" xmlns:mc="http://schemas.openxmlformats.org/markup-compatibility/2006" xmlns:aink="http://schemas.microsoft.com/office/drawing/2016/ink" xmlns:am3d="http://schemas.microsoft.com/office/drawing/2017/model3d" xmlns:o="urn:schemas-microsoft-com:office:office" xmlns:oel="http://schemas.microsoft.com/office/2019/extlst" xmlns:r="http://schemas.openxmlformats.org/officeDocument/2006/relationships" xmlns:m="http://schemas.openxmlformats.org/officeDocument/2006/math" xmlns:v="urn:schemas-microsoft-com:vml" xmlns:wp14="http://schemas.microsoft.com/office/word/2010/wordprocessingDrawing" xmlns:wp="http://schemas.openxmlformats.org/drawingml/2006/wordprocessingDrawing" xmlns:w10="urn:schemas-microsoft-com:office:word" xmlns:w="http://schemas.openxmlformats.org/wordprocessingml/2006/main" xmlns:w14="http://schemas.microsoft.com/office/word/2010/wordml" xmlns:w15="http://schemas.microsoft.com/office/word/2012/wordml" xmlns:w16cex="http://schemas.microsoft.com/office/word/2018/wordml/cex" xmlns:w16cid="http://schemas.microsoft.com/office/word/2016/wordml/cid" xmlns:w16="http://schemas.microsoft.com/office/word/2018/wordml" xmlns:w16du="http://schemas.microsoft.com/office/word/2023/wordml/word16du" xmlns:w16sdtdh="http://schemas.microsoft.com/office/word/2020/wordml/sdtdatahash" xmlns:w16se="http://schemas.microsoft.com/office/word/2015/wordml/symex" xmlns:wpg="http://schemas.microsoft.com/office/word/2010/wordprocessingGroup" xmlns:wpi="http://schemas.microsoft.com/office/word/2010/wordprocessingInk" xmlns:wne="http://schemas.microsoft.com/office/word/2006/wordml" xmlns:wps="http://schemas.microsoft.com/office/word/2010/wordprocessingShape" mc:Ignorable="w14 w15 w16se w16cid w16 w16cex w16sdtdh w16du wp14">
+<w:numbering xmlns:wpc="http://schemas.microsoft.com/office/word/2010/wordprocessingCanvas" xmlns:cx="http://schemas.microsoft.com/office/drawing/2014/chartex" xmlns:cx1="http://schemas.microsoft.com/office/drawing/2015/9/8/chartex" xmlns:cx2="http://schemas.microsoft.com/office/drawing/2015/10/21/chartex" xmlns:cx3="http://schemas.microsoft.com/office/drawing/2016/5/9/chartex" xmlns:cx4="http://schemas.microsoft.com/office/drawing/2016/5/10/chartex" xmlns:cx5="http://schemas.microsoft.com/office/drawing/2016/5/11/chartex" xmlns:cx6="http://schemas.microsoft.com/office/drawing/2016/5/12/chartex" xmlns:cx7="http://schemas.microsoft.com/office/drawing/2016/5/13/chartex" xmlns:cx8="http://schemas.microsoft.com/office/drawing/2016/5/14/chartex" xmlns:mc="http://schemas.openxmlformats.org/markup-compatibility/2006" xmlns:aink="http://schemas.microsoft.com/office/drawing/2016/ink" xmlns:am3d="http://schemas.microsoft.com/office/drawing/2017/model3d" xmlns:o="urn:schemas-microsoft-com:office:office" xmlns:oel="http://schemas.microsoft.com/office/2019/extlst" xmlns:r="http://schemas.openxmlformats.org/officeDocument/2006/relationships" xmlns:m="http://schemas.openxmlformats.org/officeDocument/2006/math" xmlns:v="urn:schemas-microsoft-com:vml" xmlns:wp14="http://schemas.microsoft.com/office/word/2010/wordprocessingDrawing" xmlns:wp="http://schemas.openxmlformats.org/drawingml/2006/wordprocessingDrawing" xmlns:w10="urn:schemas-microsoft-com:office:word" xmlns:w="http://schemas.openxmlformats.org/wordprocessingml/2006/main" xmlns:w14="http://schemas.microsoft.com/office/word/2010/wordml" xmlns:w15="http://schemas.microsoft.com/office/word/2012/wordml" xmlns:w16cex="http://schemas.microsoft.com/office/word/2018/wordml/cex" xmlns:w16cid="http://schemas.microsoft.com/office/word/2016/wordml/cid" xmlns:w16="http://schemas.microsoft.com/office/word/2018/wordml" xmlns:w16du="http://schemas.microsoft.com/office/word/2023/wordml/word16du" xmlns:w16sdtdh="http://schemas.microsoft.com/office/word/2020/wordml/sdtdatahash" xmlns:w16sdtfl="http://schemas.microsoft.com/office/word/2024/wordml/sdtformatlock" xmlns:w16se="http://schemas.microsoft.com/office/word/2015/wordml/symex" xmlns:wpg="http://schemas.microsoft.com/office/word/2010/wordprocessingGroup" xmlns:wpi="http://schemas.microsoft.com/office/word/2010/wordprocessingInk" xmlns:wne="http://schemas.microsoft.com/office/word/2006/wordml" xmlns:wps="http://schemas.microsoft.com/office/word/2010/wordprocessingShape" mc:Ignorable="w14 w15 w16se w16cid w16 w16cex w16sdtdh w16sdtfl w16du wp14">
   <w:abstractNum w:abstractNumId="0" w15:restartNumberingAfterBreak="0">
     <w:nsid w:val="FFFFFF7E"/>
     <w:multiLevelType w:val="singleLevel"/>
@@ -10402,7 +14104,7 @@
 </file>
 
 <file path=word/styles.xml><?xml version="1.0" encoding="utf-8"?>
-<w:styles xmlns:mc="http://schemas.openxmlformats.org/markup-compatibility/2006" xmlns:r="http://schemas.openxmlformats.org/officeDocument/2006/relationships" xmlns:w="http://schemas.openxmlformats.org/wordprocessingml/2006/main" xmlns:w14="http://schemas.microsoft.com/office/word/2010/wordml" xmlns:w15="http://schemas.microsoft.com/office/word/2012/wordml" xmlns:w16cex="http://schemas.microsoft.com/office/word/2018/wordml/cex" xmlns:w16cid="http://schemas.microsoft.com/office/word/2016/wordml/cid" xmlns:w16="http://schemas.microsoft.com/office/word/2018/wordml" xmlns:w16du="http://schemas.microsoft.com/office/word/2023/wordml/word16du" xmlns:w16sdtdh="http://schemas.microsoft.com/office/word/2020/wordml/sdtdatahash" xmlns:w16se="http://schemas.microsoft.com/office/word/2015/wordml/symex" mc:Ignorable="w14 w15 w16se w16cid w16 w16cex w16sdtdh w16du">
+<w:styles xmlns:mc="http://schemas.openxmlformats.org/markup-compatibility/2006" xmlns:r="http://schemas.openxmlformats.org/officeDocument/2006/relationships" xmlns:w="http://schemas.openxmlformats.org/wordprocessingml/2006/main" xmlns:w14="http://schemas.microsoft.com/office/word/2010/wordml" xmlns:w15="http://schemas.microsoft.com/office/word/2012/wordml" xmlns:w16cex="http://schemas.microsoft.com/office/word/2018/wordml/cex" xmlns:w16cid="http://schemas.microsoft.com/office/word/2016/wordml/cid" xmlns:w16="http://schemas.microsoft.com/office/word/2018/wordml" xmlns:w16du="http://schemas.microsoft.com/office/word/2023/wordml/word16du" xmlns:w16sdtdh="http://schemas.microsoft.com/office/word/2020/wordml/sdtdatahash" xmlns:w16sdtfl="http://schemas.microsoft.com/office/word/2024/wordml/sdtformatlock" xmlns:w16se="http://schemas.microsoft.com/office/word/2015/wordml/symex" mc:Ignorable="w14 w15 w16se w16cid w16 w16cex w16sdtdh w16sdtfl w16du">
   <w:docDefaults>
     <w:rPrDefault>
       <w:rPr>
@@ -11016,7 +14718,6 @@
   <w:style w:type="character" w:default="1" w:styleId="ab">
     <w:name w:val="Default Paragraph Font"/>
     <w:uiPriority w:val="1"/>
-    <w:semiHidden/>
     <w:unhideWhenUsed/>
   </w:style>
   <w:style w:type="table" w:default="1" w:styleId="ac">
